--- a/a12-机器人学导论作业/机器人学导论课考查作业.docx
+++ b/a12-机器人学导论作业/机器人学导论课考查作业.docx
@@ -1,6 +1,6 @@
 
 <file path=word/document.xml><?xml version="1.0" encoding="utf-8"?>
-<w:document xmlns:wpc="http://schemas.microsoft.com/office/word/2010/wordprocessingCanvas" xmlns:cx="http://schemas.microsoft.com/office/drawing/2014/chartex" xmlns:cx1="http://schemas.microsoft.com/office/drawing/2015/9/8/chartex" xmlns:cx2="http://schemas.microsoft.com/office/drawing/2015/10/21/chartex" xmlns:cx3="http://schemas.microsoft.com/office/drawing/2016/5/9/chartex" xmlns:cx4="http://schemas.microsoft.com/office/drawing/2016/5/10/chartex" xmlns:cx5="http://schemas.microsoft.com/office/drawing/2016/5/11/chartex" xmlns:cx6="http://schemas.microsoft.com/office/drawing/2016/5/12/chartex" xmlns:cx7="http://schemas.microsoft.com/office/drawing/2016/5/13/chartex" xmlns:cx8="http://schemas.microsoft.com/office/drawing/2016/5/14/chartex" xmlns:mc="http://schemas.openxmlformats.org/markup-compatibility/2006" xmlns:aink="http://schemas.microsoft.com/office/drawing/2016/ink" xmlns:am3d="http://schemas.microsoft.com/office/drawing/2017/model3d" xmlns:o="urn:schemas-microsoft-com:office:office" xmlns:oel="http://schemas.microsoft.com/office/2019/extlst" xmlns:r="http://schemas.openxmlformats.org/officeDocument/2006/relationships" xmlns:m="http://schemas.openxmlformats.org/officeDocument/2006/math" xmlns:v="urn:schemas-microsoft-com:vml" xmlns:wp14="http://schemas.microsoft.com/office/word/2010/wordprocessingDrawing" xmlns:wp="http://schemas.openxmlformats.org/drawingml/2006/wordprocessingDrawing" xmlns:w10="urn:schemas-microsoft-com:office:word" xmlns:w="http://schemas.openxmlformats.org/wordprocessingml/2006/main" xmlns:w14="http://schemas.microsoft.com/office/word/2010/wordml" xmlns:w15="http://schemas.microsoft.com/office/word/2012/wordml" xmlns:w16cex="http://schemas.microsoft.com/office/word/2018/wordml/cex" xmlns:w16cid="http://schemas.microsoft.com/office/word/2016/wordml/cid" xmlns:w16="http://schemas.microsoft.com/office/word/2018/wordml" xmlns:w16du="http://schemas.microsoft.com/office/word/2023/wordml/word16du" xmlns:w16sdtdh="http://schemas.microsoft.com/office/word/2020/wordml/sdtdatahash" xmlns:w16se="http://schemas.microsoft.com/office/word/2015/wordml/symex" xmlns:wpg="http://schemas.microsoft.com/office/word/2010/wordprocessingGroup" xmlns:wpi="http://schemas.microsoft.com/office/word/2010/wordprocessingInk" xmlns:wne="http://schemas.microsoft.com/office/word/2006/wordml" xmlns:wps="http://schemas.microsoft.com/office/word/2010/wordprocessingShape" mc:Ignorable="w14 w15 w16se w16cid w16 w16cex w16sdtdh w16du wp14">
+<w:document xmlns:wpc="http://schemas.microsoft.com/office/word/2010/wordprocessingCanvas" xmlns:cx="http://schemas.microsoft.com/office/drawing/2014/chartex" xmlns:cx1="http://schemas.microsoft.com/office/drawing/2015/9/8/chartex" xmlns:cx2="http://schemas.microsoft.com/office/drawing/2015/10/21/chartex" xmlns:cx3="http://schemas.microsoft.com/office/drawing/2016/5/9/chartex" xmlns:cx4="http://schemas.microsoft.com/office/drawing/2016/5/10/chartex" xmlns:cx5="http://schemas.microsoft.com/office/drawing/2016/5/11/chartex" xmlns:cx6="http://schemas.microsoft.com/office/drawing/2016/5/12/chartex" xmlns:cx7="http://schemas.microsoft.com/office/drawing/2016/5/13/chartex" xmlns:cx8="http://schemas.microsoft.com/office/drawing/2016/5/14/chartex" xmlns:mc="http://schemas.openxmlformats.org/markup-compatibility/2006" xmlns:aink="http://schemas.microsoft.com/office/drawing/2016/ink" xmlns:am3d="http://schemas.microsoft.com/office/drawing/2017/model3d" xmlns:o="urn:schemas-microsoft-com:office:office" xmlns:oel="http://schemas.microsoft.com/office/2019/extlst" xmlns:r="http://schemas.openxmlformats.org/officeDocument/2006/relationships" xmlns:m="http://schemas.openxmlformats.org/officeDocument/2006/math" xmlns:v="urn:schemas-microsoft-com:vml" xmlns:wp14="http://schemas.microsoft.com/office/word/2010/wordprocessingDrawing" xmlns:wp="http://schemas.openxmlformats.org/drawingml/2006/wordprocessingDrawing" xmlns:w10="urn:schemas-microsoft-com:office:word" xmlns:w="http://schemas.openxmlformats.org/wordprocessingml/2006/main" xmlns:w14="http://schemas.microsoft.com/office/word/2010/wordml" xmlns:w15="http://schemas.microsoft.com/office/word/2012/wordml" xmlns:w16cex="http://schemas.microsoft.com/office/word/2018/wordml/cex" xmlns:w16cid="http://schemas.microsoft.com/office/word/2016/wordml/cid" xmlns:w16="http://schemas.microsoft.com/office/word/2018/wordml" xmlns:w16sdtdh="http://schemas.microsoft.com/office/word/2020/wordml/sdtdatahash" xmlns:w16se="http://schemas.microsoft.com/office/word/2015/wordml/symex" xmlns:wpg="http://schemas.microsoft.com/office/word/2010/wordprocessingGroup" xmlns:wpi="http://schemas.microsoft.com/office/word/2010/wordprocessingInk" xmlns:wne="http://schemas.microsoft.com/office/word/2006/wordml" xmlns:wps="http://schemas.microsoft.com/office/word/2010/wordprocessingShape" mc:Ignorable="w14 w15 w16se w16cid w16 w16cex w16sdtdh wp14">
   <w:body>
     <w:p>
       <w:pPr>
@@ -14,49 +14,31 @@
         <w:rPr>
           <w:rFonts w:ascii="黑体" w:eastAsia="黑体" w:hAnsi="黑体" w:hint="eastAsia"/>
         </w:rPr>
-        <w:t>机器人学</w:t>
+        <w:t>机器人学202</w:t>
       </w:r>
       <w:r>
         <w:rPr>
           <w:rFonts w:ascii="黑体" w:eastAsia="黑体" w:hAnsi="黑体" w:hint="eastAsia"/>
         </w:rPr>
-        <w:t>202</w:t>
+        <w:t>5</w:t>
       </w:r>
       <w:r>
         <w:rPr>
           <w:rFonts w:ascii="黑体" w:eastAsia="黑体" w:hAnsi="黑体" w:hint="eastAsia"/>
         </w:rPr>
-        <w:t>3</w:t>
+        <w:t>-20</w:t>
       </w:r>
       <w:r>
         <w:rPr>
           <w:rFonts w:ascii="黑体" w:eastAsia="黑体" w:hAnsi="黑体" w:hint="eastAsia"/>
         </w:rPr>
-        <w:t>-202</w:t>
+        <w:t>26</w:t>
       </w:r>
       <w:r>
         <w:rPr>
           <w:rFonts w:ascii="黑体" w:eastAsia="黑体" w:hAnsi="黑体" w:hint="eastAsia"/>
         </w:rPr>
-        <w:t>4</w:t>
-      </w:r>
-      <w:r>
-        <w:rPr>
-          <w:rFonts w:ascii="黑体" w:eastAsia="黑体" w:hAnsi="黑体" w:hint="eastAsia"/>
-        </w:rPr>
-        <w:t>学年第</w:t>
-      </w:r>
-      <w:r>
-        <w:rPr>
-          <w:rFonts w:ascii="黑体" w:eastAsia="黑体" w:hAnsi="黑体" w:hint="eastAsia"/>
-        </w:rPr>
-        <w:t>2</w:t>
-      </w:r>
-      <w:r>
-        <w:rPr>
-          <w:rFonts w:ascii="黑体" w:eastAsia="黑体" w:hAnsi="黑体" w:hint="eastAsia"/>
-        </w:rPr>
-        <w:t>学期期末考查报告</w:t>
+        <w:t>学年第2学期期末考查报告</w:t>
       </w:r>
     </w:p>
     <w:p>
@@ -75,66 +57,74 @@
           <w:b/>
           <w:sz w:val="24"/>
         </w:rPr>
-        <w:t xml:space="preserve">姓名：   </w:t>
-      </w:r>
-      <w:r>
-        <w:rPr>
-          <w:rFonts w:ascii="仿宋" w:eastAsia="仿宋" w:hAnsi="仿宋" w:hint="eastAsia"/>
-          <w:b/>
-          <w:sz w:val="24"/>
-        </w:rPr>
-        <w:t xml:space="preserve"> </w:t>
-      </w:r>
-      <w:r>
-        <w:rPr>
-          <w:rFonts w:ascii="仿宋" w:eastAsia="仿宋" w:hAnsi="仿宋" w:hint="eastAsia"/>
-          <w:b/>
-          <w:sz w:val="24"/>
-        </w:rPr>
-        <w:t xml:space="preserve">      班级：           学号：</w:t>
-      </w:r>
-    </w:p>
-    <w:p>
-      <w:pPr>
-        <w:spacing w:line="360" w:lineRule="auto"/>
-        <w:jc w:val="left"/>
-        <w:rPr>
-          <w:rFonts w:ascii="仿宋" w:eastAsia="仿宋" w:hAnsi="仿宋" w:hint="eastAsia"/>
-          <w:b/>
-          <w:sz w:val="24"/>
-        </w:rPr>
-      </w:pPr>
-      <w:r>
-        <w:rPr>
-          <w:rFonts w:ascii="仿宋" w:eastAsia="仿宋" w:hAnsi="仿宋" w:hint="eastAsia"/>
-          <w:b/>
-          <w:sz w:val="24"/>
-        </w:rPr>
-        <w:t>一、</w:t>
-      </w:r>
-      <w:r>
-        <w:rPr>
-          <w:rFonts w:ascii="仿宋" w:eastAsia="仿宋" w:hAnsi="仿宋" w:hint="eastAsia"/>
-          <w:b/>
-          <w:sz w:val="24"/>
-        </w:rPr>
-        <w:t>期末考查</w:t>
-      </w:r>
-      <w:r>
-        <w:rPr>
-          <w:rFonts w:ascii="仿宋" w:eastAsia="仿宋" w:hAnsi="仿宋" w:hint="eastAsia"/>
-          <w:b/>
-          <w:sz w:val="24"/>
-        </w:rPr>
-        <w:t>作业：机器人关节多项式轨迹MATLAB求解与验证（算法说明书）</w:t>
-      </w:r>
-    </w:p>
-    <w:p>
-      <w:pPr>
-        <w:spacing w:line="360" w:lineRule="auto"/>
-        <w:jc w:val="left"/>
-        <w:rPr>
-          <w:rFonts w:ascii="仿宋" w:eastAsia="仿宋" w:hAnsi="仿宋"/>
+        <w:t>姓名：</w:t>
+      </w:r>
+      <w:r>
+        <w:rPr>
+          <w:rFonts w:ascii="仿宋" w:eastAsia="仿宋" w:hAnsi="仿宋" w:hint="eastAsia"/>
+          <w:b/>
+          <w:sz w:val="24"/>
+        </w:rPr>
+        <w:t>陈煜暄</w:t>
+      </w:r>
+      <w:r>
+        <w:rPr>
+          <w:rFonts w:ascii="仿宋" w:eastAsia="仿宋" w:hAnsi="仿宋" w:hint="eastAsia"/>
+          <w:b/>
+          <w:sz w:val="24"/>
+        </w:rPr>
+        <w:t xml:space="preserve">          班级：   </w:t>
+      </w:r>
+      <w:r>
+        <w:rPr>
+          <w:rFonts w:ascii="仿宋" w:eastAsia="仿宋" w:hAnsi="仿宋" w:hint="eastAsia"/>
+          <w:b/>
+          <w:sz w:val="24"/>
+        </w:rPr>
+        <w:t>机制231</w:t>
+      </w:r>
+      <w:r>
+        <w:rPr>
+          <w:rFonts w:ascii="仿宋" w:eastAsia="仿宋" w:hAnsi="仿宋" w:hint="eastAsia"/>
+          <w:b/>
+          <w:sz w:val="24"/>
+        </w:rPr>
+        <w:t xml:space="preserve">        学号：</w:t>
+      </w:r>
+      <w:r>
+        <w:rPr>
+          <w:rFonts w:ascii="仿宋" w:eastAsia="仿宋" w:hAnsi="仿宋" w:hint="eastAsia"/>
+          <w:b/>
+          <w:sz w:val="24"/>
+        </w:rPr>
+        <w:t>23414030110</w:t>
+      </w:r>
+    </w:p>
+    <w:p>
+      <w:pPr>
+        <w:spacing w:line="360" w:lineRule="auto"/>
+        <w:jc w:val="left"/>
+        <w:rPr>
+          <w:rFonts w:ascii="仿宋" w:eastAsia="仿宋" w:hAnsi="仿宋" w:hint="eastAsia"/>
+          <w:b/>
+          <w:sz w:val="24"/>
+        </w:rPr>
+      </w:pPr>
+      <w:r>
+        <w:rPr>
+          <w:rFonts w:ascii="仿宋" w:eastAsia="仿宋" w:hAnsi="仿宋" w:hint="eastAsia"/>
+          <w:b/>
+          <w:sz w:val="24"/>
+        </w:rPr>
+        <w:t>一、期末考查作业：机器人关节多项式轨迹MATLAB求解与验证（算法说明书）</w:t>
+      </w:r>
+    </w:p>
+    <w:p>
+      <w:pPr>
+        <w:spacing w:line="360" w:lineRule="auto"/>
+        <w:jc w:val="left"/>
+        <w:rPr>
+          <w:rFonts w:ascii="仿宋" w:eastAsia="仿宋" w:hAnsi="仿宋" w:hint="eastAsia"/>
           <w:sz w:val="24"/>
         </w:rPr>
       </w:pPr>
@@ -171,7 +161,7 @@
         <w:spacing w:line="360" w:lineRule="auto"/>
         <w:jc w:val="left"/>
         <w:rPr>
-          <w:rFonts w:ascii="仿宋" w:eastAsia="仿宋" w:hAnsi="仿宋"/>
+          <w:rFonts w:ascii="仿宋" w:eastAsia="仿宋" w:hAnsi="仿宋" w:hint="eastAsia"/>
           <w:b/>
           <w:sz w:val="24"/>
         </w:rPr>
@@ -190,7 +180,7 @@
         <w:spacing w:line="360" w:lineRule="auto"/>
         <w:jc w:val="left"/>
         <w:rPr>
-          <w:rFonts w:ascii="仿宋" w:eastAsia="仿宋" w:hAnsi="仿宋"/>
+          <w:rFonts w:ascii="仿宋" w:eastAsia="仿宋" w:hAnsi="仿宋" w:hint="eastAsia"/>
           <w:b/>
           <w:sz w:val="24"/>
         </w:rPr>
@@ -209,19 +199,20 @@
         <w:spacing w:line="360" w:lineRule="auto"/>
         <w:jc w:val="left"/>
         <w:rPr>
-          <w:rFonts w:ascii="仿宋" w:eastAsia="仿宋" w:hAnsi="仿宋"/>
-          <w:b/>
-          <w:sz w:val="24"/>
-        </w:rPr>
-      </w:pPr>
-      <w:r>
-        <w:rPr>
-          <w:rFonts w:ascii="仿宋" w:eastAsia="仿宋" w:hAnsi="仿宋"/>
-          <w:b/>
+          <w:rFonts w:ascii="仿宋" w:eastAsia="仿宋" w:hAnsi="仿宋" w:hint="eastAsia"/>
+          <w:b/>
+          <w:sz w:val="24"/>
+        </w:rPr>
+      </w:pPr>
+      <w:r>
+        <w:rPr>
+          <w:rFonts w:ascii="仿宋" w:eastAsia="仿宋" w:hAnsi="仿宋"/>
+          <w:b/>
+          <w:noProof/>
           <w:sz w:val="24"/>
         </w:rPr>
         <w:drawing>
-          <wp:inline distT="0" distB="0" distL="0" distR="0" wp14:anchorId="1A1ED300" wp14:editId="06B2792C">
+          <wp:inline distT="0" distB="0" distL="0" distR="0" wp14:anchorId="4E775FB2" wp14:editId="549F00A9">
             <wp:extent cx="2391109" cy="285790"/>
             <wp:effectExtent l="0" t="0" r="0" b="0"/>
             <wp:docPr id="445504992" name="图片 1"/>
@@ -262,7 +253,7 @@
         <w:spacing w:line="360" w:lineRule="auto"/>
         <w:jc w:val="left"/>
         <w:rPr>
-          <w:rFonts w:ascii="仿宋" w:eastAsia="仿宋" w:hAnsi="仿宋"/>
+          <w:rFonts w:ascii="仿宋" w:eastAsia="仿宋" w:hAnsi="仿宋" w:hint="eastAsia"/>
           <w:b/>
           <w:sz w:val="24"/>
         </w:rPr>
@@ -281,19 +272,20 @@
         <w:spacing w:line="360" w:lineRule="auto"/>
         <w:jc w:val="left"/>
         <w:rPr>
-          <w:rFonts w:ascii="仿宋" w:eastAsia="仿宋" w:hAnsi="仿宋"/>
-          <w:b/>
-          <w:sz w:val="24"/>
-        </w:rPr>
-      </w:pPr>
-      <w:r>
-        <w:rPr>
-          <w:rFonts w:ascii="仿宋" w:eastAsia="仿宋" w:hAnsi="仿宋"/>
-          <w:b/>
+          <w:rFonts w:ascii="仿宋" w:eastAsia="仿宋" w:hAnsi="仿宋" w:hint="eastAsia"/>
+          <w:b/>
+          <w:sz w:val="24"/>
+        </w:rPr>
+      </w:pPr>
+      <w:r>
+        <w:rPr>
+          <w:rFonts w:ascii="仿宋" w:eastAsia="仿宋" w:hAnsi="仿宋"/>
+          <w:b/>
+          <w:noProof/>
           <w:sz w:val="24"/>
         </w:rPr>
         <w:drawing>
-          <wp:inline distT="0" distB="0" distL="0" distR="0" wp14:anchorId="1021F27C" wp14:editId="624592F0">
+          <wp:inline distT="0" distB="0" distL="0" distR="0" wp14:anchorId="72E93ACB" wp14:editId="7881710F">
             <wp:extent cx="2000529" cy="914528"/>
             <wp:effectExtent l="0" t="0" r="0" b="0"/>
             <wp:docPr id="760300254" name="图片 1" descr="图示, 文本&#10;&#10;中度可信度描述已自动生成"/>
@@ -334,7 +326,7 @@
         <w:spacing w:line="360" w:lineRule="auto"/>
         <w:jc w:val="left"/>
         <w:rPr>
-          <w:rFonts w:ascii="仿宋" w:eastAsia="仿宋" w:hAnsi="仿宋"/>
+          <w:rFonts w:ascii="仿宋" w:eastAsia="仿宋" w:hAnsi="仿宋" w:hint="eastAsia"/>
           <w:b/>
           <w:sz w:val="24"/>
         </w:rPr>
@@ -353,7 +345,7 @@
         <w:spacing w:line="360" w:lineRule="auto"/>
         <w:jc w:val="left"/>
         <w:rPr>
-          <w:rFonts w:ascii="仿宋" w:eastAsia="仿宋" w:hAnsi="仿宋"/>
+          <w:rFonts w:ascii="仿宋" w:eastAsia="仿宋" w:hAnsi="仿宋" w:hint="eastAsia"/>
           <w:b/>
           <w:sz w:val="24"/>
         </w:rPr>
@@ -372,19 +364,20 @@
         <w:spacing w:line="360" w:lineRule="auto"/>
         <w:jc w:val="left"/>
         <w:rPr>
-          <w:rFonts w:ascii="仿宋" w:eastAsia="仿宋" w:hAnsi="仿宋"/>
-          <w:b/>
-          <w:sz w:val="24"/>
-        </w:rPr>
-      </w:pPr>
-      <w:r>
-        <w:rPr>
-          <w:rFonts w:ascii="仿宋" w:eastAsia="仿宋" w:hAnsi="仿宋"/>
-          <w:b/>
+          <w:rFonts w:ascii="仿宋" w:eastAsia="仿宋" w:hAnsi="仿宋" w:hint="eastAsia"/>
+          <w:b/>
+          <w:sz w:val="24"/>
+        </w:rPr>
+      </w:pPr>
+      <w:r>
+        <w:rPr>
+          <w:rFonts w:ascii="仿宋" w:eastAsia="仿宋" w:hAnsi="仿宋"/>
+          <w:b/>
+          <w:noProof/>
           <w:sz w:val="24"/>
         </w:rPr>
         <w:drawing>
-          <wp:inline distT="0" distB="0" distL="0" distR="0" wp14:anchorId="266A0324" wp14:editId="0E6EB4B0">
+          <wp:inline distT="0" distB="0" distL="0" distR="0" wp14:anchorId="18DB3B45" wp14:editId="2D7D926B">
             <wp:extent cx="3943900" cy="371527"/>
             <wp:effectExtent l="0" t="0" r="0" b="9525"/>
             <wp:docPr id="1877208343" name="图片 1"/>
@@ -425,7 +418,7 @@
         <w:spacing w:line="360" w:lineRule="auto"/>
         <w:jc w:val="left"/>
         <w:rPr>
-          <w:rFonts w:ascii="仿宋" w:eastAsia="仿宋" w:hAnsi="仿宋"/>
+          <w:rFonts w:ascii="仿宋" w:eastAsia="仿宋" w:hAnsi="仿宋" w:hint="eastAsia"/>
           <w:b/>
           <w:sz w:val="24"/>
         </w:rPr>
@@ -444,19 +437,20 @@
         <w:spacing w:line="360" w:lineRule="auto"/>
         <w:jc w:val="left"/>
         <w:rPr>
-          <w:rFonts w:ascii="仿宋" w:eastAsia="仿宋" w:hAnsi="仿宋"/>
-          <w:b/>
-          <w:sz w:val="24"/>
-        </w:rPr>
-      </w:pPr>
-      <w:r>
-        <w:rPr>
-          <w:rFonts w:ascii="仿宋" w:eastAsia="仿宋" w:hAnsi="仿宋"/>
-          <w:b/>
+          <w:rFonts w:ascii="仿宋" w:eastAsia="仿宋" w:hAnsi="仿宋" w:hint="eastAsia"/>
+          <w:b/>
+          <w:sz w:val="24"/>
+        </w:rPr>
+      </w:pPr>
+      <w:r>
+        <w:rPr>
+          <w:rFonts w:ascii="仿宋" w:eastAsia="仿宋" w:hAnsi="仿宋"/>
+          <w:b/>
+          <w:noProof/>
           <w:sz w:val="24"/>
         </w:rPr>
         <w:drawing>
-          <wp:inline distT="0" distB="0" distL="0" distR="0" wp14:anchorId="23436699" wp14:editId="362F93DF">
+          <wp:inline distT="0" distB="0" distL="0" distR="0" wp14:anchorId="4566F03B" wp14:editId="191AEDB7">
             <wp:extent cx="3439005" cy="866896"/>
             <wp:effectExtent l="0" t="0" r="9525" b="9525"/>
             <wp:docPr id="993966399" name="图片 1" descr="文本&#10;&#10;低可信度描述已自动生成"/>
@@ -497,7 +491,7 @@
         <w:spacing w:line="360" w:lineRule="auto"/>
         <w:jc w:val="left"/>
         <w:rPr>
-          <w:rFonts w:ascii="仿宋" w:eastAsia="仿宋" w:hAnsi="仿宋"/>
+          <w:rFonts w:ascii="仿宋" w:eastAsia="仿宋" w:hAnsi="仿宋" w:hint="eastAsia"/>
           <w:b/>
           <w:sz w:val="24"/>
         </w:rPr>
@@ -516,19 +510,20 @@
         <w:spacing w:line="360" w:lineRule="auto"/>
         <w:jc w:val="left"/>
         <w:rPr>
-          <w:rFonts w:ascii="仿宋" w:eastAsia="仿宋" w:hAnsi="仿宋"/>
-          <w:b/>
-          <w:sz w:val="24"/>
-        </w:rPr>
-      </w:pPr>
-      <w:r>
-        <w:rPr>
-          <w:rFonts w:ascii="仿宋" w:eastAsia="仿宋" w:hAnsi="仿宋"/>
-          <w:b/>
+          <w:rFonts w:ascii="仿宋" w:eastAsia="仿宋" w:hAnsi="仿宋" w:hint="eastAsia"/>
+          <w:b/>
+          <w:sz w:val="24"/>
+        </w:rPr>
+      </w:pPr>
+      <w:r>
+        <w:rPr>
+          <w:rFonts w:ascii="仿宋" w:eastAsia="仿宋" w:hAnsi="仿宋"/>
+          <w:b/>
+          <w:noProof/>
           <w:sz w:val="24"/>
         </w:rPr>
         <w:drawing>
-          <wp:inline distT="0" distB="0" distL="0" distR="0" wp14:anchorId="40FE954C" wp14:editId="2FD6165E">
+          <wp:inline distT="0" distB="0" distL="0" distR="0" wp14:anchorId="391E36A2" wp14:editId="5722C4AF">
             <wp:extent cx="3505689" cy="781159"/>
             <wp:effectExtent l="0" t="0" r="0" b="0"/>
             <wp:docPr id="1220813281" name="图片 1" descr="图片包含 图表&#10;&#10;描述已自动生成"/>
@@ -569,19 +564,20 @@
         <w:spacing w:line="360" w:lineRule="auto"/>
         <w:jc w:val="left"/>
         <w:rPr>
-          <w:rFonts w:ascii="仿宋" w:eastAsia="仿宋" w:hAnsi="仿宋"/>
-          <w:b/>
-          <w:sz w:val="24"/>
-        </w:rPr>
-      </w:pPr>
-      <w:r>
-        <w:rPr>
-          <w:rFonts w:ascii="仿宋" w:eastAsia="仿宋" w:hAnsi="仿宋"/>
-          <w:b/>
+          <w:rFonts w:ascii="仿宋" w:eastAsia="仿宋" w:hAnsi="仿宋" w:hint="eastAsia"/>
+          <w:b/>
+          <w:sz w:val="24"/>
+        </w:rPr>
+      </w:pPr>
+      <w:r>
+        <w:rPr>
+          <w:rFonts w:ascii="仿宋" w:eastAsia="仿宋" w:hAnsi="仿宋"/>
+          <w:b/>
+          <w:noProof/>
           <w:sz w:val="24"/>
         </w:rPr>
         <w:drawing>
-          <wp:inline distT="0" distB="0" distL="0" distR="0" wp14:anchorId="349A452A" wp14:editId="628C119C">
+          <wp:inline distT="0" distB="0" distL="0" distR="0" wp14:anchorId="6BE053A0" wp14:editId="17F50A1A">
             <wp:extent cx="2238687" cy="666843"/>
             <wp:effectExtent l="0" t="0" r="9525" b="0"/>
             <wp:docPr id="613152112" name="图片 1" descr="图示, 示意图, 箱线图&#10;&#10;描述已自动生成"/>
@@ -622,7 +618,7 @@
         <w:spacing w:line="360" w:lineRule="auto"/>
         <w:jc w:val="left"/>
         <w:rPr>
-          <w:rFonts w:ascii="仿宋" w:eastAsia="仿宋" w:hAnsi="仿宋"/>
+          <w:rFonts w:ascii="仿宋" w:eastAsia="仿宋" w:hAnsi="仿宋" w:hint="eastAsia"/>
           <w:b/>
           <w:sz w:val="24"/>
         </w:rPr>
@@ -639,10 +635,11 @@
         <w:rPr>
           <w:rFonts w:ascii="仿宋" w:eastAsia="仿宋" w:hAnsi="仿宋"/>
           <w:b/>
+          <w:noProof/>
           <w:sz w:val="24"/>
         </w:rPr>
         <w:drawing>
-          <wp:inline distT="0" distB="0" distL="0" distR="0" wp14:anchorId="667DC7A2" wp14:editId="4AF015DD">
+          <wp:inline distT="0" distB="0" distL="0" distR="0" wp14:anchorId="2E914D5B" wp14:editId="17516198">
             <wp:extent cx="1848108" cy="266737"/>
             <wp:effectExtent l="0" t="0" r="0" b="0"/>
             <wp:docPr id="2080537065" name="图片 1"/>
@@ -683,29 +680,29 @@
         <w:spacing w:line="360" w:lineRule="auto"/>
         <w:jc w:val="left"/>
         <w:rPr>
-          <w:rFonts w:ascii="仿宋" w:eastAsia="仿宋" w:hAnsi="仿宋"/>
-          <w:b/>
-          <w:sz w:val="24"/>
-        </w:rPr>
-      </w:pPr>
-    </w:p>
-    <w:p>
-      <w:pPr>
-        <w:spacing w:line="360" w:lineRule="auto"/>
-        <w:jc w:val="left"/>
-        <w:rPr>
-          <w:rFonts w:ascii="仿宋" w:eastAsia="仿宋" w:hAnsi="仿宋" w:hint="eastAsia"/>
-          <w:b/>
-          <w:sz w:val="24"/>
-        </w:rPr>
-      </w:pPr>
-    </w:p>
-    <w:p>
-      <w:pPr>
-        <w:spacing w:line="360" w:lineRule="auto"/>
-        <w:jc w:val="left"/>
-        <w:rPr>
-          <w:rFonts w:ascii="仿宋" w:eastAsia="仿宋" w:hAnsi="仿宋"/>
+          <w:rFonts w:ascii="仿宋" w:eastAsia="仿宋" w:hAnsi="仿宋" w:hint="eastAsia"/>
+          <w:b/>
+          <w:sz w:val="24"/>
+        </w:rPr>
+      </w:pPr>
+    </w:p>
+    <w:p>
+      <w:pPr>
+        <w:spacing w:line="360" w:lineRule="auto"/>
+        <w:jc w:val="left"/>
+        <w:rPr>
+          <w:rFonts w:ascii="仿宋" w:eastAsia="仿宋" w:hAnsi="仿宋" w:hint="eastAsia"/>
+          <w:b/>
+          <w:sz w:val="24"/>
+        </w:rPr>
+      </w:pPr>
+    </w:p>
+    <w:p>
+      <w:pPr>
+        <w:spacing w:line="360" w:lineRule="auto"/>
+        <w:jc w:val="left"/>
+        <w:rPr>
+          <w:rFonts w:ascii="仿宋" w:eastAsia="仿宋" w:hAnsi="仿宋" w:hint="eastAsia"/>
           <w:b/>
           <w:sz w:val="24"/>
         </w:rPr>
@@ -725,19 +722,20 @@
         <w:spacing w:line="360" w:lineRule="auto"/>
         <w:jc w:val="left"/>
         <w:rPr>
-          <w:rFonts w:ascii="仿宋" w:eastAsia="仿宋" w:hAnsi="仿宋"/>
-          <w:b/>
-          <w:sz w:val="24"/>
-        </w:rPr>
-      </w:pPr>
-      <w:r>
-        <w:rPr>
-          <w:rFonts w:ascii="仿宋" w:eastAsia="仿宋" w:hAnsi="仿宋"/>
-          <w:b/>
+          <w:rFonts w:ascii="仿宋" w:eastAsia="仿宋" w:hAnsi="仿宋" w:hint="eastAsia"/>
+          <w:b/>
+          <w:sz w:val="24"/>
+        </w:rPr>
+      </w:pPr>
+      <w:r>
+        <w:rPr>
+          <w:rFonts w:ascii="仿宋" w:eastAsia="仿宋" w:hAnsi="仿宋"/>
+          <w:b/>
+          <w:noProof/>
           <w:sz w:val="24"/>
         </w:rPr>
         <w:drawing>
-          <wp:inline distT="0" distB="0" distL="0" distR="0" wp14:anchorId="775216FA" wp14:editId="44BB168E">
+          <wp:inline distT="0" distB="0" distL="0" distR="0" wp14:anchorId="2819CD47" wp14:editId="00E4D418">
             <wp:extent cx="2486372" cy="1133633"/>
             <wp:effectExtent l="0" t="0" r="9525" b="9525"/>
             <wp:docPr id="1158632859" name="图片 1" descr="文本, 信件&#10;&#10;描述已自动生成"/>
@@ -778,7 +776,7 @@
         <w:spacing w:line="360" w:lineRule="auto"/>
         <w:jc w:val="left"/>
         <w:rPr>
-          <w:rFonts w:ascii="仿宋" w:eastAsia="仿宋" w:hAnsi="仿宋"/>
+          <w:rFonts w:ascii="仿宋" w:eastAsia="仿宋" w:hAnsi="仿宋" w:hint="eastAsia"/>
           <w:b/>
           <w:sz w:val="24"/>
         </w:rPr>
@@ -801,7 +799,7 @@
         <w:spacing w:line="360" w:lineRule="auto"/>
         <w:jc w:val="left"/>
         <w:rPr>
-          <w:rFonts w:ascii="仿宋" w:eastAsia="仿宋" w:hAnsi="仿宋"/>
+          <w:rFonts w:ascii="仿宋" w:eastAsia="仿宋" w:hAnsi="仿宋" w:hint="eastAsia"/>
           <w:b/>
           <w:sz w:val="24"/>
         </w:rPr>
@@ -824,7 +822,7 @@
         <w:spacing w:line="360" w:lineRule="auto"/>
         <w:jc w:val="left"/>
         <w:rPr>
-          <w:rFonts w:ascii="仿宋" w:eastAsia="仿宋" w:hAnsi="仿宋"/>
+          <w:rFonts w:ascii="仿宋" w:eastAsia="仿宋" w:hAnsi="仿宋" w:hint="eastAsia"/>
           <w:b/>
           <w:sz w:val="24"/>
         </w:rPr>
@@ -847,19 +845,20 @@
         <w:spacing w:line="360" w:lineRule="auto"/>
         <w:jc w:val="left"/>
         <w:rPr>
-          <w:rFonts w:ascii="仿宋" w:eastAsia="仿宋" w:hAnsi="仿宋"/>
-          <w:b/>
-          <w:sz w:val="24"/>
-        </w:rPr>
-      </w:pPr>
-      <w:r>
-        <w:rPr>
-          <w:rFonts w:ascii="仿宋" w:eastAsia="仿宋" w:hAnsi="仿宋"/>
-          <w:b/>
+          <w:rFonts w:ascii="仿宋" w:eastAsia="仿宋" w:hAnsi="仿宋" w:hint="eastAsia"/>
+          <w:b/>
+          <w:sz w:val="24"/>
+        </w:rPr>
+      </w:pPr>
+      <w:r>
+        <w:rPr>
+          <w:rFonts w:ascii="仿宋" w:eastAsia="仿宋" w:hAnsi="仿宋"/>
+          <w:b/>
+          <w:noProof/>
           <w:sz w:val="24"/>
         </w:rPr>
         <w:drawing>
-          <wp:inline distT="0" distB="0" distL="0" distR="0" wp14:anchorId="0F97FF39" wp14:editId="509C4E1B">
+          <wp:inline distT="0" distB="0" distL="0" distR="0" wp14:anchorId="65A95224" wp14:editId="2BC11C7A">
             <wp:extent cx="704948" cy="266737"/>
             <wp:effectExtent l="0" t="0" r="0" b="0"/>
             <wp:docPr id="270576959" name="图片 1"/>
@@ -1411,7 +1410,7 @@
         <w:spacing w:line="360" w:lineRule="auto"/>
         <w:jc w:val="left"/>
         <w:rPr>
-          <w:rFonts w:ascii="仿宋" w:eastAsia="仿宋" w:hAnsi="仿宋"/>
+          <w:rFonts w:ascii="仿宋" w:eastAsia="仿宋" w:hAnsi="仿宋" w:hint="eastAsia"/>
           <w:b/>
           <w:sz w:val="24"/>
         </w:rPr>
@@ -1478,7 +1477,7 @@
         <w:spacing w:line="360" w:lineRule="auto"/>
         <w:jc w:val="left"/>
         <w:rPr>
-          <w:rFonts w:ascii="仿宋" w:eastAsia="仿宋" w:hAnsi="仿宋"/>
+          <w:rFonts w:ascii="仿宋" w:eastAsia="仿宋" w:hAnsi="仿宋" w:hint="eastAsia"/>
           <w:b/>
           <w:sz w:val="24"/>
         </w:rPr>
@@ -1545,7 +1544,7 @@
         <w:spacing w:line="360" w:lineRule="auto"/>
         <w:jc w:val="left"/>
         <w:rPr>
-          <w:rFonts w:ascii="仿宋" w:eastAsia="仿宋" w:hAnsi="仿宋"/>
+          <w:rFonts w:ascii="仿宋" w:eastAsia="仿宋" w:hAnsi="仿宋" w:hint="eastAsia"/>
           <w:b/>
           <w:sz w:val="24"/>
         </w:rPr>
@@ -2018,7 +2017,7 @@
         <w:spacing w:line="360" w:lineRule="auto"/>
         <w:jc w:val="left"/>
         <w:rPr>
-          <w:rFonts w:ascii="仿宋" w:eastAsia="仿宋" w:hAnsi="仿宋"/>
+          <w:rFonts w:ascii="仿宋" w:eastAsia="仿宋" w:hAnsi="仿宋" w:hint="eastAsia"/>
           <w:b/>
           <w:sz w:val="24"/>
         </w:rPr>
@@ -2037,7 +2036,7 @@
         <w:spacing w:line="360" w:lineRule="auto"/>
         <w:jc w:val="left"/>
         <w:rPr>
-          <w:rFonts w:ascii="仿宋" w:eastAsia="仿宋" w:hAnsi="仿宋"/>
+          <w:rFonts w:ascii="仿宋" w:eastAsia="仿宋" w:hAnsi="仿宋" w:hint="eastAsia"/>
           <w:b/>
           <w:sz w:val="24"/>
         </w:rPr>
@@ -2047,7 +2046,7 @@
           <w:noProof/>
         </w:rPr>
         <w:drawing>
-          <wp:inline distT="0" distB="0" distL="0" distR="0">
+          <wp:inline distT="0" distB="0" distL="0" distR="0" wp14:anchorId="2A6E3AC1" wp14:editId="61D0CE0F">
             <wp:extent cx="5274310" cy="3451860"/>
             <wp:effectExtent l="0" t="0" r="0" b="0"/>
             <wp:docPr id="517875" name="图片 1" descr="图片包含 室内, 窗户, 建筑, 大&#10;&#10;描述已自动生成"/>
@@ -2111,7 +2110,7 @@
           <w:noProof/>
         </w:rPr>
         <w:drawing>
-          <wp:inline distT="0" distB="0" distL="0" distR="0">
+          <wp:inline distT="0" distB="0" distL="0" distR="0" wp14:anchorId="227E0E63" wp14:editId="58FAA5E2">
             <wp:extent cx="4286250" cy="1114425"/>
             <wp:effectExtent l="0" t="0" r="0" b="0"/>
             <wp:docPr id="660405178" name="图片 2" descr="文本&#10;&#10;描述已自动生成"/>
@@ -2165,51 +2164,51 @@
         <w:spacing w:line="360" w:lineRule="auto"/>
         <w:jc w:val="left"/>
         <w:rPr>
-          <w:rFonts w:ascii="仿宋" w:eastAsia="仿宋" w:hAnsi="仿宋"/>
-          <w:b/>
-          <w:sz w:val="24"/>
-        </w:rPr>
-      </w:pPr>
-    </w:p>
-    <w:p>
-      <w:pPr>
-        <w:spacing w:line="360" w:lineRule="auto"/>
-        <w:jc w:val="left"/>
-        <w:rPr>
-          <w:rFonts w:ascii="仿宋" w:eastAsia="仿宋" w:hAnsi="仿宋"/>
-          <w:b/>
-          <w:sz w:val="24"/>
-        </w:rPr>
-      </w:pPr>
-    </w:p>
-    <w:p>
-      <w:pPr>
-        <w:spacing w:line="360" w:lineRule="auto"/>
-        <w:jc w:val="left"/>
-        <w:rPr>
-          <w:rFonts w:ascii="仿宋" w:eastAsia="仿宋" w:hAnsi="仿宋"/>
-          <w:b/>
-          <w:sz w:val="24"/>
-        </w:rPr>
-      </w:pPr>
-    </w:p>
-    <w:p>
-      <w:pPr>
-        <w:spacing w:line="360" w:lineRule="auto"/>
-        <w:jc w:val="left"/>
-        <w:rPr>
-          <w:rFonts w:ascii="仿宋" w:eastAsia="仿宋" w:hAnsi="仿宋" w:hint="eastAsia"/>
-          <w:b/>
-          <w:sz w:val="24"/>
-        </w:rPr>
-      </w:pPr>
-    </w:p>
-    <w:p>
-      <w:pPr>
-        <w:spacing w:line="360" w:lineRule="auto"/>
-        <w:jc w:val="left"/>
-        <w:rPr>
-          <w:rFonts w:ascii="仿宋" w:eastAsia="仿宋" w:hAnsi="仿宋"/>
+          <w:rFonts w:ascii="仿宋" w:eastAsia="仿宋" w:hAnsi="仿宋" w:hint="eastAsia"/>
+          <w:b/>
+          <w:sz w:val="24"/>
+        </w:rPr>
+      </w:pPr>
+    </w:p>
+    <w:p>
+      <w:pPr>
+        <w:spacing w:line="360" w:lineRule="auto"/>
+        <w:jc w:val="left"/>
+        <w:rPr>
+          <w:rFonts w:ascii="仿宋" w:eastAsia="仿宋" w:hAnsi="仿宋" w:hint="eastAsia"/>
+          <w:b/>
+          <w:sz w:val="24"/>
+        </w:rPr>
+      </w:pPr>
+    </w:p>
+    <w:p>
+      <w:pPr>
+        <w:spacing w:line="360" w:lineRule="auto"/>
+        <w:jc w:val="left"/>
+        <w:rPr>
+          <w:rFonts w:ascii="仿宋" w:eastAsia="仿宋" w:hAnsi="仿宋" w:hint="eastAsia"/>
+          <w:b/>
+          <w:sz w:val="24"/>
+        </w:rPr>
+      </w:pPr>
+    </w:p>
+    <w:p>
+      <w:pPr>
+        <w:spacing w:line="360" w:lineRule="auto"/>
+        <w:jc w:val="left"/>
+        <w:rPr>
+          <w:rFonts w:ascii="仿宋" w:eastAsia="仿宋" w:hAnsi="仿宋" w:hint="eastAsia"/>
+          <w:b/>
+          <w:sz w:val="24"/>
+        </w:rPr>
+      </w:pPr>
+    </w:p>
+    <w:p>
+      <w:pPr>
+        <w:spacing w:line="360" w:lineRule="auto"/>
+        <w:jc w:val="left"/>
+        <w:rPr>
+          <w:rFonts w:ascii="仿宋" w:eastAsia="仿宋" w:hAnsi="仿宋" w:hint="eastAsia"/>
           <w:b/>
           <w:sz w:val="24"/>
         </w:rPr>
@@ -2240,7 +2239,7 @@
         <w:spacing w:line="360" w:lineRule="auto"/>
         <w:jc w:val="left"/>
         <w:rPr>
-          <w:rFonts w:ascii="仿宋" w:eastAsia="仿宋" w:hAnsi="仿宋"/>
+          <w:rFonts w:ascii="仿宋" w:eastAsia="仿宋" w:hAnsi="仿宋" w:hint="eastAsia"/>
           <w:b/>
           <w:sz w:val="24"/>
         </w:rPr>
@@ -2259,7 +2258,7 @@
         <w:spacing w:line="360" w:lineRule="auto"/>
         <w:jc w:val="left"/>
         <w:rPr>
-          <w:rFonts w:ascii="仿宋" w:eastAsia="仿宋" w:hAnsi="仿宋"/>
+          <w:rFonts w:ascii="仿宋" w:eastAsia="仿宋" w:hAnsi="仿宋" w:hint="eastAsia"/>
           <w:b/>
           <w:sz w:val="24"/>
         </w:rPr>
@@ -2278,7 +2277,7 @@
         <w:spacing w:line="360" w:lineRule="auto"/>
         <w:jc w:val="left"/>
         <w:rPr>
-          <w:rFonts w:ascii="仿宋" w:eastAsia="仿宋" w:hAnsi="仿宋"/>
+          <w:rFonts w:ascii="仿宋" w:eastAsia="仿宋" w:hAnsi="仿宋" w:hint="eastAsia"/>
           <w:b/>
           <w:sz w:val="24"/>
         </w:rPr>
@@ -2297,19 +2296,20 @@
         <w:spacing w:line="360" w:lineRule="auto"/>
         <w:jc w:val="left"/>
         <w:rPr>
-          <w:rFonts w:ascii="仿宋" w:eastAsia="仿宋" w:hAnsi="仿宋"/>
-          <w:b/>
-          <w:sz w:val="24"/>
-        </w:rPr>
-      </w:pPr>
-      <w:r>
-        <w:rPr>
-          <w:rFonts w:ascii="仿宋" w:eastAsia="仿宋" w:hAnsi="仿宋"/>
-          <w:b/>
+          <w:rFonts w:ascii="仿宋" w:eastAsia="仿宋" w:hAnsi="仿宋" w:hint="eastAsia"/>
+          <w:b/>
+          <w:sz w:val="24"/>
+        </w:rPr>
+      </w:pPr>
+      <w:r>
+        <w:rPr>
+          <w:rFonts w:ascii="仿宋" w:eastAsia="仿宋" w:hAnsi="仿宋"/>
+          <w:b/>
+          <w:noProof/>
           <w:sz w:val="24"/>
         </w:rPr>
         <w:drawing>
-          <wp:inline distT="0" distB="0" distL="0" distR="0" wp14:anchorId="0892AD3E" wp14:editId="14816D76">
+          <wp:inline distT="0" distB="0" distL="0" distR="0" wp14:anchorId="22BAB89A" wp14:editId="7048BC31">
             <wp:extent cx="3429479" cy="333422"/>
             <wp:effectExtent l="0" t="0" r="0" b="9525"/>
             <wp:docPr id="1315671082" name="图片 1"/>
@@ -2350,7 +2350,7 @@
         <w:spacing w:line="360" w:lineRule="auto"/>
         <w:jc w:val="left"/>
         <w:rPr>
-          <w:rFonts w:ascii="仿宋" w:eastAsia="仿宋" w:hAnsi="仿宋"/>
+          <w:rFonts w:ascii="仿宋" w:eastAsia="仿宋" w:hAnsi="仿宋" w:hint="eastAsia"/>
           <w:b/>
           <w:sz w:val="24"/>
         </w:rPr>
@@ -2369,19 +2369,20 @@
         <w:spacing w:line="360" w:lineRule="auto"/>
         <w:jc w:val="left"/>
         <w:rPr>
-          <w:rFonts w:ascii="仿宋" w:eastAsia="仿宋" w:hAnsi="仿宋"/>
-          <w:b/>
-          <w:sz w:val="24"/>
-        </w:rPr>
-      </w:pPr>
-      <w:r>
-        <w:rPr>
-          <w:rFonts w:ascii="仿宋" w:eastAsia="仿宋" w:hAnsi="仿宋"/>
-          <w:b/>
+          <w:rFonts w:ascii="仿宋" w:eastAsia="仿宋" w:hAnsi="仿宋" w:hint="eastAsia"/>
+          <w:b/>
+          <w:sz w:val="24"/>
+        </w:rPr>
+      </w:pPr>
+      <w:r>
+        <w:rPr>
+          <w:rFonts w:ascii="仿宋" w:eastAsia="仿宋" w:hAnsi="仿宋"/>
+          <w:b/>
+          <w:noProof/>
           <w:sz w:val="24"/>
         </w:rPr>
         <w:drawing>
-          <wp:inline distT="0" distB="0" distL="0" distR="0" wp14:anchorId="0193F682" wp14:editId="2B0BFA63">
+          <wp:inline distT="0" distB="0" distL="0" distR="0" wp14:anchorId="3168923F" wp14:editId="13BF4AD7">
             <wp:extent cx="3277057" cy="371527"/>
             <wp:effectExtent l="0" t="0" r="0" b="9525"/>
             <wp:docPr id="1304885218" name="图片 1"/>
@@ -2422,7 +2423,7 @@
         <w:spacing w:line="360" w:lineRule="auto"/>
         <w:jc w:val="left"/>
         <w:rPr>
-          <w:rFonts w:ascii="仿宋" w:eastAsia="仿宋" w:hAnsi="仿宋"/>
+          <w:rFonts w:ascii="仿宋" w:eastAsia="仿宋" w:hAnsi="仿宋" w:hint="eastAsia"/>
           <w:b/>
           <w:sz w:val="24"/>
         </w:rPr>
@@ -2441,19 +2442,20 @@
         <w:spacing w:line="360" w:lineRule="auto"/>
         <w:jc w:val="left"/>
         <w:rPr>
-          <w:rFonts w:ascii="仿宋" w:eastAsia="仿宋" w:hAnsi="仿宋"/>
-          <w:b/>
-          <w:sz w:val="24"/>
-        </w:rPr>
-      </w:pPr>
-      <w:r>
-        <w:rPr>
-          <w:rFonts w:ascii="仿宋" w:eastAsia="仿宋" w:hAnsi="仿宋"/>
-          <w:b/>
+          <w:rFonts w:ascii="仿宋" w:eastAsia="仿宋" w:hAnsi="仿宋" w:hint="eastAsia"/>
+          <w:b/>
+          <w:sz w:val="24"/>
+        </w:rPr>
+      </w:pPr>
+      <w:r>
+        <w:rPr>
+          <w:rFonts w:ascii="仿宋" w:eastAsia="仿宋" w:hAnsi="仿宋"/>
+          <w:b/>
+          <w:noProof/>
           <w:sz w:val="24"/>
         </w:rPr>
         <w:drawing>
-          <wp:inline distT="0" distB="0" distL="0" distR="0" wp14:anchorId="13B3EEF1" wp14:editId="4B95331E">
+          <wp:inline distT="0" distB="0" distL="0" distR="0" wp14:anchorId="2CA6C651" wp14:editId="1512CB59">
             <wp:extent cx="2943636" cy="419158"/>
             <wp:effectExtent l="0" t="0" r="9525" b="0"/>
             <wp:docPr id="213482706" name="图片 1"/>
@@ -2494,7 +2496,7 @@
         <w:spacing w:line="360" w:lineRule="auto"/>
         <w:jc w:val="left"/>
         <w:rPr>
-          <w:rFonts w:ascii="仿宋" w:eastAsia="仿宋" w:hAnsi="仿宋"/>
+          <w:rFonts w:ascii="仿宋" w:eastAsia="仿宋" w:hAnsi="仿宋" w:hint="eastAsia"/>
           <w:b/>
           <w:sz w:val="24"/>
         </w:rPr>
@@ -2513,19 +2515,20 @@
         <w:spacing w:line="360" w:lineRule="auto"/>
         <w:jc w:val="left"/>
         <w:rPr>
-          <w:rFonts w:ascii="仿宋" w:eastAsia="仿宋" w:hAnsi="仿宋"/>
-          <w:b/>
-          <w:sz w:val="24"/>
-        </w:rPr>
-      </w:pPr>
-      <w:r>
-        <w:rPr>
-          <w:rFonts w:ascii="仿宋" w:eastAsia="仿宋" w:hAnsi="仿宋"/>
-          <w:b/>
+          <w:rFonts w:ascii="仿宋" w:eastAsia="仿宋" w:hAnsi="仿宋" w:hint="eastAsia"/>
+          <w:b/>
+          <w:sz w:val="24"/>
+        </w:rPr>
+      </w:pPr>
+      <w:r>
+        <w:rPr>
+          <w:rFonts w:ascii="仿宋" w:eastAsia="仿宋" w:hAnsi="仿宋"/>
+          <w:b/>
+          <w:noProof/>
           <w:sz w:val="24"/>
         </w:rPr>
         <w:drawing>
-          <wp:inline distT="0" distB="0" distL="0" distR="0" wp14:anchorId="6B5612FF" wp14:editId="76D5731E">
+          <wp:inline distT="0" distB="0" distL="0" distR="0" wp14:anchorId="0D0FD879" wp14:editId="33F043D8">
             <wp:extent cx="2286319" cy="428685"/>
             <wp:effectExtent l="0" t="0" r="0" b="9525"/>
             <wp:docPr id="159867588" name="图片 1"/>
@@ -2566,7 +2569,7 @@
         <w:spacing w:line="360" w:lineRule="auto"/>
         <w:jc w:val="left"/>
         <w:rPr>
-          <w:rFonts w:ascii="仿宋" w:eastAsia="仿宋" w:hAnsi="仿宋"/>
+          <w:rFonts w:ascii="仿宋" w:eastAsia="仿宋" w:hAnsi="仿宋" w:hint="eastAsia"/>
           <w:b/>
           <w:sz w:val="24"/>
         </w:rPr>
@@ -2585,19 +2588,20 @@
         <w:spacing w:line="360" w:lineRule="auto"/>
         <w:jc w:val="left"/>
         <w:rPr>
-          <w:rFonts w:ascii="仿宋" w:eastAsia="仿宋" w:hAnsi="仿宋"/>
-          <w:b/>
-          <w:sz w:val="24"/>
-        </w:rPr>
-      </w:pPr>
-      <w:r>
-        <w:rPr>
-          <w:rFonts w:ascii="仿宋" w:eastAsia="仿宋" w:hAnsi="仿宋"/>
-          <w:b/>
+          <w:rFonts w:ascii="仿宋" w:eastAsia="仿宋" w:hAnsi="仿宋" w:hint="eastAsia"/>
+          <w:b/>
+          <w:sz w:val="24"/>
+        </w:rPr>
+      </w:pPr>
+      <w:r>
+        <w:rPr>
+          <w:rFonts w:ascii="仿宋" w:eastAsia="仿宋" w:hAnsi="仿宋"/>
+          <w:b/>
+          <w:noProof/>
           <w:sz w:val="24"/>
         </w:rPr>
         <w:drawing>
-          <wp:inline distT="0" distB="0" distL="0" distR="0" wp14:anchorId="1F1848A4" wp14:editId="29683443">
+          <wp:inline distT="0" distB="0" distL="0" distR="0" wp14:anchorId="23677D8D" wp14:editId="54485A05">
             <wp:extent cx="2867425" cy="323895"/>
             <wp:effectExtent l="0" t="0" r="9525" b="0"/>
             <wp:docPr id="572265336" name="图片 1"/>
@@ -2638,7 +2642,7 @@
         <w:spacing w:line="360" w:lineRule="auto"/>
         <w:jc w:val="left"/>
         <w:rPr>
-          <w:rFonts w:ascii="仿宋" w:eastAsia="仿宋" w:hAnsi="仿宋"/>
+          <w:rFonts w:ascii="仿宋" w:eastAsia="仿宋" w:hAnsi="仿宋" w:hint="eastAsia"/>
           <w:b/>
           <w:sz w:val="24"/>
         </w:rPr>
@@ -2657,19 +2661,20 @@
         <w:spacing w:line="360" w:lineRule="auto"/>
         <w:jc w:val="left"/>
         <w:rPr>
-          <w:rFonts w:ascii="仿宋" w:eastAsia="仿宋" w:hAnsi="仿宋"/>
-          <w:b/>
-          <w:sz w:val="24"/>
-        </w:rPr>
-      </w:pPr>
-      <w:r>
-        <w:rPr>
-          <w:rFonts w:ascii="仿宋" w:eastAsia="仿宋" w:hAnsi="仿宋"/>
-          <w:b/>
+          <w:rFonts w:ascii="仿宋" w:eastAsia="仿宋" w:hAnsi="仿宋" w:hint="eastAsia"/>
+          <w:b/>
+          <w:sz w:val="24"/>
+        </w:rPr>
+      </w:pPr>
+      <w:r>
+        <w:rPr>
+          <w:rFonts w:ascii="仿宋" w:eastAsia="仿宋" w:hAnsi="仿宋"/>
+          <w:b/>
+          <w:noProof/>
           <w:sz w:val="24"/>
         </w:rPr>
         <w:drawing>
-          <wp:inline distT="0" distB="0" distL="0" distR="0" wp14:anchorId="6FBCF5D5" wp14:editId="608B447C">
+          <wp:inline distT="0" distB="0" distL="0" distR="0" wp14:anchorId="76B25CD0" wp14:editId="339F8017">
             <wp:extent cx="2276793" cy="2734057"/>
             <wp:effectExtent l="0" t="0" r="9525" b="9525"/>
             <wp:docPr id="1800037641" name="图片 1"/>
@@ -2710,7 +2715,7 @@
         <w:spacing w:line="360" w:lineRule="auto"/>
         <w:jc w:val="left"/>
         <w:rPr>
-          <w:rFonts w:ascii="仿宋" w:eastAsia="仿宋" w:hAnsi="仿宋"/>
+          <w:rFonts w:ascii="仿宋" w:eastAsia="仿宋" w:hAnsi="仿宋" w:hint="eastAsia"/>
           <w:b/>
           <w:sz w:val="24"/>
         </w:rPr>
@@ -2738,11 +2743,12 @@
         <w:rPr>
           <w:rFonts w:ascii="仿宋" w:eastAsia="仿宋" w:hAnsi="仿宋"/>
           <w:b/>
+          <w:noProof/>
           <w:sz w:val="24"/>
         </w:rPr>
         <w:lastRenderedPageBreak/>
         <w:drawing>
-          <wp:inline distT="0" distB="0" distL="0" distR="0" wp14:anchorId="00F0F3FF" wp14:editId="58A2CD9C">
+          <wp:inline distT="0" distB="0" distL="0" distR="0" wp14:anchorId="0901B4D2" wp14:editId="21829430">
             <wp:extent cx="2591162" cy="1533739"/>
             <wp:effectExtent l="0" t="0" r="0" b="9525"/>
             <wp:docPr id="1842938536" name="图片 1" descr="表格&#10;&#10;低可信度描述已自动生成"/>
@@ -2783,19 +2789,20 @@
         <w:spacing w:line="360" w:lineRule="auto"/>
         <w:jc w:val="left"/>
         <w:rPr>
-          <w:rFonts w:ascii="仿宋" w:eastAsia="仿宋" w:hAnsi="仿宋"/>
-          <w:b/>
-          <w:sz w:val="24"/>
-        </w:rPr>
-      </w:pPr>
-      <w:r>
-        <w:rPr>
-          <w:rFonts w:ascii="仿宋" w:eastAsia="仿宋" w:hAnsi="仿宋"/>
-          <w:b/>
+          <w:rFonts w:ascii="仿宋" w:eastAsia="仿宋" w:hAnsi="仿宋" w:hint="eastAsia"/>
+          <w:b/>
+          <w:sz w:val="24"/>
+        </w:rPr>
+      </w:pPr>
+      <w:r>
+        <w:rPr>
+          <w:rFonts w:ascii="仿宋" w:eastAsia="仿宋" w:hAnsi="仿宋"/>
+          <w:b/>
+          <w:noProof/>
           <w:sz w:val="24"/>
         </w:rPr>
         <w:drawing>
-          <wp:inline distT="0" distB="0" distL="0" distR="0" wp14:anchorId="229180F1" wp14:editId="09697DDB">
+          <wp:inline distT="0" distB="0" distL="0" distR="0" wp14:anchorId="297BBC3F" wp14:editId="0AF18951">
             <wp:extent cx="2152950" cy="847843"/>
             <wp:effectExtent l="0" t="0" r="0" b="9525"/>
             <wp:docPr id="1060639217" name="图片 1" descr="图示, 示意图&#10;&#10;描述已自动生成"/>
@@ -2836,19 +2843,20 @@
         <w:spacing w:line="360" w:lineRule="auto"/>
         <w:jc w:val="left"/>
         <w:rPr>
-          <w:rFonts w:ascii="仿宋" w:eastAsia="仿宋" w:hAnsi="仿宋"/>
-          <w:b/>
-          <w:sz w:val="24"/>
-        </w:rPr>
-      </w:pPr>
-      <w:r>
-        <w:rPr>
-          <w:rFonts w:ascii="仿宋" w:eastAsia="仿宋" w:hAnsi="仿宋"/>
-          <w:b/>
+          <w:rFonts w:ascii="仿宋" w:eastAsia="仿宋" w:hAnsi="仿宋" w:hint="eastAsia"/>
+          <w:b/>
+          <w:sz w:val="24"/>
+        </w:rPr>
+      </w:pPr>
+      <w:r>
+        <w:rPr>
+          <w:rFonts w:ascii="仿宋" w:eastAsia="仿宋" w:hAnsi="仿宋"/>
+          <w:b/>
+          <w:noProof/>
           <w:sz w:val="24"/>
         </w:rPr>
         <w:drawing>
-          <wp:inline distT="0" distB="0" distL="0" distR="0" wp14:anchorId="7B925584" wp14:editId="5395939F">
+          <wp:inline distT="0" distB="0" distL="0" distR="0" wp14:anchorId="6F2DA664" wp14:editId="45552C7C">
             <wp:extent cx="1971950" cy="866896"/>
             <wp:effectExtent l="0" t="0" r="9525" b="9525"/>
             <wp:docPr id="536794552" name="图片 1" descr="图示, 文本&#10;&#10;描述已自动生成"/>
@@ -2889,7 +2897,7 @@
         <w:spacing w:line="360" w:lineRule="auto"/>
         <w:jc w:val="left"/>
         <w:rPr>
-          <w:rFonts w:ascii="仿宋" w:eastAsia="仿宋" w:hAnsi="仿宋"/>
+          <w:rFonts w:ascii="仿宋" w:eastAsia="仿宋" w:hAnsi="仿宋" w:hint="eastAsia"/>
           <w:b/>
           <w:sz w:val="24"/>
         </w:rPr>
@@ -2917,10 +2925,11 @@
         <w:rPr>
           <w:rFonts w:ascii="仿宋" w:eastAsia="仿宋" w:hAnsi="仿宋"/>
           <w:b/>
+          <w:noProof/>
           <w:sz w:val="24"/>
         </w:rPr>
         <w:drawing>
-          <wp:inline distT="0" distB="0" distL="0" distR="0" wp14:anchorId="117367DA" wp14:editId="789841FF">
+          <wp:inline distT="0" distB="0" distL="0" distR="0" wp14:anchorId="6F986916" wp14:editId="45045B3E">
             <wp:extent cx="2686425" cy="247685"/>
             <wp:effectExtent l="0" t="0" r="0" b="0"/>
             <wp:docPr id="1382195215" name="图片 1"/>
@@ -2967,7 +2976,7 @@
         <w:ind w:firstLineChars="0"/>
         <w:jc w:val="left"/>
         <w:rPr>
-          <w:rFonts w:ascii="仿宋" w:eastAsia="仿宋" w:hAnsi="仿宋"/>
+          <w:rFonts w:ascii="仿宋" w:eastAsia="仿宋" w:hAnsi="仿宋" w:hint="eastAsia"/>
           <w:b/>
           <w:sz w:val="24"/>
         </w:rPr>
@@ -2986,19 +2995,20 @@
         <w:spacing w:line="360" w:lineRule="auto"/>
         <w:jc w:val="left"/>
         <w:rPr>
-          <w:rFonts w:ascii="仿宋" w:eastAsia="仿宋" w:hAnsi="仿宋"/>
-          <w:b/>
-          <w:sz w:val="24"/>
-        </w:rPr>
-      </w:pPr>
-      <w:r>
-        <w:rPr>
-          <w:rFonts w:ascii="仿宋" w:eastAsia="仿宋" w:hAnsi="仿宋"/>
-          <w:b/>
+          <w:rFonts w:ascii="仿宋" w:eastAsia="仿宋" w:hAnsi="仿宋" w:hint="eastAsia"/>
+          <w:b/>
+          <w:sz w:val="24"/>
+        </w:rPr>
+      </w:pPr>
+      <w:r>
+        <w:rPr>
+          <w:rFonts w:ascii="仿宋" w:eastAsia="仿宋" w:hAnsi="仿宋"/>
+          <w:b/>
+          <w:noProof/>
           <w:sz w:val="24"/>
         </w:rPr>
         <w:drawing>
-          <wp:inline distT="0" distB="0" distL="0" distR="0" wp14:anchorId="173F5163" wp14:editId="1E87CB42">
+          <wp:inline distT="0" distB="0" distL="0" distR="0" wp14:anchorId="532D22E1" wp14:editId="059FE4EA">
             <wp:extent cx="3172268" cy="1124107"/>
             <wp:effectExtent l="0" t="0" r="9525" b="0"/>
             <wp:docPr id="381318836" name="图片 1" descr="文本, 信件&#10;&#10;描述已自动生成"/>
@@ -3581,7 +3591,7 @@
         <w:spacing w:line="360" w:lineRule="auto"/>
         <w:jc w:val="left"/>
         <w:rPr>
-          <w:rFonts w:ascii="仿宋" w:eastAsia="仿宋" w:hAnsi="仿宋"/>
+          <w:rFonts w:ascii="仿宋" w:eastAsia="仿宋" w:hAnsi="仿宋" w:hint="eastAsia"/>
           <w:b/>
           <w:sz w:val="24"/>
         </w:rPr>
@@ -3680,7 +3690,7 @@
         <w:spacing w:line="360" w:lineRule="auto"/>
         <w:jc w:val="left"/>
         <w:rPr>
-          <w:rFonts w:ascii="仿宋" w:eastAsia="仿宋" w:hAnsi="仿宋"/>
+          <w:rFonts w:ascii="仿宋" w:eastAsia="仿宋" w:hAnsi="仿宋" w:hint="eastAsia"/>
           <w:b/>
           <w:sz w:val="24"/>
         </w:rPr>
@@ -3779,7 +3789,7 @@
         <w:spacing w:line="360" w:lineRule="auto"/>
         <w:jc w:val="left"/>
         <w:rPr>
-          <w:rFonts w:ascii="仿宋" w:eastAsia="仿宋" w:hAnsi="仿宋"/>
+          <w:rFonts w:ascii="仿宋" w:eastAsia="仿宋" w:hAnsi="仿宋" w:hint="eastAsia"/>
           <w:b/>
           <w:sz w:val="24"/>
         </w:rPr>
@@ -3878,7 +3888,7 @@
         <w:spacing w:line="360" w:lineRule="auto"/>
         <w:jc w:val="left"/>
         <w:rPr>
-          <w:rFonts w:ascii="仿宋" w:eastAsia="仿宋" w:hAnsi="仿宋"/>
+          <w:rFonts w:ascii="仿宋" w:eastAsia="仿宋" w:hAnsi="仿宋" w:hint="eastAsia"/>
           <w:b/>
           <w:sz w:val="24"/>
         </w:rPr>
@@ -4367,7 +4377,7 @@
         <w:spacing w:line="360" w:lineRule="auto"/>
         <w:jc w:val="left"/>
         <w:rPr>
-          <w:rFonts w:ascii="仿宋" w:eastAsia="仿宋" w:hAnsi="仿宋"/>
+          <w:rFonts w:ascii="仿宋" w:eastAsia="仿宋" w:hAnsi="仿宋" w:hint="eastAsia"/>
           <w:b/>
           <w:sz w:val="24"/>
         </w:rPr>
@@ -4386,18 +4396,18 @@
         <w:spacing w:line="360" w:lineRule="auto"/>
         <w:jc w:val="left"/>
         <w:rPr>
-          <w:rFonts w:ascii="仿宋" w:eastAsia="仿宋" w:hAnsi="仿宋"/>
-          <w:b/>
-          <w:sz w:val="24"/>
-        </w:rPr>
-      </w:pPr>
-    </w:p>
-    <w:p>
-      <w:pPr>
-        <w:spacing w:line="360" w:lineRule="auto"/>
-        <w:jc w:val="left"/>
-        <w:rPr>
-          <w:rFonts w:ascii="仿宋" w:eastAsia="仿宋" w:hAnsi="仿宋"/>
+          <w:rFonts w:ascii="仿宋" w:eastAsia="仿宋" w:hAnsi="仿宋" w:hint="eastAsia"/>
+          <w:b/>
+          <w:sz w:val="24"/>
+        </w:rPr>
+      </w:pPr>
+    </w:p>
+    <w:p>
+      <w:pPr>
+        <w:spacing w:line="360" w:lineRule="auto"/>
+        <w:jc w:val="left"/>
+        <w:rPr>
+          <w:rFonts w:ascii="仿宋" w:eastAsia="仿宋" w:hAnsi="仿宋" w:hint="eastAsia"/>
           <w:b/>
           <w:sz w:val="24"/>
         </w:rPr>
@@ -4408,7 +4418,7 @@
         </w:rPr>
         <w:lastRenderedPageBreak/>
         <w:drawing>
-          <wp:inline distT="0" distB="0" distL="0" distR="0">
+          <wp:inline distT="0" distB="0" distL="0" distR="0" wp14:anchorId="621D89F2" wp14:editId="2241F7CF">
             <wp:extent cx="5274310" cy="3442970"/>
             <wp:effectExtent l="0" t="0" r="0" b="0"/>
             <wp:docPr id="99034617" name="图片 3" descr="图片包含 图表&#10;&#10;描述已自动生成"/>
@@ -4462,7 +4472,7 @@
         <w:spacing w:line="360" w:lineRule="auto"/>
         <w:jc w:val="left"/>
         <w:rPr>
-          <w:rFonts w:ascii="仿宋" w:eastAsia="仿宋" w:hAnsi="仿宋"/>
+          <w:rFonts w:ascii="仿宋" w:eastAsia="仿宋" w:hAnsi="仿宋" w:hint="eastAsia"/>
           <w:b/>
           <w:sz w:val="24"/>
         </w:rPr>
@@ -4823,95 +4833,95 @@
         <w:spacing w:line="360" w:lineRule="auto"/>
         <w:jc w:val="left"/>
         <w:rPr>
-          <w:rFonts w:ascii="仿宋" w:eastAsia="仿宋" w:hAnsi="仿宋"/>
-          <w:b/>
-          <w:sz w:val="24"/>
-        </w:rPr>
-      </w:pPr>
-    </w:p>
-    <w:p>
-      <w:pPr>
-        <w:spacing w:line="360" w:lineRule="auto"/>
-        <w:jc w:val="left"/>
-        <w:rPr>
-          <w:rFonts w:ascii="仿宋" w:eastAsia="仿宋" w:hAnsi="仿宋"/>
-          <w:b/>
-          <w:sz w:val="24"/>
-        </w:rPr>
-      </w:pPr>
-    </w:p>
-    <w:p>
-      <w:pPr>
-        <w:spacing w:line="360" w:lineRule="auto"/>
-        <w:jc w:val="left"/>
-        <w:rPr>
-          <w:rFonts w:ascii="仿宋" w:eastAsia="仿宋" w:hAnsi="仿宋"/>
-          <w:b/>
-          <w:sz w:val="24"/>
-        </w:rPr>
-      </w:pPr>
-    </w:p>
-    <w:p>
-      <w:pPr>
-        <w:spacing w:line="360" w:lineRule="auto"/>
-        <w:jc w:val="left"/>
-        <w:rPr>
-          <w:rFonts w:ascii="仿宋" w:eastAsia="仿宋" w:hAnsi="仿宋"/>
-          <w:b/>
-          <w:sz w:val="24"/>
-        </w:rPr>
-      </w:pPr>
-    </w:p>
-    <w:p>
-      <w:pPr>
-        <w:spacing w:line="360" w:lineRule="auto"/>
-        <w:jc w:val="left"/>
-        <w:rPr>
-          <w:rFonts w:ascii="仿宋" w:eastAsia="仿宋" w:hAnsi="仿宋"/>
-          <w:b/>
-          <w:sz w:val="24"/>
-        </w:rPr>
-      </w:pPr>
-    </w:p>
-    <w:p>
-      <w:pPr>
-        <w:spacing w:line="360" w:lineRule="auto"/>
-        <w:jc w:val="left"/>
-        <w:rPr>
-          <w:rFonts w:ascii="仿宋" w:eastAsia="仿宋" w:hAnsi="仿宋"/>
-          <w:b/>
-          <w:sz w:val="24"/>
-        </w:rPr>
-      </w:pPr>
-    </w:p>
-    <w:p>
-      <w:pPr>
-        <w:spacing w:line="360" w:lineRule="auto"/>
-        <w:jc w:val="left"/>
-        <w:rPr>
-          <w:rFonts w:ascii="仿宋" w:eastAsia="仿宋" w:hAnsi="仿宋" w:hint="eastAsia"/>
-          <w:b/>
-          <w:sz w:val="24"/>
-        </w:rPr>
-      </w:pPr>
-    </w:p>
-    <w:p>
-      <w:pPr>
-        <w:spacing w:line="360" w:lineRule="auto"/>
-        <w:jc w:val="left"/>
-        <w:rPr>
-          <w:rFonts w:ascii="仿宋" w:eastAsia="仿宋" w:hAnsi="仿宋" w:hint="eastAsia"/>
-          <w:b/>
-          <w:sz w:val="24"/>
-        </w:rPr>
-      </w:pPr>
-    </w:p>
-    <w:p>
-      <w:pPr>
-        <w:spacing w:line="360" w:lineRule="auto"/>
-        <w:jc w:val="left"/>
-        <w:rPr>
-          <w:rFonts w:ascii="仿宋" w:eastAsia="仿宋" w:hAnsi="仿宋"/>
+          <w:rFonts w:ascii="仿宋" w:eastAsia="仿宋" w:hAnsi="仿宋" w:hint="eastAsia"/>
+          <w:b/>
+          <w:sz w:val="24"/>
+        </w:rPr>
+      </w:pPr>
+    </w:p>
+    <w:p>
+      <w:pPr>
+        <w:spacing w:line="360" w:lineRule="auto"/>
+        <w:jc w:val="left"/>
+        <w:rPr>
+          <w:rFonts w:ascii="仿宋" w:eastAsia="仿宋" w:hAnsi="仿宋" w:hint="eastAsia"/>
+          <w:b/>
+          <w:sz w:val="24"/>
+        </w:rPr>
+      </w:pPr>
+    </w:p>
+    <w:p>
+      <w:pPr>
+        <w:spacing w:line="360" w:lineRule="auto"/>
+        <w:jc w:val="left"/>
+        <w:rPr>
+          <w:rFonts w:ascii="仿宋" w:eastAsia="仿宋" w:hAnsi="仿宋" w:hint="eastAsia"/>
+          <w:b/>
+          <w:sz w:val="24"/>
+        </w:rPr>
+      </w:pPr>
+    </w:p>
+    <w:p>
+      <w:pPr>
+        <w:spacing w:line="360" w:lineRule="auto"/>
+        <w:jc w:val="left"/>
+        <w:rPr>
+          <w:rFonts w:ascii="仿宋" w:eastAsia="仿宋" w:hAnsi="仿宋" w:hint="eastAsia"/>
+          <w:b/>
+          <w:sz w:val="24"/>
+        </w:rPr>
+      </w:pPr>
+    </w:p>
+    <w:p>
+      <w:pPr>
+        <w:spacing w:line="360" w:lineRule="auto"/>
+        <w:jc w:val="left"/>
+        <w:rPr>
+          <w:rFonts w:ascii="仿宋" w:eastAsia="仿宋" w:hAnsi="仿宋" w:hint="eastAsia"/>
+          <w:b/>
+          <w:sz w:val="24"/>
+        </w:rPr>
+      </w:pPr>
+    </w:p>
+    <w:p>
+      <w:pPr>
+        <w:spacing w:line="360" w:lineRule="auto"/>
+        <w:jc w:val="left"/>
+        <w:rPr>
+          <w:rFonts w:ascii="仿宋" w:eastAsia="仿宋" w:hAnsi="仿宋" w:hint="eastAsia"/>
+          <w:b/>
+          <w:sz w:val="24"/>
+        </w:rPr>
+      </w:pPr>
+    </w:p>
+    <w:p>
+      <w:pPr>
+        <w:spacing w:line="360" w:lineRule="auto"/>
+        <w:jc w:val="left"/>
+        <w:rPr>
+          <w:rFonts w:ascii="仿宋" w:eastAsia="仿宋" w:hAnsi="仿宋" w:hint="eastAsia"/>
+          <w:b/>
+          <w:sz w:val="24"/>
+        </w:rPr>
+      </w:pPr>
+    </w:p>
+    <w:p>
+      <w:pPr>
+        <w:spacing w:line="360" w:lineRule="auto"/>
+        <w:jc w:val="left"/>
+        <w:rPr>
+          <w:rFonts w:ascii="仿宋" w:eastAsia="仿宋" w:hAnsi="仿宋" w:hint="eastAsia"/>
+          <w:b/>
+          <w:sz w:val="24"/>
+        </w:rPr>
+      </w:pPr>
+    </w:p>
+    <w:p>
+      <w:pPr>
+        <w:spacing w:line="360" w:lineRule="auto"/>
+        <w:jc w:val="left"/>
+        <w:rPr>
+          <w:rFonts w:ascii="仿宋" w:eastAsia="仿宋" w:hAnsi="仿宋" w:hint="eastAsia"/>
           <w:sz w:val="24"/>
         </w:rPr>
       </w:pPr>
@@ -4949,7 +4959,7 @@
         <w:spacing w:line="360" w:lineRule="auto"/>
         <w:jc w:val="left"/>
         <w:rPr>
-          <w:rFonts w:ascii="仿宋" w:eastAsia="仿宋" w:hAnsi="仿宋"/>
+          <w:rFonts w:ascii="仿宋" w:eastAsia="仿宋" w:hAnsi="仿宋" w:hint="eastAsia"/>
           <w:b/>
           <w:sz w:val="24"/>
         </w:rPr>
@@ -4968,19 +4978,20 @@
         <w:spacing w:line="360" w:lineRule="auto"/>
         <w:jc w:val="left"/>
         <w:rPr>
-          <w:rFonts w:ascii="仿宋" w:eastAsia="仿宋" w:hAnsi="仿宋"/>
-          <w:b/>
-          <w:sz w:val="24"/>
-        </w:rPr>
-      </w:pPr>
-      <w:r>
-        <w:rPr>
-          <w:rFonts w:ascii="仿宋" w:eastAsia="仿宋" w:hAnsi="仿宋"/>
-          <w:b/>
+          <w:rFonts w:ascii="仿宋" w:eastAsia="仿宋" w:hAnsi="仿宋" w:hint="eastAsia"/>
+          <w:b/>
+          <w:sz w:val="24"/>
+        </w:rPr>
+      </w:pPr>
+      <w:r>
+        <w:rPr>
+          <w:rFonts w:ascii="仿宋" w:eastAsia="仿宋" w:hAnsi="仿宋"/>
+          <w:b/>
+          <w:noProof/>
           <w:sz w:val="24"/>
         </w:rPr>
         <w:drawing>
-          <wp:inline distT="0" distB="0" distL="0" distR="0" wp14:anchorId="3C1F5848" wp14:editId="7669CD7A">
+          <wp:inline distT="0" distB="0" distL="0" distR="0" wp14:anchorId="57CC9372" wp14:editId="5E414EAF">
             <wp:extent cx="4048690" cy="685896"/>
             <wp:effectExtent l="0" t="0" r="0" b="0"/>
             <wp:docPr id="621763283" name="图片 1" descr="文本&#10;&#10;中度可信度描述已自动生成"/>
@@ -5021,7 +5032,7 @@
         <w:spacing w:line="360" w:lineRule="auto"/>
         <w:jc w:val="left"/>
         <w:rPr>
-          <w:rFonts w:ascii="仿宋" w:eastAsia="仿宋" w:hAnsi="仿宋"/>
+          <w:rFonts w:ascii="仿宋" w:eastAsia="仿宋" w:hAnsi="仿宋" w:hint="eastAsia"/>
           <w:b/>
           <w:sz w:val="24"/>
         </w:rPr>
@@ -5040,19 +5051,20 @@
         <w:spacing w:line="360" w:lineRule="auto"/>
         <w:jc w:val="left"/>
         <w:rPr>
-          <w:rFonts w:ascii="仿宋" w:eastAsia="仿宋" w:hAnsi="仿宋"/>
-          <w:b/>
-          <w:sz w:val="24"/>
-        </w:rPr>
-      </w:pPr>
-      <w:r>
-        <w:rPr>
-          <w:rFonts w:ascii="仿宋" w:eastAsia="仿宋" w:hAnsi="仿宋"/>
-          <w:b/>
+          <w:rFonts w:ascii="仿宋" w:eastAsia="仿宋" w:hAnsi="仿宋" w:hint="eastAsia"/>
+          <w:b/>
+          <w:sz w:val="24"/>
+        </w:rPr>
+      </w:pPr>
+      <w:r>
+        <w:rPr>
+          <w:rFonts w:ascii="仿宋" w:eastAsia="仿宋" w:hAnsi="仿宋"/>
+          <w:b/>
+          <w:noProof/>
           <w:sz w:val="24"/>
         </w:rPr>
         <w:drawing>
-          <wp:inline distT="0" distB="0" distL="0" distR="0" wp14:anchorId="12E75573" wp14:editId="755C68DB">
+          <wp:inline distT="0" distB="0" distL="0" distR="0" wp14:anchorId="0A747A5A" wp14:editId="31867BF4">
             <wp:extent cx="5210902" cy="809738"/>
             <wp:effectExtent l="0" t="0" r="8890" b="9525"/>
             <wp:docPr id="700192716" name="图片 1"/>
@@ -5093,7 +5105,7 @@
         <w:spacing w:line="360" w:lineRule="auto"/>
         <w:jc w:val="left"/>
         <w:rPr>
-          <w:rFonts w:ascii="仿宋" w:eastAsia="仿宋" w:hAnsi="仿宋"/>
+          <w:rFonts w:ascii="仿宋" w:eastAsia="仿宋" w:hAnsi="仿宋" w:hint="eastAsia"/>
           <w:b/>
           <w:sz w:val="24"/>
         </w:rPr>
@@ -5131,19 +5143,20 @@
         <w:spacing w:line="360" w:lineRule="auto"/>
         <w:jc w:val="left"/>
         <w:rPr>
-          <w:rFonts w:ascii="仿宋" w:eastAsia="仿宋" w:hAnsi="仿宋"/>
-          <w:b/>
-          <w:sz w:val="24"/>
-        </w:rPr>
-      </w:pPr>
-      <w:r>
-        <w:rPr>
-          <w:rFonts w:ascii="仿宋" w:eastAsia="仿宋" w:hAnsi="仿宋"/>
-          <w:b/>
+          <w:rFonts w:ascii="仿宋" w:eastAsia="仿宋" w:hAnsi="仿宋" w:hint="eastAsia"/>
+          <w:b/>
+          <w:sz w:val="24"/>
+        </w:rPr>
+      </w:pPr>
+      <w:r>
+        <w:rPr>
+          <w:rFonts w:ascii="仿宋" w:eastAsia="仿宋" w:hAnsi="仿宋"/>
+          <w:b/>
+          <w:noProof/>
           <w:sz w:val="24"/>
         </w:rPr>
         <w:drawing>
-          <wp:inline distT="0" distB="0" distL="0" distR="0" wp14:anchorId="5D21F259" wp14:editId="123741C4">
+          <wp:inline distT="0" distB="0" distL="0" distR="0" wp14:anchorId="0F4E0E65" wp14:editId="408AE87F">
             <wp:extent cx="2429214" cy="323895"/>
             <wp:effectExtent l="0" t="0" r="9525" b="0"/>
             <wp:docPr id="645345386" name="图片 1"/>
@@ -5184,7 +5197,7 @@
         <w:spacing w:line="360" w:lineRule="auto"/>
         <w:jc w:val="left"/>
         <w:rPr>
-          <w:rFonts w:ascii="仿宋" w:eastAsia="仿宋" w:hAnsi="仿宋"/>
+          <w:rFonts w:ascii="仿宋" w:eastAsia="仿宋" w:hAnsi="仿宋" w:hint="eastAsia"/>
           <w:b/>
           <w:sz w:val="24"/>
         </w:rPr>
@@ -5203,19 +5216,20 @@
         <w:spacing w:line="360" w:lineRule="auto"/>
         <w:jc w:val="left"/>
         <w:rPr>
-          <w:rFonts w:ascii="仿宋" w:eastAsia="仿宋" w:hAnsi="仿宋"/>
-          <w:b/>
-          <w:sz w:val="24"/>
-        </w:rPr>
-      </w:pPr>
-      <w:r>
-        <w:rPr>
-          <w:rFonts w:ascii="仿宋" w:eastAsia="仿宋" w:hAnsi="仿宋"/>
-          <w:b/>
+          <w:rFonts w:ascii="仿宋" w:eastAsia="仿宋" w:hAnsi="仿宋" w:hint="eastAsia"/>
+          <w:b/>
+          <w:sz w:val="24"/>
+        </w:rPr>
+      </w:pPr>
+      <w:r>
+        <w:rPr>
+          <w:rFonts w:ascii="仿宋" w:eastAsia="仿宋" w:hAnsi="仿宋"/>
+          <w:b/>
+          <w:noProof/>
           <w:sz w:val="24"/>
         </w:rPr>
         <w:drawing>
-          <wp:inline distT="0" distB="0" distL="0" distR="0" wp14:anchorId="50D6FEED" wp14:editId="5F53EF4E">
+          <wp:inline distT="0" distB="0" distL="0" distR="0" wp14:anchorId="2C0625A2" wp14:editId="02DE74FF">
             <wp:extent cx="3905795" cy="685896"/>
             <wp:effectExtent l="0" t="0" r="0" b="0"/>
             <wp:docPr id="1911883104" name="图片 1"/>
@@ -5256,7 +5270,7 @@
         <w:spacing w:line="360" w:lineRule="auto"/>
         <w:jc w:val="left"/>
         <w:rPr>
-          <w:rFonts w:ascii="仿宋" w:eastAsia="仿宋" w:hAnsi="仿宋"/>
+          <w:rFonts w:ascii="仿宋" w:eastAsia="仿宋" w:hAnsi="仿宋" w:hint="eastAsia"/>
           <w:b/>
           <w:sz w:val="24"/>
         </w:rPr>
@@ -5289,10 +5303,11 @@
         <w:rPr>
           <w:rFonts w:ascii="仿宋" w:eastAsia="仿宋" w:hAnsi="仿宋"/>
           <w:b/>
+          <w:noProof/>
           <w:sz w:val="24"/>
         </w:rPr>
         <w:drawing>
-          <wp:inline distT="0" distB="0" distL="0" distR="0" wp14:anchorId="7F36F704" wp14:editId="70FDC530">
+          <wp:inline distT="0" distB="0" distL="0" distR="0" wp14:anchorId="2B3B1682" wp14:editId="14DB31BA">
             <wp:extent cx="1638529" cy="257211"/>
             <wp:effectExtent l="0" t="0" r="0" b="9525"/>
             <wp:docPr id="1144498045" name="图片 1"/>
@@ -5333,6 +5348,7 @@
         <w:spacing w:line="360" w:lineRule="auto"/>
         <w:jc w:val="left"/>
         <w:rPr>
+          <w:rFonts w:hint="eastAsia"/>
           <w:noProof/>
         </w:rPr>
       </w:pPr>
@@ -5362,10 +5378,11 @@
         <w:rPr>
           <w:rFonts w:ascii="仿宋" w:eastAsia="仿宋" w:hAnsi="仿宋"/>
           <w:b/>
+          <w:noProof/>
           <w:sz w:val="24"/>
         </w:rPr>
         <w:drawing>
-          <wp:inline distT="0" distB="0" distL="0" distR="0" wp14:anchorId="5437C9F3" wp14:editId="57E4C1D7">
+          <wp:inline distT="0" distB="0" distL="0" distR="0" wp14:anchorId="380F7567" wp14:editId="4417B92C">
             <wp:extent cx="3381847" cy="990738"/>
             <wp:effectExtent l="0" t="0" r="9525" b="0"/>
             <wp:docPr id="195128366" name="图片 1"/>
@@ -5406,7 +5423,7 @@
         <w:spacing w:line="360" w:lineRule="auto"/>
         <w:jc w:val="left"/>
         <w:rPr>
-          <w:rFonts w:ascii="仿宋" w:eastAsia="仿宋" w:hAnsi="仿宋"/>
+          <w:rFonts w:ascii="仿宋" w:eastAsia="仿宋" w:hAnsi="仿宋" w:hint="eastAsia"/>
           <w:b/>
           <w:sz w:val="24"/>
         </w:rPr>
@@ -5425,19 +5442,20 @@
         <w:spacing w:line="360" w:lineRule="auto"/>
         <w:jc w:val="left"/>
         <w:rPr>
-          <w:rFonts w:ascii="仿宋" w:eastAsia="仿宋" w:hAnsi="仿宋"/>
-          <w:b/>
-          <w:sz w:val="24"/>
-        </w:rPr>
-      </w:pPr>
-      <w:r>
-        <w:rPr>
-          <w:rFonts w:ascii="仿宋" w:eastAsia="仿宋" w:hAnsi="仿宋"/>
-          <w:b/>
+          <w:rFonts w:ascii="仿宋" w:eastAsia="仿宋" w:hAnsi="仿宋" w:hint="eastAsia"/>
+          <w:b/>
+          <w:sz w:val="24"/>
+        </w:rPr>
+      </w:pPr>
+      <w:r>
+        <w:rPr>
+          <w:rFonts w:ascii="仿宋" w:eastAsia="仿宋" w:hAnsi="仿宋"/>
+          <w:b/>
+          <w:noProof/>
           <w:sz w:val="24"/>
         </w:rPr>
         <w:drawing>
-          <wp:inline distT="0" distB="0" distL="0" distR="0" wp14:anchorId="047FC053" wp14:editId="16A12A50">
+          <wp:inline distT="0" distB="0" distL="0" distR="0" wp14:anchorId="5D27B522" wp14:editId="575CC59F">
             <wp:extent cx="2467319" cy="266737"/>
             <wp:effectExtent l="0" t="0" r="9525" b="0"/>
             <wp:docPr id="1642720647" name="图片 1"/>
@@ -5497,19 +5515,20 @@
         <w:spacing w:line="360" w:lineRule="auto"/>
         <w:jc w:val="left"/>
         <w:rPr>
-          <w:rFonts w:ascii="仿宋" w:eastAsia="仿宋" w:hAnsi="仿宋"/>
-          <w:b/>
-          <w:sz w:val="24"/>
-        </w:rPr>
-      </w:pPr>
-      <w:r>
-        <w:rPr>
-          <w:rFonts w:ascii="仿宋" w:eastAsia="仿宋" w:hAnsi="仿宋"/>
-          <w:b/>
+          <w:rFonts w:ascii="仿宋" w:eastAsia="仿宋" w:hAnsi="仿宋" w:hint="eastAsia"/>
+          <w:b/>
+          <w:sz w:val="24"/>
+        </w:rPr>
+      </w:pPr>
+      <w:r>
+        <w:rPr>
+          <w:rFonts w:ascii="仿宋" w:eastAsia="仿宋" w:hAnsi="仿宋"/>
+          <w:b/>
+          <w:noProof/>
           <w:sz w:val="24"/>
         </w:rPr>
         <w:drawing>
-          <wp:inline distT="0" distB="0" distL="0" distR="0" wp14:anchorId="55D01BF7" wp14:editId="0DC0DEF0">
+          <wp:inline distT="0" distB="0" distL="0" distR="0" wp14:anchorId="1D1650A9" wp14:editId="7C212C72">
             <wp:extent cx="4001058" cy="666843"/>
             <wp:effectExtent l="0" t="0" r="0" b="0"/>
             <wp:docPr id="2084050564" name="图片 1"/>
@@ -5550,7 +5569,7 @@
         <w:spacing w:line="360" w:lineRule="auto"/>
         <w:jc w:val="left"/>
         <w:rPr>
-          <w:rFonts w:ascii="仿宋" w:eastAsia="仿宋" w:hAnsi="仿宋"/>
+          <w:rFonts w:ascii="仿宋" w:eastAsia="仿宋" w:hAnsi="仿宋" w:hint="eastAsia"/>
           <w:b/>
           <w:sz w:val="24"/>
         </w:rPr>
@@ -5577,19 +5596,20 @@
         <w:spacing w:line="360" w:lineRule="auto"/>
         <w:jc w:val="left"/>
         <w:rPr>
-          <w:rFonts w:ascii="仿宋" w:eastAsia="仿宋" w:hAnsi="仿宋"/>
-          <w:b/>
-          <w:sz w:val="24"/>
-        </w:rPr>
-      </w:pPr>
-      <w:r>
-        <w:rPr>
-          <w:rFonts w:ascii="仿宋" w:eastAsia="仿宋" w:hAnsi="仿宋"/>
-          <w:b/>
+          <w:rFonts w:ascii="仿宋" w:eastAsia="仿宋" w:hAnsi="仿宋" w:hint="eastAsia"/>
+          <w:b/>
+          <w:sz w:val="24"/>
+        </w:rPr>
+      </w:pPr>
+      <w:r>
+        <w:rPr>
+          <w:rFonts w:ascii="仿宋" w:eastAsia="仿宋" w:hAnsi="仿宋"/>
+          <w:b/>
+          <w:noProof/>
           <w:sz w:val="24"/>
         </w:rPr>
         <w:drawing>
-          <wp:inline distT="0" distB="0" distL="0" distR="0" wp14:anchorId="7C9EAA5F" wp14:editId="50D106D0">
+          <wp:inline distT="0" distB="0" distL="0" distR="0" wp14:anchorId="1FB31571" wp14:editId="344A45A0">
             <wp:extent cx="2438740" cy="266737"/>
             <wp:effectExtent l="0" t="0" r="0" b="0"/>
             <wp:docPr id="1191185562" name="图片 1"/>
@@ -5630,7 +5650,7 @@
         <w:spacing w:line="360" w:lineRule="auto"/>
         <w:jc w:val="left"/>
         <w:rPr>
-          <w:rFonts w:ascii="仿宋" w:eastAsia="仿宋" w:hAnsi="仿宋"/>
+          <w:rFonts w:ascii="仿宋" w:eastAsia="仿宋" w:hAnsi="仿宋" w:hint="eastAsia"/>
           <w:b/>
           <w:sz w:val="24"/>
         </w:rPr>
@@ -5658,19 +5678,20 @@
         <w:spacing w:line="360" w:lineRule="auto"/>
         <w:jc w:val="left"/>
         <w:rPr>
-          <w:rFonts w:ascii="仿宋" w:eastAsia="仿宋" w:hAnsi="仿宋"/>
-          <w:b/>
-          <w:sz w:val="24"/>
-        </w:rPr>
-      </w:pPr>
-      <w:r>
-        <w:rPr>
-          <w:rFonts w:ascii="仿宋" w:eastAsia="仿宋" w:hAnsi="仿宋"/>
-          <w:b/>
+          <w:rFonts w:ascii="仿宋" w:eastAsia="仿宋" w:hAnsi="仿宋" w:hint="eastAsia"/>
+          <w:b/>
+          <w:sz w:val="24"/>
+        </w:rPr>
+      </w:pPr>
+      <w:r>
+        <w:rPr>
+          <w:rFonts w:ascii="仿宋" w:eastAsia="仿宋" w:hAnsi="仿宋"/>
+          <w:b/>
+          <w:noProof/>
           <w:sz w:val="24"/>
         </w:rPr>
         <w:drawing>
-          <wp:inline distT="0" distB="0" distL="0" distR="0" wp14:anchorId="49F5E7A9" wp14:editId="252BF3CD">
+          <wp:inline distT="0" distB="0" distL="0" distR="0" wp14:anchorId="205DE019" wp14:editId="4C6AD1CF">
             <wp:extent cx="4525006" cy="1114581"/>
             <wp:effectExtent l="0" t="0" r="0" b="9525"/>
             <wp:docPr id="1458894687" name="图片 1" descr="图示&#10;&#10;描述已自动生成"/>
@@ -5711,7 +5732,7 @@
         <w:spacing w:line="360" w:lineRule="auto"/>
         <w:jc w:val="left"/>
         <w:rPr>
-          <w:rFonts w:ascii="仿宋" w:eastAsia="仿宋" w:hAnsi="仿宋"/>
+          <w:rFonts w:ascii="仿宋" w:eastAsia="仿宋" w:hAnsi="仿宋" w:hint="eastAsia"/>
           <w:b/>
           <w:sz w:val="24"/>
         </w:rPr>
@@ -5730,7 +5751,7 @@
         <w:spacing w:line="360" w:lineRule="auto"/>
         <w:jc w:val="left"/>
         <w:rPr>
-          <w:rFonts w:ascii="仿宋" w:eastAsia="仿宋" w:hAnsi="仿宋"/>
+          <w:rFonts w:ascii="仿宋" w:eastAsia="仿宋" w:hAnsi="仿宋" w:hint="eastAsia"/>
           <w:b/>
           <w:sz w:val="24"/>
         </w:rPr>
@@ -5749,19 +5770,20 @@
         <w:spacing w:line="360" w:lineRule="auto"/>
         <w:jc w:val="left"/>
         <w:rPr>
-          <w:rFonts w:ascii="仿宋" w:eastAsia="仿宋" w:hAnsi="仿宋"/>
-          <w:b/>
-          <w:sz w:val="24"/>
-        </w:rPr>
-      </w:pPr>
-      <w:r>
-        <w:rPr>
-          <w:rFonts w:ascii="仿宋" w:eastAsia="仿宋" w:hAnsi="仿宋"/>
-          <w:b/>
+          <w:rFonts w:ascii="仿宋" w:eastAsia="仿宋" w:hAnsi="仿宋" w:hint="eastAsia"/>
+          <w:b/>
+          <w:sz w:val="24"/>
+        </w:rPr>
+      </w:pPr>
+      <w:r>
+        <w:rPr>
+          <w:rFonts w:ascii="仿宋" w:eastAsia="仿宋" w:hAnsi="仿宋"/>
+          <w:b/>
+          <w:noProof/>
           <w:sz w:val="24"/>
         </w:rPr>
         <w:drawing>
-          <wp:inline distT="0" distB="0" distL="0" distR="0" wp14:anchorId="1AACCDCF" wp14:editId="3A6954CC">
+          <wp:inline distT="0" distB="0" distL="0" distR="0" wp14:anchorId="38FFCAEA" wp14:editId="48184F3F">
             <wp:extent cx="3801005" cy="257211"/>
             <wp:effectExtent l="0" t="0" r="0" b="9525"/>
             <wp:docPr id="538637781" name="图片 1"/>
@@ -5802,7 +5824,7 @@
         <w:spacing w:line="360" w:lineRule="auto"/>
         <w:jc w:val="left"/>
         <w:rPr>
-          <w:rFonts w:ascii="仿宋" w:eastAsia="仿宋" w:hAnsi="仿宋"/>
+          <w:rFonts w:ascii="仿宋" w:eastAsia="仿宋" w:hAnsi="仿宋" w:hint="eastAsia"/>
           <w:b/>
           <w:sz w:val="24"/>
         </w:rPr>
@@ -5821,19 +5843,20 @@
         <w:spacing w:line="360" w:lineRule="auto"/>
         <w:jc w:val="left"/>
         <w:rPr>
-          <w:rFonts w:ascii="仿宋" w:eastAsia="仿宋" w:hAnsi="仿宋"/>
-          <w:b/>
-          <w:sz w:val="24"/>
-        </w:rPr>
-      </w:pPr>
-      <w:r>
-        <w:rPr>
-          <w:rFonts w:ascii="仿宋" w:eastAsia="仿宋" w:hAnsi="仿宋"/>
-          <w:b/>
+          <w:rFonts w:ascii="仿宋" w:eastAsia="仿宋" w:hAnsi="仿宋" w:hint="eastAsia"/>
+          <w:b/>
+          <w:sz w:val="24"/>
+        </w:rPr>
+      </w:pPr>
+      <w:r>
+        <w:rPr>
+          <w:rFonts w:ascii="仿宋" w:eastAsia="仿宋" w:hAnsi="仿宋"/>
+          <w:b/>
+          <w:noProof/>
           <w:sz w:val="24"/>
         </w:rPr>
         <w:drawing>
-          <wp:inline distT="0" distB="0" distL="0" distR="0" wp14:anchorId="5C7692DF" wp14:editId="6A0DD1D5">
+          <wp:inline distT="0" distB="0" distL="0" distR="0" wp14:anchorId="67A4EE5D" wp14:editId="3D5954C1">
             <wp:extent cx="1886213" cy="323895"/>
             <wp:effectExtent l="0" t="0" r="0" b="0"/>
             <wp:docPr id="891832114" name="图片 1"/>
@@ -5874,7 +5897,7 @@
         <w:spacing w:line="360" w:lineRule="auto"/>
         <w:jc w:val="left"/>
         <w:rPr>
-          <w:rFonts w:ascii="仿宋" w:eastAsia="仿宋" w:hAnsi="仿宋"/>
+          <w:rFonts w:ascii="仿宋" w:eastAsia="仿宋" w:hAnsi="仿宋" w:hint="eastAsia"/>
           <w:b/>
           <w:sz w:val="24"/>
         </w:rPr>
@@ -5893,19 +5916,20 @@
         <w:spacing w:line="360" w:lineRule="auto"/>
         <w:jc w:val="left"/>
         <w:rPr>
-          <w:rFonts w:ascii="仿宋" w:eastAsia="仿宋" w:hAnsi="仿宋"/>
-          <w:b/>
-          <w:sz w:val="24"/>
-        </w:rPr>
-      </w:pPr>
-      <w:r>
-        <w:rPr>
-          <w:rFonts w:ascii="仿宋" w:eastAsia="仿宋" w:hAnsi="仿宋"/>
-          <w:b/>
+          <w:rFonts w:ascii="仿宋" w:eastAsia="仿宋" w:hAnsi="仿宋" w:hint="eastAsia"/>
+          <w:b/>
+          <w:sz w:val="24"/>
+        </w:rPr>
+      </w:pPr>
+      <w:r>
+        <w:rPr>
+          <w:rFonts w:ascii="仿宋" w:eastAsia="仿宋" w:hAnsi="仿宋"/>
+          <w:b/>
+          <w:noProof/>
           <w:sz w:val="24"/>
         </w:rPr>
         <w:drawing>
-          <wp:inline distT="0" distB="0" distL="0" distR="0" wp14:anchorId="248168AF" wp14:editId="7FC34739">
+          <wp:inline distT="0" distB="0" distL="0" distR="0" wp14:anchorId="27154A54" wp14:editId="76D146AA">
             <wp:extent cx="3077004" cy="733527"/>
             <wp:effectExtent l="0" t="0" r="9525" b="9525"/>
             <wp:docPr id="1109056935" name="图片 1" descr="图示, 文本&#10;&#10;中度可信度描述已自动生成"/>
@@ -5946,7 +5970,7 @@
         <w:spacing w:line="360" w:lineRule="auto"/>
         <w:jc w:val="left"/>
         <w:rPr>
-          <w:rFonts w:ascii="仿宋" w:eastAsia="仿宋" w:hAnsi="仿宋"/>
+          <w:rFonts w:ascii="仿宋" w:eastAsia="仿宋" w:hAnsi="仿宋" w:hint="eastAsia"/>
           <w:b/>
           <w:sz w:val="24"/>
         </w:rPr>
@@ -5965,19 +5989,20 @@
         <w:spacing w:line="360" w:lineRule="auto"/>
         <w:jc w:val="left"/>
         <w:rPr>
-          <w:rFonts w:ascii="仿宋" w:eastAsia="仿宋" w:hAnsi="仿宋"/>
-          <w:b/>
-          <w:sz w:val="24"/>
-        </w:rPr>
-      </w:pPr>
-      <w:r>
-        <w:rPr>
-          <w:rFonts w:ascii="仿宋" w:eastAsia="仿宋" w:hAnsi="仿宋"/>
-          <w:b/>
+          <w:rFonts w:ascii="仿宋" w:eastAsia="仿宋" w:hAnsi="仿宋" w:hint="eastAsia"/>
+          <w:b/>
+          <w:sz w:val="24"/>
+        </w:rPr>
+      </w:pPr>
+      <w:r>
+        <w:rPr>
+          <w:rFonts w:ascii="仿宋" w:eastAsia="仿宋" w:hAnsi="仿宋"/>
+          <w:b/>
+          <w:noProof/>
           <w:sz w:val="24"/>
         </w:rPr>
         <w:drawing>
-          <wp:inline distT="0" distB="0" distL="0" distR="0" wp14:anchorId="6377D07F" wp14:editId="170AB23F">
+          <wp:inline distT="0" distB="0" distL="0" distR="0" wp14:anchorId="5590D2E7" wp14:editId="2FF7DE88">
             <wp:extent cx="2667372" cy="676369"/>
             <wp:effectExtent l="0" t="0" r="0" b="9525"/>
             <wp:docPr id="1047632750" name="图片 1" descr="图示, 文本&#10;&#10;中度可信度描述已自动生成"/>
@@ -6018,7 +6043,7 @@
         <w:spacing w:line="360" w:lineRule="auto"/>
         <w:jc w:val="left"/>
         <w:rPr>
-          <w:rFonts w:ascii="仿宋" w:eastAsia="仿宋" w:hAnsi="仿宋"/>
+          <w:rFonts w:ascii="仿宋" w:eastAsia="仿宋" w:hAnsi="仿宋" w:hint="eastAsia"/>
           <w:b/>
           <w:sz w:val="24"/>
         </w:rPr>
@@ -6037,19 +6062,20 @@
         <w:spacing w:line="360" w:lineRule="auto"/>
         <w:jc w:val="left"/>
         <w:rPr>
-          <w:rFonts w:ascii="仿宋" w:eastAsia="仿宋" w:hAnsi="仿宋"/>
-          <w:b/>
-          <w:sz w:val="24"/>
-        </w:rPr>
-      </w:pPr>
-      <w:r>
-        <w:rPr>
-          <w:rFonts w:ascii="仿宋" w:eastAsia="仿宋" w:hAnsi="仿宋"/>
-          <w:b/>
+          <w:rFonts w:ascii="仿宋" w:eastAsia="仿宋" w:hAnsi="仿宋" w:hint="eastAsia"/>
+          <w:b/>
+          <w:sz w:val="24"/>
+        </w:rPr>
+      </w:pPr>
+      <w:r>
+        <w:rPr>
+          <w:rFonts w:ascii="仿宋" w:eastAsia="仿宋" w:hAnsi="仿宋"/>
+          <w:b/>
+          <w:noProof/>
           <w:sz w:val="24"/>
         </w:rPr>
         <w:drawing>
-          <wp:inline distT="0" distB="0" distL="0" distR="0" wp14:anchorId="137F13B7" wp14:editId="352A2A0E">
+          <wp:inline distT="0" distB="0" distL="0" distR="0" wp14:anchorId="5320CF7D" wp14:editId="2CC4BE36">
             <wp:extent cx="5274310" cy="588645"/>
             <wp:effectExtent l="0" t="0" r="0" b="0"/>
             <wp:docPr id="1086789694" name="图片 1"/>
@@ -6090,7 +6116,7 @@
         <w:spacing w:line="360" w:lineRule="auto"/>
         <w:jc w:val="left"/>
         <w:rPr>
-          <w:rFonts w:ascii="仿宋" w:eastAsia="仿宋" w:hAnsi="仿宋"/>
+          <w:rFonts w:ascii="仿宋" w:eastAsia="仿宋" w:hAnsi="仿宋" w:hint="eastAsia"/>
           <w:b/>
           <w:sz w:val="24"/>
         </w:rPr>
@@ -6109,84 +6135,84 @@
         <w:spacing w:line="360" w:lineRule="auto"/>
         <w:jc w:val="left"/>
         <w:rPr>
-          <w:rFonts w:ascii="仿宋" w:eastAsia="仿宋" w:hAnsi="仿宋"/>
-          <w:b/>
-          <w:sz w:val="24"/>
-        </w:rPr>
-      </w:pPr>
-    </w:p>
-    <w:p>
-      <w:pPr>
-        <w:spacing w:line="360" w:lineRule="auto"/>
-        <w:jc w:val="left"/>
-        <w:rPr>
-          <w:rFonts w:ascii="仿宋" w:eastAsia="仿宋" w:hAnsi="仿宋"/>
-          <w:b/>
-          <w:sz w:val="24"/>
-        </w:rPr>
-      </w:pPr>
-    </w:p>
-    <w:p>
-      <w:pPr>
-        <w:spacing w:line="360" w:lineRule="auto"/>
-        <w:jc w:val="left"/>
-        <w:rPr>
-          <w:rFonts w:ascii="仿宋" w:eastAsia="仿宋" w:hAnsi="仿宋"/>
-          <w:b/>
-          <w:sz w:val="24"/>
-        </w:rPr>
-      </w:pPr>
-    </w:p>
-    <w:p>
-      <w:pPr>
-        <w:spacing w:line="360" w:lineRule="auto"/>
-        <w:jc w:val="left"/>
-        <w:rPr>
-          <w:rFonts w:ascii="仿宋" w:eastAsia="仿宋" w:hAnsi="仿宋"/>
-          <w:b/>
-          <w:sz w:val="24"/>
-        </w:rPr>
-      </w:pPr>
-    </w:p>
-    <w:p>
-      <w:pPr>
-        <w:spacing w:line="360" w:lineRule="auto"/>
-        <w:jc w:val="left"/>
-        <w:rPr>
-          <w:rFonts w:ascii="仿宋" w:eastAsia="仿宋" w:hAnsi="仿宋"/>
-          <w:b/>
-          <w:sz w:val="24"/>
-        </w:rPr>
-      </w:pPr>
-    </w:p>
-    <w:p>
-      <w:pPr>
-        <w:spacing w:line="360" w:lineRule="auto"/>
-        <w:jc w:val="left"/>
-        <w:rPr>
-          <w:rFonts w:ascii="仿宋" w:eastAsia="仿宋" w:hAnsi="仿宋"/>
-          <w:b/>
-          <w:sz w:val="24"/>
-        </w:rPr>
-      </w:pPr>
-    </w:p>
-    <w:p>
-      <w:pPr>
-        <w:spacing w:line="360" w:lineRule="auto"/>
-        <w:jc w:val="left"/>
-        <w:rPr>
-          <w:rFonts w:ascii="仿宋" w:eastAsia="仿宋" w:hAnsi="仿宋" w:hint="eastAsia"/>
-          <w:b/>
-          <w:sz w:val="24"/>
-        </w:rPr>
-      </w:pPr>
-    </w:p>
-    <w:p>
-      <w:pPr>
-        <w:spacing w:line="360" w:lineRule="auto"/>
-        <w:jc w:val="left"/>
-        <w:rPr>
-          <w:rFonts w:ascii="仿宋" w:eastAsia="仿宋" w:hAnsi="仿宋"/>
+          <w:rFonts w:ascii="仿宋" w:eastAsia="仿宋" w:hAnsi="仿宋" w:hint="eastAsia"/>
+          <w:b/>
+          <w:sz w:val="24"/>
+        </w:rPr>
+      </w:pPr>
+    </w:p>
+    <w:p>
+      <w:pPr>
+        <w:spacing w:line="360" w:lineRule="auto"/>
+        <w:jc w:val="left"/>
+        <w:rPr>
+          <w:rFonts w:ascii="仿宋" w:eastAsia="仿宋" w:hAnsi="仿宋" w:hint="eastAsia"/>
+          <w:b/>
+          <w:sz w:val="24"/>
+        </w:rPr>
+      </w:pPr>
+    </w:p>
+    <w:p>
+      <w:pPr>
+        <w:spacing w:line="360" w:lineRule="auto"/>
+        <w:jc w:val="left"/>
+        <w:rPr>
+          <w:rFonts w:ascii="仿宋" w:eastAsia="仿宋" w:hAnsi="仿宋" w:hint="eastAsia"/>
+          <w:b/>
+          <w:sz w:val="24"/>
+        </w:rPr>
+      </w:pPr>
+    </w:p>
+    <w:p>
+      <w:pPr>
+        <w:spacing w:line="360" w:lineRule="auto"/>
+        <w:jc w:val="left"/>
+        <w:rPr>
+          <w:rFonts w:ascii="仿宋" w:eastAsia="仿宋" w:hAnsi="仿宋" w:hint="eastAsia"/>
+          <w:b/>
+          <w:sz w:val="24"/>
+        </w:rPr>
+      </w:pPr>
+    </w:p>
+    <w:p>
+      <w:pPr>
+        <w:spacing w:line="360" w:lineRule="auto"/>
+        <w:jc w:val="left"/>
+        <w:rPr>
+          <w:rFonts w:ascii="仿宋" w:eastAsia="仿宋" w:hAnsi="仿宋" w:hint="eastAsia"/>
+          <w:b/>
+          <w:sz w:val="24"/>
+        </w:rPr>
+      </w:pPr>
+    </w:p>
+    <w:p>
+      <w:pPr>
+        <w:spacing w:line="360" w:lineRule="auto"/>
+        <w:jc w:val="left"/>
+        <w:rPr>
+          <w:rFonts w:ascii="仿宋" w:eastAsia="仿宋" w:hAnsi="仿宋" w:hint="eastAsia"/>
+          <w:b/>
+          <w:sz w:val="24"/>
+        </w:rPr>
+      </w:pPr>
+    </w:p>
+    <w:p>
+      <w:pPr>
+        <w:spacing w:line="360" w:lineRule="auto"/>
+        <w:jc w:val="left"/>
+        <w:rPr>
+          <w:rFonts w:ascii="仿宋" w:eastAsia="仿宋" w:hAnsi="仿宋" w:hint="eastAsia"/>
+          <w:b/>
+          <w:sz w:val="24"/>
+        </w:rPr>
+      </w:pPr>
+    </w:p>
+    <w:p>
+      <w:pPr>
+        <w:spacing w:line="360" w:lineRule="auto"/>
+        <w:jc w:val="left"/>
+        <w:rPr>
+          <w:rFonts w:ascii="仿宋" w:eastAsia="仿宋" w:hAnsi="仿宋" w:hint="eastAsia"/>
           <w:b/>
           <w:sz w:val="24"/>
         </w:rPr>
@@ -6206,19 +6232,20 @@
         <w:spacing w:line="360" w:lineRule="auto"/>
         <w:jc w:val="left"/>
         <w:rPr>
-          <w:rFonts w:ascii="仿宋" w:eastAsia="仿宋" w:hAnsi="仿宋"/>
-          <w:b/>
-          <w:sz w:val="24"/>
-        </w:rPr>
-      </w:pPr>
-      <w:r>
-        <w:rPr>
-          <w:rFonts w:ascii="仿宋" w:eastAsia="仿宋" w:hAnsi="仿宋"/>
-          <w:b/>
+          <w:rFonts w:ascii="仿宋" w:eastAsia="仿宋" w:hAnsi="仿宋" w:hint="eastAsia"/>
+          <w:b/>
+          <w:sz w:val="24"/>
+        </w:rPr>
+      </w:pPr>
+      <w:r>
+        <w:rPr>
+          <w:rFonts w:ascii="仿宋" w:eastAsia="仿宋" w:hAnsi="仿宋"/>
+          <w:b/>
+          <w:noProof/>
           <w:sz w:val="24"/>
         </w:rPr>
         <w:drawing>
-          <wp:inline distT="0" distB="0" distL="0" distR="0" wp14:anchorId="6B881997" wp14:editId="4F683882">
+          <wp:inline distT="0" distB="0" distL="0" distR="0" wp14:anchorId="12C1E241" wp14:editId="331199C7">
             <wp:extent cx="2553056" cy="1200318"/>
             <wp:effectExtent l="0" t="0" r="0" b="0"/>
             <wp:docPr id="1816272291" name="图片 1" descr="文本&#10;&#10;描述已自动生成"/>
@@ -6268,10 +6295,11 @@
         <w:rPr>
           <w:rFonts w:ascii="仿宋" w:eastAsia="仿宋" w:hAnsi="仿宋"/>
           <w:b/>
+          <w:noProof/>
           <w:sz w:val="24"/>
         </w:rPr>
         <w:drawing>
-          <wp:inline distT="0" distB="0" distL="0" distR="0" wp14:anchorId="2A4C6ADE" wp14:editId="796ACEB4">
+          <wp:inline distT="0" distB="0" distL="0" distR="0" wp14:anchorId="454529AE" wp14:editId="095CCF82">
             <wp:extent cx="2800741" cy="1247949"/>
             <wp:effectExtent l="0" t="0" r="0" b="9525"/>
             <wp:docPr id="1846852882" name="图片 1" descr="文本, 信件&#10;&#10;描述已自动生成"/>
@@ -6312,7 +6340,7 @@
         <w:spacing w:line="360" w:lineRule="auto"/>
         <w:jc w:val="left"/>
         <w:rPr>
-          <w:rFonts w:ascii="仿宋" w:eastAsia="仿宋" w:hAnsi="仿宋"/>
+          <w:rFonts w:ascii="仿宋" w:eastAsia="仿宋" w:hAnsi="仿宋" w:hint="eastAsia"/>
           <w:b/>
           <w:sz w:val="24"/>
         </w:rPr>
@@ -6339,19 +6367,20 @@
         <w:spacing w:line="360" w:lineRule="auto"/>
         <w:jc w:val="left"/>
         <w:rPr>
-          <w:rFonts w:ascii="仿宋" w:eastAsia="仿宋" w:hAnsi="仿宋"/>
-          <w:b/>
-          <w:sz w:val="24"/>
-        </w:rPr>
-      </w:pPr>
-      <w:r>
-        <w:rPr>
-          <w:rFonts w:ascii="仿宋" w:eastAsia="仿宋" w:hAnsi="仿宋"/>
-          <w:b/>
+          <w:rFonts w:ascii="仿宋" w:eastAsia="仿宋" w:hAnsi="仿宋" w:hint="eastAsia"/>
+          <w:b/>
+          <w:sz w:val="24"/>
+        </w:rPr>
+      </w:pPr>
+      <w:r>
+        <w:rPr>
+          <w:rFonts w:ascii="仿宋" w:eastAsia="仿宋" w:hAnsi="仿宋"/>
+          <w:b/>
+          <w:noProof/>
           <w:sz w:val="24"/>
         </w:rPr>
         <w:drawing>
-          <wp:inline distT="0" distB="0" distL="0" distR="0" wp14:anchorId="489C598F" wp14:editId="65398C2C">
+          <wp:inline distT="0" distB="0" distL="0" distR="0" wp14:anchorId="489152CB" wp14:editId="0A2201CD">
             <wp:extent cx="4820323" cy="362001"/>
             <wp:effectExtent l="0" t="0" r="0" b="0"/>
             <wp:docPr id="1234504825" name="图片 1"/>
@@ -6392,7 +6421,7 @@
         <w:spacing w:line="360" w:lineRule="auto"/>
         <w:jc w:val="left"/>
         <w:rPr>
-          <w:rFonts w:ascii="仿宋" w:eastAsia="仿宋" w:hAnsi="仿宋"/>
+          <w:rFonts w:ascii="仿宋" w:eastAsia="仿宋" w:hAnsi="仿宋" w:hint="eastAsia"/>
           <w:b/>
           <w:sz w:val="24"/>
         </w:rPr>
@@ -6411,19 +6440,20 @@
         <w:spacing w:line="360" w:lineRule="auto"/>
         <w:jc w:val="left"/>
         <w:rPr>
-          <w:rFonts w:ascii="仿宋" w:eastAsia="仿宋" w:hAnsi="仿宋"/>
-          <w:b/>
-          <w:sz w:val="24"/>
-        </w:rPr>
-      </w:pPr>
-      <w:r>
-        <w:rPr>
-          <w:rFonts w:ascii="仿宋" w:eastAsia="仿宋" w:hAnsi="仿宋"/>
-          <w:b/>
+          <w:rFonts w:ascii="仿宋" w:eastAsia="仿宋" w:hAnsi="仿宋" w:hint="eastAsia"/>
+          <w:b/>
+          <w:sz w:val="24"/>
+        </w:rPr>
+      </w:pPr>
+      <w:r>
+        <w:rPr>
+          <w:rFonts w:ascii="仿宋" w:eastAsia="仿宋" w:hAnsi="仿宋"/>
+          <w:b/>
+          <w:noProof/>
           <w:sz w:val="24"/>
         </w:rPr>
         <w:drawing>
-          <wp:inline distT="0" distB="0" distL="0" distR="0" wp14:anchorId="3F60DB31" wp14:editId="2F87AC1D">
+          <wp:inline distT="0" distB="0" distL="0" distR="0" wp14:anchorId="55ABD6F6" wp14:editId="3C626BC4">
             <wp:extent cx="2562583" cy="504895"/>
             <wp:effectExtent l="0" t="0" r="9525" b="0"/>
             <wp:docPr id="1283889117" name="图片 1" descr="文本&#10;&#10;中度可信度描述已自动生成"/>
@@ -6464,7 +6494,7 @@
         <w:spacing w:line="360" w:lineRule="auto"/>
         <w:jc w:val="left"/>
         <w:rPr>
-          <w:rFonts w:ascii="仿宋" w:eastAsia="仿宋" w:hAnsi="仿宋"/>
+          <w:rFonts w:ascii="仿宋" w:eastAsia="仿宋" w:hAnsi="仿宋" w:hint="eastAsia"/>
           <w:b/>
           <w:sz w:val="24"/>
         </w:rPr>
@@ -6483,19 +6513,20 @@
         <w:spacing w:line="360" w:lineRule="auto"/>
         <w:jc w:val="left"/>
         <w:rPr>
-          <w:rFonts w:ascii="仿宋" w:eastAsia="仿宋" w:hAnsi="仿宋"/>
-          <w:b/>
-          <w:sz w:val="24"/>
-        </w:rPr>
-      </w:pPr>
-      <w:r>
-        <w:rPr>
-          <w:rFonts w:ascii="仿宋" w:eastAsia="仿宋" w:hAnsi="仿宋"/>
-          <w:b/>
+          <w:rFonts w:ascii="仿宋" w:eastAsia="仿宋" w:hAnsi="仿宋" w:hint="eastAsia"/>
+          <w:b/>
+          <w:sz w:val="24"/>
+        </w:rPr>
+      </w:pPr>
+      <w:r>
+        <w:rPr>
+          <w:rFonts w:ascii="仿宋" w:eastAsia="仿宋" w:hAnsi="仿宋"/>
+          <w:b/>
+          <w:noProof/>
           <w:sz w:val="24"/>
         </w:rPr>
         <w:drawing>
-          <wp:inline distT="0" distB="0" distL="0" distR="0" wp14:anchorId="203415AB" wp14:editId="29DAC24F">
+          <wp:inline distT="0" distB="0" distL="0" distR="0" wp14:anchorId="26CD1439" wp14:editId="248D9644">
             <wp:extent cx="3400900" cy="1219370"/>
             <wp:effectExtent l="0" t="0" r="9525" b="0"/>
             <wp:docPr id="1452056928" name="图片 1" descr="文本, 信件&#10;&#10;描述已自动生成"/>
@@ -6536,7 +6567,7 @@
         <w:spacing w:line="360" w:lineRule="auto"/>
         <w:jc w:val="left"/>
         <w:rPr>
-          <w:rFonts w:ascii="仿宋" w:eastAsia="仿宋" w:hAnsi="仿宋"/>
+          <w:rFonts w:ascii="仿宋" w:eastAsia="仿宋" w:hAnsi="仿宋" w:hint="eastAsia"/>
           <w:b/>
           <w:sz w:val="24"/>
         </w:rPr>
@@ -6555,19 +6586,20 @@
         <w:spacing w:line="360" w:lineRule="auto"/>
         <w:jc w:val="left"/>
         <w:rPr>
-          <w:rFonts w:ascii="仿宋" w:eastAsia="仿宋" w:hAnsi="仿宋"/>
-          <w:b/>
-          <w:sz w:val="24"/>
-        </w:rPr>
-      </w:pPr>
-      <w:r>
-        <w:rPr>
-          <w:rFonts w:ascii="仿宋" w:eastAsia="仿宋" w:hAnsi="仿宋"/>
-          <w:b/>
+          <w:rFonts w:ascii="仿宋" w:eastAsia="仿宋" w:hAnsi="仿宋" w:hint="eastAsia"/>
+          <w:b/>
+          <w:sz w:val="24"/>
+        </w:rPr>
+      </w:pPr>
+      <w:r>
+        <w:rPr>
+          <w:rFonts w:ascii="仿宋" w:eastAsia="仿宋" w:hAnsi="仿宋"/>
+          <w:b/>
+          <w:noProof/>
           <w:sz w:val="24"/>
         </w:rPr>
         <w:drawing>
-          <wp:inline distT="0" distB="0" distL="0" distR="0" wp14:anchorId="284104BD" wp14:editId="505A2657">
+          <wp:inline distT="0" distB="0" distL="0" distR="0" wp14:anchorId="66CA7416" wp14:editId="7FD45178">
             <wp:extent cx="3896269" cy="352474"/>
             <wp:effectExtent l="0" t="0" r="9525" b="9525"/>
             <wp:docPr id="614106506" name="图片 1"/>
@@ -6608,7 +6640,7 @@
         <w:spacing w:line="360" w:lineRule="auto"/>
         <w:jc w:val="left"/>
         <w:rPr>
-          <w:rFonts w:ascii="仿宋" w:eastAsia="仿宋" w:hAnsi="仿宋"/>
+          <w:rFonts w:ascii="仿宋" w:eastAsia="仿宋" w:hAnsi="仿宋" w:hint="eastAsia"/>
           <w:b/>
           <w:sz w:val="24"/>
         </w:rPr>
@@ -6627,7 +6659,7 @@
         <w:spacing w:line="360" w:lineRule="auto"/>
         <w:jc w:val="left"/>
         <w:rPr>
-          <w:rFonts w:ascii="仿宋" w:eastAsia="仿宋" w:hAnsi="仿宋"/>
+          <w:rFonts w:ascii="仿宋" w:eastAsia="仿宋" w:hAnsi="仿宋" w:hint="eastAsia"/>
           <w:b/>
           <w:sz w:val="24"/>
         </w:rPr>
@@ -6646,19 +6678,20 @@
         <w:spacing w:line="360" w:lineRule="auto"/>
         <w:jc w:val="left"/>
         <w:rPr>
-          <w:rFonts w:ascii="仿宋" w:eastAsia="仿宋" w:hAnsi="仿宋"/>
-          <w:b/>
-          <w:sz w:val="24"/>
-        </w:rPr>
-      </w:pPr>
-      <w:r>
-        <w:rPr>
-          <w:rFonts w:ascii="仿宋" w:eastAsia="仿宋" w:hAnsi="仿宋"/>
-          <w:b/>
+          <w:rFonts w:ascii="仿宋" w:eastAsia="仿宋" w:hAnsi="仿宋" w:hint="eastAsia"/>
+          <w:b/>
+          <w:sz w:val="24"/>
+        </w:rPr>
+      </w:pPr>
+      <w:r>
+        <w:rPr>
+          <w:rFonts w:ascii="仿宋" w:eastAsia="仿宋" w:hAnsi="仿宋"/>
+          <w:b/>
+          <w:noProof/>
           <w:sz w:val="24"/>
         </w:rPr>
         <w:drawing>
-          <wp:inline distT="0" distB="0" distL="0" distR="0" wp14:anchorId="4A37121D" wp14:editId="2F13D69E">
+          <wp:inline distT="0" distB="0" distL="0" distR="0" wp14:anchorId="0F4674DD" wp14:editId="1CFDF6F6">
             <wp:extent cx="2715004" cy="314369"/>
             <wp:effectExtent l="0" t="0" r="0" b="9525"/>
             <wp:docPr id="693442095" name="图片 1"/>
@@ -6699,7 +6732,7 @@
         <w:spacing w:line="360" w:lineRule="auto"/>
         <w:jc w:val="left"/>
         <w:rPr>
-          <w:rFonts w:ascii="仿宋" w:eastAsia="仿宋" w:hAnsi="仿宋"/>
+          <w:rFonts w:ascii="仿宋" w:eastAsia="仿宋" w:hAnsi="仿宋" w:hint="eastAsia"/>
           <w:b/>
           <w:sz w:val="24"/>
         </w:rPr>
@@ -6718,7 +6751,7 @@
         <w:spacing w:line="360" w:lineRule="auto"/>
         <w:jc w:val="left"/>
         <w:rPr>
-          <w:rFonts w:ascii="仿宋" w:eastAsia="仿宋" w:hAnsi="仿宋"/>
+          <w:rFonts w:ascii="仿宋" w:eastAsia="仿宋" w:hAnsi="仿宋" w:hint="eastAsia"/>
           <w:b/>
           <w:sz w:val="24"/>
         </w:rPr>
@@ -7571,7 +7604,7 @@
         </w:rPr>
         <w:lastRenderedPageBreak/>
         <w:drawing>
-          <wp:inline distT="0" distB="0" distL="0" distR="0">
+          <wp:inline distT="0" distB="0" distL="0" distR="0" wp14:anchorId="55F80971" wp14:editId="278F183B">
             <wp:extent cx="5274310" cy="3302000"/>
             <wp:effectExtent l="0" t="0" r="0" b="0"/>
             <wp:docPr id="1046233615" name="图片 4" descr="图表&#10;&#10;描述已自动生成"/>
@@ -7625,7 +7658,7 @@
         <w:spacing w:line="360" w:lineRule="auto"/>
         <w:jc w:val="left"/>
         <w:rPr>
-          <w:rFonts w:ascii="仿宋" w:eastAsia="仿宋" w:hAnsi="仿宋"/>
+          <w:rFonts w:ascii="仿宋" w:eastAsia="仿宋" w:hAnsi="仿宋" w:hint="eastAsia"/>
           <w:b/>
           <w:sz w:val="24"/>
         </w:rPr>
@@ -7662,56 +7695,48 @@
         <w:spacing w:line="360" w:lineRule="auto"/>
         <w:jc w:val="left"/>
         <w:rPr>
-          <w:rFonts w:ascii="仿宋" w:eastAsia="仿宋" w:hAnsi="仿宋"/>
-          <w:b/>
-          <w:sz w:val="24"/>
-        </w:rPr>
-      </w:pPr>
-    </w:p>
-    <w:p>
-      <w:pPr>
-        <w:spacing w:line="360" w:lineRule="auto"/>
-        <w:jc w:val="left"/>
-        <w:rPr>
-          <w:rFonts w:ascii="仿宋" w:eastAsia="仿宋" w:hAnsi="仿宋" w:hint="eastAsia"/>
-          <w:b/>
-          <w:sz w:val="24"/>
-        </w:rPr>
-      </w:pPr>
-    </w:p>
-    <w:p>
-      <w:pPr>
-        <w:spacing w:line="360" w:lineRule="auto"/>
-        <w:jc w:val="left"/>
-        <w:rPr>
-          <w:rFonts w:ascii="仿宋" w:eastAsia="仿宋" w:hAnsi="仿宋"/>
-          <w:b/>
-          <w:sz w:val="24"/>
-        </w:rPr>
-      </w:pPr>
-      <w:r>
-        <w:rPr>
-          <w:rFonts w:ascii="仿宋" w:eastAsia="仿宋" w:hAnsi="仿宋" w:hint="eastAsia"/>
-          <w:b/>
-          <w:sz w:val="24"/>
-        </w:rPr>
-        <w:t>d)</w:t>
-      </w:r>
-      <w:r>
-        <w:rPr>
-          <w:rFonts w:ascii="仿宋" w:eastAsia="仿宋" w:hAnsi="仿宋" w:hint="eastAsia"/>
-          <w:b/>
-          <w:sz w:val="24"/>
-        </w:rPr>
-        <w:t>验证代码</w:t>
-      </w:r>
-    </w:p>
-    <w:p>
-      <w:pPr>
-        <w:spacing w:line="360" w:lineRule="auto"/>
-        <w:jc w:val="left"/>
-        <w:rPr>
-          <w:rFonts w:ascii="仿宋" w:eastAsia="仿宋" w:hAnsi="仿宋"/>
+          <w:rFonts w:ascii="仿宋" w:eastAsia="仿宋" w:hAnsi="仿宋" w:hint="eastAsia"/>
+          <w:b/>
+          <w:sz w:val="24"/>
+        </w:rPr>
+      </w:pPr>
+    </w:p>
+    <w:p>
+      <w:pPr>
+        <w:spacing w:line="360" w:lineRule="auto"/>
+        <w:jc w:val="left"/>
+        <w:rPr>
+          <w:rFonts w:ascii="仿宋" w:eastAsia="仿宋" w:hAnsi="仿宋" w:hint="eastAsia"/>
+          <w:b/>
+          <w:sz w:val="24"/>
+        </w:rPr>
+      </w:pPr>
+    </w:p>
+    <w:p>
+      <w:pPr>
+        <w:spacing w:line="360" w:lineRule="auto"/>
+        <w:jc w:val="left"/>
+        <w:rPr>
+          <w:rFonts w:ascii="仿宋" w:eastAsia="仿宋" w:hAnsi="仿宋" w:hint="eastAsia"/>
+          <w:b/>
+          <w:sz w:val="24"/>
+        </w:rPr>
+      </w:pPr>
+      <w:r>
+        <w:rPr>
+          <w:rFonts w:ascii="仿宋" w:eastAsia="仿宋" w:hAnsi="仿宋" w:hint="eastAsia"/>
+          <w:b/>
+          <w:sz w:val="24"/>
+        </w:rPr>
+        <w:t>d)验证代码</w:t>
+      </w:r>
+    </w:p>
+    <w:p>
+      <w:pPr>
+        <w:spacing w:line="360" w:lineRule="auto"/>
+        <w:jc w:val="left"/>
+        <w:rPr>
+          <w:rFonts w:ascii="仿宋" w:eastAsia="仿宋" w:hAnsi="仿宋" w:hint="eastAsia"/>
           <w:bCs/>
           <w:sz w:val="24"/>
         </w:rPr>
@@ -7730,7 +7755,7 @@
         <w:spacing w:line="360" w:lineRule="auto"/>
         <w:jc w:val="left"/>
         <w:rPr>
-          <w:rFonts w:ascii="仿宋" w:eastAsia="仿宋" w:hAnsi="仿宋"/>
+          <w:rFonts w:ascii="仿宋" w:eastAsia="仿宋" w:hAnsi="仿宋" w:hint="eastAsia"/>
           <w:bCs/>
           <w:sz w:val="24"/>
         </w:rPr>
@@ -7749,7 +7774,7 @@
         <w:spacing w:line="360" w:lineRule="auto"/>
         <w:jc w:val="left"/>
         <w:rPr>
-          <w:rFonts w:ascii="仿宋" w:eastAsia="仿宋" w:hAnsi="仿宋"/>
+          <w:rFonts w:ascii="仿宋" w:eastAsia="仿宋" w:hAnsi="仿宋" w:hint="eastAsia"/>
           <w:bCs/>
           <w:sz w:val="24"/>
         </w:rPr>
@@ -7768,7 +7793,7 @@
         <w:spacing w:line="360" w:lineRule="auto"/>
         <w:jc w:val="left"/>
         <w:rPr>
-          <w:rFonts w:ascii="仿宋" w:eastAsia="仿宋" w:hAnsi="仿宋"/>
+          <w:rFonts w:ascii="仿宋" w:eastAsia="仿宋" w:hAnsi="仿宋" w:hint="eastAsia"/>
           <w:bCs/>
           <w:sz w:val="24"/>
         </w:rPr>
@@ -7787,7 +7812,7 @@
         <w:spacing w:line="360" w:lineRule="auto"/>
         <w:jc w:val="left"/>
         <w:rPr>
-          <w:rFonts w:ascii="仿宋" w:eastAsia="仿宋" w:hAnsi="仿宋"/>
+          <w:rFonts w:ascii="仿宋" w:eastAsia="仿宋" w:hAnsi="仿宋" w:hint="eastAsia"/>
           <w:bCs/>
           <w:sz w:val="24"/>
         </w:rPr>
@@ -7798,7 +7823,7 @@
         <w:spacing w:line="360" w:lineRule="auto"/>
         <w:jc w:val="left"/>
         <w:rPr>
-          <w:rFonts w:ascii="仿宋" w:eastAsia="仿宋" w:hAnsi="仿宋"/>
+          <w:rFonts w:ascii="仿宋" w:eastAsia="仿宋" w:hAnsi="仿宋" w:hint="eastAsia"/>
           <w:bCs/>
           <w:sz w:val="24"/>
         </w:rPr>
@@ -7817,7 +7842,7 @@
         <w:spacing w:line="360" w:lineRule="auto"/>
         <w:jc w:val="left"/>
         <w:rPr>
-          <w:rFonts w:ascii="仿宋" w:eastAsia="仿宋" w:hAnsi="仿宋"/>
+          <w:rFonts w:ascii="仿宋" w:eastAsia="仿宋" w:hAnsi="仿宋" w:hint="eastAsia"/>
           <w:bCs/>
           <w:sz w:val="24"/>
         </w:rPr>
@@ -7836,7 +7861,7 @@
         <w:spacing w:line="360" w:lineRule="auto"/>
         <w:jc w:val="left"/>
         <w:rPr>
-          <w:rFonts w:ascii="仿宋" w:eastAsia="仿宋" w:hAnsi="仿宋"/>
+          <w:rFonts w:ascii="仿宋" w:eastAsia="仿宋" w:hAnsi="仿宋" w:hint="eastAsia"/>
           <w:bCs/>
           <w:sz w:val="24"/>
         </w:rPr>
@@ -7855,7 +7880,7 @@
         <w:spacing w:line="360" w:lineRule="auto"/>
         <w:jc w:val="left"/>
         <w:rPr>
-          <w:rFonts w:ascii="仿宋" w:eastAsia="仿宋" w:hAnsi="仿宋"/>
+          <w:rFonts w:ascii="仿宋" w:eastAsia="仿宋" w:hAnsi="仿宋" w:hint="eastAsia"/>
           <w:bCs/>
           <w:sz w:val="24"/>
         </w:rPr>
@@ -7866,7 +7891,7 @@
         <w:spacing w:line="360" w:lineRule="auto"/>
         <w:jc w:val="left"/>
         <w:rPr>
-          <w:rFonts w:ascii="仿宋" w:eastAsia="仿宋" w:hAnsi="仿宋"/>
+          <w:rFonts w:ascii="仿宋" w:eastAsia="仿宋" w:hAnsi="仿宋" w:hint="eastAsia"/>
           <w:bCs/>
           <w:sz w:val="24"/>
         </w:rPr>
@@ -7885,7 +7910,7 @@
         <w:spacing w:line="360" w:lineRule="auto"/>
         <w:jc w:val="left"/>
         <w:rPr>
-          <w:rFonts w:ascii="仿宋" w:eastAsia="仿宋" w:hAnsi="仿宋"/>
+          <w:rFonts w:ascii="仿宋" w:eastAsia="仿宋" w:hAnsi="仿宋" w:hint="eastAsia"/>
           <w:bCs/>
           <w:sz w:val="24"/>
         </w:rPr>
@@ -7904,7 +7929,7 @@
         <w:spacing w:line="360" w:lineRule="auto"/>
         <w:jc w:val="left"/>
         <w:rPr>
-          <w:rFonts w:ascii="仿宋" w:eastAsia="仿宋" w:hAnsi="仿宋"/>
+          <w:rFonts w:ascii="仿宋" w:eastAsia="仿宋" w:hAnsi="仿宋" w:hint="eastAsia"/>
           <w:bCs/>
           <w:sz w:val="24"/>
         </w:rPr>
@@ -7923,7 +7948,7 @@
         <w:spacing w:line="360" w:lineRule="auto"/>
         <w:jc w:val="left"/>
         <w:rPr>
-          <w:rFonts w:ascii="仿宋" w:eastAsia="仿宋" w:hAnsi="仿宋"/>
+          <w:rFonts w:ascii="仿宋" w:eastAsia="仿宋" w:hAnsi="仿宋" w:hint="eastAsia"/>
           <w:bCs/>
           <w:sz w:val="24"/>
         </w:rPr>
@@ -7943,7 +7968,7 @@
         <w:spacing w:line="360" w:lineRule="auto"/>
         <w:jc w:val="left"/>
         <w:rPr>
-          <w:rFonts w:ascii="仿宋" w:eastAsia="仿宋" w:hAnsi="仿宋"/>
+          <w:rFonts w:ascii="仿宋" w:eastAsia="仿宋" w:hAnsi="仿宋" w:hint="eastAsia"/>
           <w:bCs/>
           <w:sz w:val="24"/>
         </w:rPr>
@@ -7962,7 +7987,7 @@
         <w:spacing w:line="360" w:lineRule="auto"/>
         <w:jc w:val="left"/>
         <w:rPr>
-          <w:rFonts w:ascii="仿宋" w:eastAsia="仿宋" w:hAnsi="仿宋"/>
+          <w:rFonts w:ascii="仿宋" w:eastAsia="仿宋" w:hAnsi="仿宋" w:hint="eastAsia"/>
           <w:bCs/>
           <w:sz w:val="24"/>
         </w:rPr>
@@ -7973,7 +7998,7 @@
         <w:spacing w:line="360" w:lineRule="auto"/>
         <w:jc w:val="left"/>
         <w:rPr>
-          <w:rFonts w:ascii="仿宋" w:eastAsia="仿宋" w:hAnsi="仿宋"/>
+          <w:rFonts w:ascii="仿宋" w:eastAsia="仿宋" w:hAnsi="仿宋" w:hint="eastAsia"/>
           <w:bCs/>
           <w:sz w:val="24"/>
         </w:rPr>
@@ -7992,7 +8017,7 @@
         <w:spacing w:line="360" w:lineRule="auto"/>
         <w:jc w:val="left"/>
         <w:rPr>
-          <w:rFonts w:ascii="仿宋" w:eastAsia="仿宋" w:hAnsi="仿宋"/>
+          <w:rFonts w:ascii="仿宋" w:eastAsia="仿宋" w:hAnsi="仿宋" w:hint="eastAsia"/>
           <w:bCs/>
           <w:sz w:val="24"/>
         </w:rPr>
@@ -8011,7 +8036,7 @@
         <w:spacing w:line="360" w:lineRule="auto"/>
         <w:jc w:val="left"/>
         <w:rPr>
-          <w:rFonts w:ascii="仿宋" w:eastAsia="仿宋" w:hAnsi="仿宋"/>
+          <w:rFonts w:ascii="仿宋" w:eastAsia="仿宋" w:hAnsi="仿宋" w:hint="eastAsia"/>
           <w:bCs/>
           <w:sz w:val="24"/>
         </w:rPr>
@@ -8030,7 +8055,7 @@
         <w:spacing w:line="360" w:lineRule="auto"/>
         <w:jc w:val="left"/>
         <w:rPr>
-          <w:rFonts w:ascii="仿宋" w:eastAsia="仿宋" w:hAnsi="仿宋"/>
+          <w:rFonts w:ascii="仿宋" w:eastAsia="仿宋" w:hAnsi="仿宋" w:hint="eastAsia"/>
           <w:bCs/>
           <w:sz w:val="24"/>
         </w:rPr>
@@ -8049,7 +8074,7 @@
         <w:spacing w:line="360" w:lineRule="auto"/>
         <w:jc w:val="left"/>
         <w:rPr>
-          <w:rFonts w:ascii="仿宋" w:eastAsia="仿宋" w:hAnsi="仿宋"/>
+          <w:rFonts w:ascii="仿宋" w:eastAsia="仿宋" w:hAnsi="仿宋" w:hint="eastAsia"/>
           <w:bCs/>
           <w:sz w:val="24"/>
         </w:rPr>
@@ -8068,7 +8093,7 @@
         <w:spacing w:line="360" w:lineRule="auto"/>
         <w:jc w:val="left"/>
         <w:rPr>
-          <w:rFonts w:ascii="仿宋" w:eastAsia="仿宋" w:hAnsi="仿宋"/>
+          <w:rFonts w:ascii="仿宋" w:eastAsia="仿宋" w:hAnsi="仿宋" w:hint="eastAsia"/>
           <w:bCs/>
           <w:sz w:val="24"/>
         </w:rPr>
@@ -8087,7 +8112,7 @@
         <w:spacing w:line="360" w:lineRule="auto"/>
         <w:jc w:val="left"/>
         <w:rPr>
-          <w:rFonts w:ascii="仿宋" w:eastAsia="仿宋" w:hAnsi="仿宋"/>
+          <w:rFonts w:ascii="仿宋" w:eastAsia="仿宋" w:hAnsi="仿宋" w:hint="eastAsia"/>
           <w:bCs/>
           <w:sz w:val="24"/>
         </w:rPr>
@@ -8098,7 +8123,7 @@
         <w:spacing w:line="360" w:lineRule="auto"/>
         <w:jc w:val="left"/>
         <w:rPr>
-          <w:rFonts w:ascii="仿宋" w:eastAsia="仿宋" w:hAnsi="仿宋"/>
+          <w:rFonts w:ascii="仿宋" w:eastAsia="仿宋" w:hAnsi="仿宋" w:hint="eastAsia"/>
           <w:bCs/>
           <w:sz w:val="24"/>
         </w:rPr>
@@ -8117,7 +8142,7 @@
         <w:spacing w:line="360" w:lineRule="auto"/>
         <w:jc w:val="left"/>
         <w:rPr>
-          <w:rFonts w:ascii="仿宋" w:eastAsia="仿宋" w:hAnsi="仿宋"/>
+          <w:rFonts w:ascii="仿宋" w:eastAsia="仿宋" w:hAnsi="仿宋" w:hint="eastAsia"/>
           <w:bCs/>
           <w:sz w:val="24"/>
         </w:rPr>
@@ -8136,7 +8161,7 @@
         <w:spacing w:line="360" w:lineRule="auto"/>
         <w:jc w:val="left"/>
         <w:rPr>
-          <w:rFonts w:ascii="仿宋" w:eastAsia="仿宋" w:hAnsi="仿宋"/>
+          <w:rFonts w:ascii="仿宋" w:eastAsia="仿宋" w:hAnsi="仿宋" w:hint="eastAsia"/>
           <w:bCs/>
           <w:sz w:val="24"/>
         </w:rPr>
@@ -8155,7 +8180,7 @@
         <w:spacing w:line="360" w:lineRule="auto"/>
         <w:jc w:val="left"/>
         <w:rPr>
-          <w:rFonts w:ascii="仿宋" w:eastAsia="仿宋" w:hAnsi="仿宋"/>
+          <w:rFonts w:ascii="仿宋" w:eastAsia="仿宋" w:hAnsi="仿宋" w:hint="eastAsia"/>
           <w:bCs/>
           <w:sz w:val="24"/>
         </w:rPr>
@@ -8174,7 +8199,7 @@
         <w:spacing w:line="360" w:lineRule="auto"/>
         <w:jc w:val="left"/>
         <w:rPr>
-          <w:rFonts w:ascii="仿宋" w:eastAsia="仿宋" w:hAnsi="仿宋"/>
+          <w:rFonts w:ascii="仿宋" w:eastAsia="仿宋" w:hAnsi="仿宋" w:hint="eastAsia"/>
           <w:bCs/>
           <w:sz w:val="24"/>
         </w:rPr>
@@ -8193,7 +8218,7 @@
         <w:spacing w:line="360" w:lineRule="auto"/>
         <w:jc w:val="left"/>
         <w:rPr>
-          <w:rFonts w:ascii="仿宋" w:eastAsia="仿宋" w:hAnsi="仿宋"/>
+          <w:rFonts w:ascii="仿宋" w:eastAsia="仿宋" w:hAnsi="仿宋" w:hint="eastAsia"/>
           <w:bCs/>
           <w:sz w:val="24"/>
         </w:rPr>
@@ -8222,7 +8247,7 @@
           <w:noProof/>
         </w:rPr>
         <w:drawing>
-          <wp:inline distT="0" distB="0" distL="0" distR="0">
+          <wp:inline distT="0" distB="0" distL="0" distR="0" wp14:anchorId="37A163A7" wp14:editId="4578DDCD">
             <wp:extent cx="5274310" cy="3450590"/>
             <wp:effectExtent l="0" t="0" r="0" b="0"/>
             <wp:docPr id="123622207" name="图片 5" descr="图表&#10;&#10;中度可信度描述已自动生成"/>
@@ -8299,40 +8324,107 @@
           <w:sz w:val="24"/>
         </w:rPr>
         <w:lastRenderedPageBreak/>
-        <w:t>二、期末读书</w:t>
-      </w:r>
-      <w:r>
-        <w:rPr>
-          <w:rFonts w:ascii="仿宋" w:eastAsia="仿宋" w:hAnsi="仿宋" w:hint="eastAsia"/>
-          <w:b/>
-          <w:sz w:val="24"/>
-        </w:rPr>
-        <w:t>报告</w:t>
-      </w:r>
-      <w:r>
-        <w:rPr>
-          <w:rFonts w:ascii="仿宋" w:eastAsia="仿宋" w:hAnsi="仿宋" w:hint="eastAsia"/>
-          <w:b/>
-          <w:sz w:val="24"/>
-        </w:rPr>
-        <w:t>题目：</w:t>
-      </w:r>
-      <w:r>
-        <w:rPr>
-          <w:rFonts w:ascii="仿宋" w:eastAsia="仿宋" w:hAnsi="仿宋" w:hint="eastAsia"/>
-          <w:b/>
-          <w:sz w:val="24"/>
-        </w:rPr>
-        <w:t>********（中英文，根据所选择的ICRA论文，完成相应报告内容）</w:t>
-      </w:r>
-    </w:p>
-    <w:p>
-      <w:pPr>
-        <w:spacing w:line="360" w:lineRule="auto"/>
-        <w:jc w:val="left"/>
-        <w:rPr>
-          <w:rFonts w:ascii="仿宋" w:eastAsia="仿宋" w:hAnsi="仿宋" w:hint="eastAsia"/>
-          <w:b/>
+        <w:t>二、期末读书报告题目：轮式机器人设计的整体方法：机械结构与控制策略</w:t>
+      </w:r>
+    </w:p>
+    <w:p>
+      <w:pPr>
+        <w:spacing w:line="360" w:lineRule="auto"/>
+        <w:jc w:val="left"/>
+        <w:rPr>
+          <w:rFonts w:ascii="仿宋" w:eastAsia="仿宋" w:hAnsi="仿宋" w:hint="eastAsia"/>
+          <w:b/>
+          <w:sz w:val="24"/>
+        </w:rPr>
+      </w:pPr>
+      <w:r>
+        <w:rPr>
+          <w:rFonts w:ascii="仿宋" w:eastAsia="仿宋" w:hAnsi="仿宋" w:hint="eastAsia"/>
+          <w:b/>
+          <w:sz w:val="24"/>
+        </w:rPr>
+        <w:t>A Holistic Approach to Wheeled Robot Design: Mechanical Structure and Control Strategies</w:t>
+      </w:r>
+    </w:p>
+    <w:p>
+      <w:pPr>
+        <w:spacing w:line="360" w:lineRule="auto"/>
+        <w:jc w:val="left"/>
+        <w:rPr>
+          <w:rFonts w:ascii="仿宋" w:eastAsia="仿宋" w:hAnsi="仿宋" w:hint="eastAsia"/>
+          <w:sz w:val="24"/>
+        </w:rPr>
+      </w:pPr>
+      <w:r>
+        <w:rPr>
+          <w:rFonts w:ascii="仿宋" w:eastAsia="仿宋" w:hAnsi="仿宋" w:hint="eastAsia"/>
+          <w:sz w:val="24"/>
+        </w:rPr>
+        <w:t>（作者：</w:t>
+      </w:r>
+      <w:r>
+        <w:rPr>
+          <w:rFonts w:ascii="仿宋" w:eastAsia="仿宋" w:hAnsi="仿宋" w:hint="eastAsia"/>
+          <w:sz w:val="24"/>
+        </w:rPr>
+        <w:t xml:space="preserve">Alikha Balan, Grigari T. Jose, Jeevan Raju </w:t>
+      </w:r>
+      <w:r>
+        <w:rPr>
+          <w:rFonts w:ascii="仿宋" w:eastAsia="仿宋" w:hAnsi="仿宋" w:hint="eastAsia"/>
+          <w:sz w:val="24"/>
+        </w:rPr>
+        <w:t>等；会议：</w:t>
+      </w:r>
+      <w:r>
+        <w:rPr>
+          <w:rFonts w:ascii="仿宋" w:eastAsia="仿宋" w:hAnsi="仿宋" w:hint="eastAsia"/>
+          <w:sz w:val="24"/>
+        </w:rPr>
+        <w:t>ICTEST 2025</w:t>
+      </w:r>
+      <w:r>
+        <w:rPr>
+          <w:rFonts w:ascii="仿宋" w:eastAsia="仿宋" w:hAnsi="仿宋" w:hint="eastAsia"/>
+          <w:sz w:val="24"/>
+        </w:rPr>
+        <w:t>；</w:t>
+      </w:r>
+      <w:r>
+        <w:rPr>
+          <w:rFonts w:ascii="仿宋" w:eastAsia="仿宋" w:hAnsi="仿宋" w:hint="eastAsia"/>
+          <w:sz w:val="24"/>
+        </w:rPr>
+        <w:t>DOI</w:t>
+      </w:r>
+      <w:r>
+        <w:rPr>
+          <w:rFonts w:ascii="仿宋" w:eastAsia="仿宋" w:hAnsi="仿宋" w:hint="eastAsia"/>
+          <w:sz w:val="24"/>
+        </w:rPr>
+        <w:t>：</w:t>
+      </w:r>
+      <w:r>
+        <w:rPr>
+          <w:rFonts w:ascii="仿宋" w:eastAsia="仿宋" w:hAnsi="仿宋" w:hint="eastAsia"/>
+          <w:sz w:val="24"/>
+        </w:rPr>
+        <w:t>10.1109/ICTEST64710.2025.11042480</w:t>
+      </w:r>
+      <w:r>
+        <w:rPr>
+          <w:rFonts w:ascii="仿宋" w:eastAsia="仿宋" w:hAnsi="仿宋" w:hint="eastAsia"/>
+          <w:sz w:val="24"/>
+        </w:rPr>
+        <w:t>）</w:t>
+      </w:r>
+    </w:p>
+    <w:p>
+      <w:pPr>
+        <w:spacing w:line="360" w:lineRule="auto"/>
+        <w:jc w:val="left"/>
+        <w:rPr>
+          <w:rFonts w:ascii="仿宋" w:eastAsia="仿宋" w:hAnsi="仿宋" w:hint="eastAsia"/>
           <w:sz w:val="24"/>
         </w:rPr>
       </w:pPr>
@@ -8361,24 +8453,275 @@
           <w:b/>
           <w:sz w:val="24"/>
         </w:rPr>
-        <w:t>报告</w:t>
-      </w:r>
-      <w:r>
-        <w:rPr>
-          <w:rFonts w:ascii="仿宋" w:eastAsia="仿宋" w:hAnsi="仿宋" w:hint="eastAsia"/>
-          <w:b/>
-          <w:sz w:val="24"/>
-        </w:rPr>
-        <w:t>摘要</w:t>
-      </w:r>
-    </w:p>
-    <w:p>
-      <w:pPr>
-        <w:spacing w:line="360" w:lineRule="auto"/>
-        <w:jc w:val="left"/>
-        <w:rPr>
-          <w:rFonts w:ascii="仿宋" w:eastAsia="仿宋" w:hAnsi="仿宋" w:hint="eastAsia"/>
-          <w:b/>
+        <w:t>报告摘要</w:t>
+      </w:r>
+    </w:p>
+    <w:p>
+      <w:pPr>
+        <w:spacing w:line="360" w:lineRule="auto"/>
+        <w:jc w:val="left"/>
+        <w:rPr>
+          <w:rFonts w:ascii="仿宋" w:eastAsia="仿宋" w:hAnsi="仿宋" w:hint="eastAsia"/>
+          <w:sz w:val="24"/>
+        </w:rPr>
+      </w:pPr>
+    </w:p>
+    <w:p>
+      <w:pPr>
+        <w:spacing w:line="360" w:lineRule="auto"/>
+        <w:ind w:firstLine="420"/>
+        <w:jc w:val="left"/>
+        <w:rPr>
+          <w:rFonts w:ascii="仿宋" w:eastAsia="仿宋" w:hAnsi="仿宋" w:hint="eastAsia"/>
+          <w:sz w:val="24"/>
+        </w:rPr>
+      </w:pPr>
+      <w:r>
+        <w:rPr>
+          <w:rFonts w:ascii="仿宋" w:eastAsia="仿宋" w:hAnsi="仿宋" w:hint="eastAsia"/>
+          <w:sz w:val="24"/>
+        </w:rPr>
+        <w:t>本文面向温室农业应用场景，提出了一种差速驱动轮式移动机器人的整体设计方案，系统讨论了机械结构、电机选型、硬件架构与路径跟踪控制策略。论文搭建了一台由</w:t>
+      </w:r>
+      <w:r>
+        <w:rPr>
+          <w:rFonts w:ascii="仿宋" w:eastAsia="仿宋" w:hAnsi="仿宋" w:hint="eastAsia"/>
+          <w:sz w:val="24"/>
+        </w:rPr>
+        <w:t>4040</w:t>
+      </w:r>
+      <w:r>
+        <w:rPr>
+          <w:rFonts w:ascii="仿宋" w:eastAsia="仿宋" w:hAnsi="仿宋" w:hint="eastAsia"/>
+          <w:sz w:val="24"/>
+        </w:rPr>
+        <w:t>铝型材机架、双驱动轮和万向从动轮组成的农业机器人，采用</w:t>
+      </w:r>
+      <w:r>
+        <w:rPr>
+          <w:rFonts w:ascii="仿宋" w:eastAsia="仿宋" w:hAnsi="仿宋" w:hint="eastAsia"/>
+          <w:sz w:val="24"/>
+        </w:rPr>
+        <w:t>Raspberry Pi 4B</w:t>
+      </w:r>
+      <w:r>
+        <w:rPr>
+          <w:rFonts w:ascii="仿宋" w:eastAsia="仿宋" w:hAnsi="仿宋" w:hint="eastAsia"/>
+          <w:sz w:val="24"/>
+        </w:rPr>
+        <w:t>负责视觉与上层决策，</w:t>
+      </w:r>
+      <w:r>
+        <w:rPr>
+          <w:rFonts w:ascii="仿宋" w:eastAsia="仿宋" w:hAnsi="仿宋" w:hint="eastAsia"/>
+          <w:sz w:val="24"/>
+        </w:rPr>
+        <w:t>Arduino Mega</w:t>
+      </w:r>
+      <w:r>
+        <w:rPr>
+          <w:rFonts w:ascii="仿宋" w:eastAsia="仿宋" w:hAnsi="仿宋" w:hint="eastAsia"/>
+          <w:sz w:val="24"/>
+        </w:rPr>
+        <w:t>负责电机实时控制，可完成温室通道内的自主导航与喷洒作业。</w:t>
+      </w:r>
+    </w:p>
+    <w:p>
+      <w:pPr>
+        <w:spacing w:line="360" w:lineRule="auto"/>
+        <w:ind w:firstLine="420"/>
+        <w:jc w:val="left"/>
+        <w:rPr>
+          <w:rFonts w:ascii="仿宋" w:eastAsia="仿宋" w:hAnsi="仿宋" w:hint="eastAsia"/>
+          <w:sz w:val="24"/>
+        </w:rPr>
+      </w:pPr>
+      <w:r>
+        <w:rPr>
+          <w:rFonts w:ascii="仿宋" w:eastAsia="仿宋" w:hAnsi="仿宋" w:hint="eastAsia"/>
+          <w:sz w:val="24"/>
+        </w:rPr>
+        <w:t>在控制策略方面，作者重点比较了三种路径跟踪方法：</w:t>
+      </w:r>
+      <w:r>
+        <w:rPr>
+          <w:rFonts w:ascii="仿宋" w:eastAsia="仿宋" w:hAnsi="仿宋" w:hint="eastAsia"/>
+          <w:sz w:val="24"/>
+        </w:rPr>
+        <w:t>Pure Pursuit</w:t>
+      </w:r>
+      <w:r>
+        <w:rPr>
+          <w:rFonts w:ascii="仿宋" w:eastAsia="仿宋" w:hAnsi="仿宋" w:hint="eastAsia"/>
+          <w:sz w:val="24"/>
+        </w:rPr>
+        <w:t>结合</w:t>
+      </w:r>
+      <w:r>
+        <w:rPr>
+          <w:rFonts w:ascii="仿宋" w:eastAsia="仿宋" w:hAnsi="仿宋" w:hint="eastAsia"/>
+          <w:sz w:val="24"/>
+        </w:rPr>
+        <w:t>PID</w:t>
+      </w:r>
+      <w:r>
+        <w:rPr>
+          <w:rFonts w:ascii="仿宋" w:eastAsia="仿宋" w:hAnsi="仿宋" w:hint="eastAsia"/>
+          <w:sz w:val="24"/>
+        </w:rPr>
+        <w:t>、</w:t>
+      </w:r>
+      <w:r>
+        <w:rPr>
+          <w:rFonts w:ascii="仿宋" w:eastAsia="仿宋" w:hAnsi="仿宋" w:hint="eastAsia"/>
+          <w:sz w:val="24"/>
+        </w:rPr>
+        <w:t>Stanley</w:t>
+      </w:r>
+      <w:r>
+        <w:rPr>
+          <w:rFonts w:ascii="仿宋" w:eastAsia="仿宋" w:hAnsi="仿宋" w:hint="eastAsia"/>
+          <w:sz w:val="24"/>
+        </w:rPr>
+        <w:t>结合</w:t>
+      </w:r>
+      <w:r>
+        <w:rPr>
+          <w:rFonts w:ascii="仿宋" w:eastAsia="仿宋" w:hAnsi="仿宋" w:hint="eastAsia"/>
+          <w:sz w:val="24"/>
+        </w:rPr>
+        <w:t>PID</w:t>
+      </w:r>
+      <w:r>
+        <w:rPr>
+          <w:rFonts w:ascii="仿宋" w:eastAsia="仿宋" w:hAnsi="仿宋" w:hint="eastAsia"/>
+          <w:sz w:val="24"/>
+        </w:rPr>
+        <w:t>以及模型预测控制（</w:t>
+      </w:r>
+      <w:r>
+        <w:rPr>
+          <w:rFonts w:ascii="仿宋" w:eastAsia="仿宋" w:hAnsi="仿宋" w:hint="eastAsia"/>
+          <w:sz w:val="24"/>
+        </w:rPr>
+        <w:t>MPC</w:t>
+      </w:r>
+      <w:r>
+        <w:rPr>
+          <w:rFonts w:ascii="仿宋" w:eastAsia="仿宋" w:hAnsi="仿宋" w:hint="eastAsia"/>
+          <w:sz w:val="24"/>
+        </w:rPr>
+        <w:t>）。实验在三条不同复杂度的参考路径上进行，以最大误差、最小误差、平均误差和标准差评价跟踪性能。结果表明，</w:t>
+      </w:r>
+      <w:r>
+        <w:rPr>
+          <w:rFonts w:ascii="仿宋" w:eastAsia="仿宋" w:hAnsi="仿宋" w:hint="eastAsia"/>
+          <w:sz w:val="24"/>
+        </w:rPr>
+        <w:t>Pure Pursuit+PID</w:t>
+      </w:r>
+      <w:r>
+        <w:rPr>
+          <w:rFonts w:ascii="仿宋" w:eastAsia="仿宋" w:hAnsi="仿宋" w:hint="eastAsia"/>
+          <w:sz w:val="24"/>
+        </w:rPr>
+        <w:t>与</w:t>
+      </w:r>
+      <w:r>
+        <w:rPr>
+          <w:rFonts w:ascii="仿宋" w:eastAsia="仿宋" w:hAnsi="仿宋" w:hint="eastAsia"/>
+          <w:sz w:val="24"/>
+        </w:rPr>
+        <w:t>MPC</w:t>
+      </w:r>
+      <w:r>
+        <w:rPr>
+          <w:rFonts w:ascii="仿宋" w:eastAsia="仿宋" w:hAnsi="仿宋" w:hint="eastAsia"/>
+          <w:sz w:val="24"/>
+        </w:rPr>
+        <w:t>整体优于</w:t>
+      </w:r>
+      <w:r>
+        <w:rPr>
+          <w:rFonts w:ascii="仿宋" w:eastAsia="仿宋" w:hAnsi="仿宋" w:hint="eastAsia"/>
+          <w:sz w:val="24"/>
+        </w:rPr>
+        <w:t>Stanley+PID</w:t>
+      </w:r>
+      <w:r>
+        <w:rPr>
+          <w:rFonts w:ascii="仿宋" w:eastAsia="仿宋" w:hAnsi="仿宋" w:hint="eastAsia"/>
+          <w:sz w:val="24"/>
+        </w:rPr>
+        <w:t>；综合考虑温室低速作业、平台算力限制和实现复杂度，论文最终选用</w:t>
+      </w:r>
+      <w:r>
+        <w:rPr>
+          <w:rFonts w:ascii="仿宋" w:eastAsia="仿宋" w:hAnsi="仿宋" w:hint="eastAsia"/>
+          <w:sz w:val="24"/>
+        </w:rPr>
+        <w:t>Pure Pursuit+PID</w:t>
+      </w:r>
+      <w:r>
+        <w:rPr>
+          <w:rFonts w:ascii="仿宋" w:eastAsia="仿宋" w:hAnsi="仿宋" w:hint="eastAsia"/>
+          <w:sz w:val="24"/>
+        </w:rPr>
+        <w:t>作为实际部署方案。</w:t>
+      </w:r>
+    </w:p>
+    <w:p>
+      <w:pPr>
+        <w:spacing w:line="360" w:lineRule="auto"/>
+        <w:ind w:firstLine="420"/>
+        <w:jc w:val="left"/>
+        <w:rPr>
+          <w:rFonts w:ascii="仿宋" w:eastAsia="仿宋" w:hAnsi="仿宋" w:hint="eastAsia"/>
+          <w:sz w:val="24"/>
+        </w:rPr>
+      </w:pPr>
+      <w:r>
+        <w:rPr>
+          <w:rFonts w:ascii="仿宋" w:eastAsia="仿宋" w:hAnsi="仿宋" w:hint="eastAsia"/>
+          <w:sz w:val="24"/>
+        </w:rPr>
+        <w:t>本读书报告在研读原文基础上，结合</w:t>
+      </w:r>
+      <w:r>
+        <w:rPr>
+          <w:rFonts w:ascii="仿宋" w:eastAsia="仿宋" w:hAnsi="仿宋" w:hint="eastAsia"/>
+          <w:sz w:val="24"/>
+        </w:rPr>
+        <w:t>Python</w:t>
+      </w:r>
+      <w:r>
+        <w:rPr>
+          <w:rFonts w:ascii="仿宋" w:eastAsia="仿宋" w:hAnsi="仿宋" w:hint="eastAsia"/>
+          <w:sz w:val="24"/>
+        </w:rPr>
+        <w:t>与</w:t>
+      </w:r>
+      <w:r>
+        <w:rPr>
+          <w:rFonts w:ascii="仿宋" w:eastAsia="仿宋" w:hAnsi="仿宋" w:hint="eastAsia"/>
+          <w:sz w:val="24"/>
+        </w:rPr>
+        <w:t>MATLAB</w:t>
+      </w:r>
+      <w:r>
+        <w:rPr>
+          <w:rFonts w:ascii="仿宋" w:eastAsia="仿宋" w:hAnsi="仿宋" w:hint="eastAsia"/>
+          <w:sz w:val="24"/>
+        </w:rPr>
+        <w:t>仿真复现，对论文的研究背景、方法、实验结果和结论进行了系统梳理，并讨论了三种控制器在工程应用中的适用边界。</w:t>
+      </w:r>
+    </w:p>
+    <w:p>
+      <w:pPr>
+        <w:spacing w:line="360" w:lineRule="auto"/>
+        <w:jc w:val="left"/>
+        <w:rPr>
+          <w:rFonts w:ascii="仿宋" w:eastAsia="仿宋" w:hAnsi="仿宋" w:hint="eastAsia"/>
           <w:sz w:val="24"/>
         </w:rPr>
       </w:pPr>
@@ -8416,169 +8759,3408 @@
         <w:jc w:val="left"/>
         <w:rPr>
           <w:rFonts w:ascii="仿宋" w:eastAsia="仿宋" w:hAnsi="仿宋" w:hint="eastAsia"/>
-          <w:b/>
-          <w:color w:val="FF0000"/>
-          <w:sz w:val="24"/>
-        </w:rPr>
-      </w:pPr>
-      <w:r>
-        <w:rPr>
-          <w:rFonts w:ascii="仿宋" w:eastAsia="仿宋" w:hAnsi="仿宋" w:hint="eastAsia"/>
-          <w:b/>
-          <w:color w:val="FF0000"/>
-          <w:sz w:val="24"/>
-        </w:rPr>
-        <w:t>（1）</w:t>
-      </w:r>
-      <w:r>
-        <w:rPr>
-          <w:rFonts w:ascii="仿宋" w:eastAsia="仿宋" w:hAnsi="仿宋" w:hint="eastAsia"/>
-          <w:b/>
-          <w:color w:val="FF0000"/>
-          <w:sz w:val="24"/>
-        </w:rPr>
-        <w:t>研究背景</w:t>
-      </w:r>
-    </w:p>
-    <w:p>
-      <w:pPr>
-        <w:spacing w:line="360" w:lineRule="auto"/>
-        <w:jc w:val="left"/>
-        <w:rPr>
-          <w:rFonts w:ascii="仿宋" w:eastAsia="仿宋" w:hAnsi="仿宋" w:hint="eastAsia"/>
-          <w:b/>
-          <w:color w:val="FF0000"/>
-          <w:sz w:val="24"/>
-        </w:rPr>
-      </w:pPr>
-      <w:r>
-        <w:rPr>
-          <w:rFonts w:ascii="仿宋" w:eastAsia="仿宋" w:hAnsi="仿宋" w:hint="eastAsia"/>
-          <w:b/>
-          <w:color w:val="FF0000"/>
-          <w:sz w:val="24"/>
-        </w:rPr>
-        <w:t>（2）相关工作</w:t>
-      </w:r>
-    </w:p>
-    <w:p>
-      <w:pPr>
-        <w:spacing w:line="360" w:lineRule="auto"/>
-        <w:jc w:val="left"/>
-        <w:rPr>
-          <w:rFonts w:ascii="仿宋" w:eastAsia="仿宋" w:hAnsi="仿宋" w:hint="eastAsia"/>
-          <w:b/>
-          <w:color w:val="FF0000"/>
-          <w:sz w:val="24"/>
-        </w:rPr>
-      </w:pPr>
-      <w:r>
-        <w:rPr>
-          <w:rFonts w:ascii="仿宋" w:eastAsia="仿宋" w:hAnsi="仿宋" w:hint="eastAsia"/>
-          <w:b/>
-          <w:color w:val="FF0000"/>
-          <w:sz w:val="24"/>
-        </w:rPr>
-        <w:t>（2）</w:t>
-      </w:r>
-      <w:r>
-        <w:rPr>
-          <w:rFonts w:ascii="仿宋" w:eastAsia="仿宋" w:hAnsi="仿宋" w:hint="eastAsia"/>
-          <w:b/>
-          <w:color w:val="FF0000"/>
-          <w:sz w:val="24"/>
-        </w:rPr>
-        <w:t>研究方法*</w:t>
-      </w:r>
-    </w:p>
-    <w:p>
-      <w:pPr>
-        <w:spacing w:line="360" w:lineRule="auto"/>
-        <w:jc w:val="left"/>
-        <w:rPr>
-          <w:rFonts w:ascii="仿宋" w:eastAsia="仿宋" w:hAnsi="仿宋" w:hint="eastAsia"/>
-          <w:b/>
-          <w:color w:val="FF0000"/>
-          <w:sz w:val="24"/>
-        </w:rPr>
-      </w:pPr>
-      <w:r>
-        <w:rPr>
-          <w:rFonts w:ascii="仿宋" w:eastAsia="仿宋" w:hAnsi="仿宋" w:hint="eastAsia"/>
-          <w:b/>
-          <w:color w:val="FF0000"/>
-          <w:sz w:val="24"/>
-        </w:rPr>
-        <w:t>（3）</w:t>
-      </w:r>
-      <w:r>
-        <w:rPr>
-          <w:rFonts w:ascii="仿宋" w:eastAsia="仿宋" w:hAnsi="仿宋" w:hint="eastAsia"/>
-          <w:b/>
-          <w:color w:val="FF0000"/>
-          <w:sz w:val="24"/>
-        </w:rPr>
-        <w:t>实验结果</w:t>
-      </w:r>
-    </w:p>
-    <w:p>
-      <w:pPr>
-        <w:spacing w:line="360" w:lineRule="auto"/>
-        <w:jc w:val="left"/>
-        <w:rPr>
-          <w:rFonts w:ascii="仿宋" w:eastAsia="仿宋" w:hAnsi="仿宋" w:hint="eastAsia"/>
-          <w:b/>
-          <w:color w:val="FF0000"/>
-          <w:sz w:val="24"/>
-        </w:rPr>
-      </w:pPr>
-      <w:r>
-        <w:rPr>
-          <w:rFonts w:ascii="仿宋" w:eastAsia="仿宋" w:hAnsi="仿宋" w:hint="eastAsia"/>
-          <w:b/>
-          <w:color w:val="FF0000"/>
-          <w:sz w:val="24"/>
-        </w:rPr>
-        <w:t>（4）</w:t>
-      </w:r>
-      <w:r>
-        <w:rPr>
-          <w:rFonts w:ascii="仿宋" w:eastAsia="仿宋" w:hAnsi="仿宋" w:hint="eastAsia"/>
-          <w:b/>
-          <w:color w:val="FF0000"/>
-          <w:sz w:val="24"/>
-        </w:rPr>
-        <w:t>研究结论</w:t>
-      </w:r>
-    </w:p>
-    <w:p>
-      <w:pPr>
-        <w:spacing w:line="360" w:lineRule="auto"/>
-        <w:jc w:val="left"/>
-        <w:rPr>
-          <w:rFonts w:ascii="仿宋" w:eastAsia="仿宋" w:hAnsi="仿宋" w:hint="eastAsia"/>
-          <w:b/>
-          <w:sz w:val="24"/>
-        </w:rPr>
-      </w:pPr>
-    </w:p>
-    <w:p>
-      <w:pPr>
-        <w:spacing w:line="360" w:lineRule="auto"/>
-        <w:jc w:val="left"/>
-        <w:rPr>
-          <w:rFonts w:ascii="仿宋" w:eastAsia="仿宋" w:hAnsi="仿宋" w:hint="eastAsia"/>
-          <w:b/>
-          <w:sz w:val="24"/>
-        </w:rPr>
-      </w:pPr>
-      <w:r>
-        <w:rPr>
-          <w:rFonts w:ascii="仿宋" w:eastAsia="仿宋" w:hAnsi="仿宋" w:hint="eastAsia"/>
-          <w:b/>
-          <w:sz w:val="24"/>
-        </w:rPr>
-        <w:t>3. 总结与讨论</w:t>
+          <w:sz w:val="24"/>
+        </w:rPr>
+      </w:pPr>
+    </w:p>
+    <w:p>
+      <w:pPr>
+        <w:spacing w:line="360" w:lineRule="auto"/>
+        <w:jc w:val="left"/>
+        <w:rPr>
+          <w:rFonts w:ascii="仿宋" w:eastAsia="仿宋" w:hAnsi="仿宋" w:hint="eastAsia"/>
+          <w:b/>
+          <w:sz w:val="24"/>
+        </w:rPr>
+      </w:pPr>
+      <w:r>
+        <w:rPr>
+          <w:rFonts w:ascii="仿宋" w:eastAsia="仿宋" w:hAnsi="仿宋" w:hint="eastAsia"/>
+          <w:b/>
+          <w:sz w:val="24"/>
+        </w:rPr>
+        <w:t>（</w:t>
+      </w:r>
+      <w:r>
+        <w:rPr>
+          <w:rFonts w:ascii="仿宋" w:eastAsia="仿宋" w:hAnsi="仿宋" w:hint="eastAsia"/>
+          <w:b/>
+          <w:sz w:val="24"/>
+        </w:rPr>
+        <w:t>1</w:t>
+      </w:r>
+      <w:r>
+        <w:rPr>
+          <w:rFonts w:ascii="仿宋" w:eastAsia="仿宋" w:hAnsi="仿宋" w:hint="eastAsia"/>
+          <w:b/>
+          <w:sz w:val="24"/>
+        </w:rPr>
+        <w:t>）研究背景</w:t>
+      </w:r>
+    </w:p>
+    <w:p>
+      <w:pPr>
+        <w:spacing w:line="360" w:lineRule="auto"/>
+        <w:jc w:val="left"/>
+        <w:rPr>
+          <w:rFonts w:ascii="仿宋" w:eastAsia="仿宋" w:hAnsi="仿宋" w:hint="eastAsia"/>
+          <w:sz w:val="24"/>
+        </w:rPr>
+      </w:pPr>
+    </w:p>
+    <w:p>
+      <w:pPr>
+        <w:spacing w:line="360" w:lineRule="auto"/>
+        <w:ind w:firstLine="420"/>
+        <w:jc w:val="left"/>
+        <w:rPr>
+          <w:rFonts w:ascii="仿宋" w:eastAsia="仿宋" w:hAnsi="仿宋" w:hint="eastAsia"/>
+          <w:sz w:val="24"/>
+        </w:rPr>
+      </w:pPr>
+      <w:r>
+        <w:rPr>
+          <w:rFonts w:ascii="仿宋" w:eastAsia="仿宋" w:hAnsi="仿宋" w:hint="eastAsia"/>
+          <w:sz w:val="24"/>
+        </w:rPr>
+        <w:t>随着现代农业向精准化、智能化方向发展，温室种植对自动化巡检、喷洒、监测等作业的需求不断增长。与传统大田环境相比，温室内部通道相对狭窄、地</w:t>
+      </w:r>
+      <w:r>
+        <w:rPr>
+          <w:rFonts w:ascii="仿宋" w:eastAsia="仿宋" w:hAnsi="仿宋" w:hint="eastAsia"/>
+          <w:sz w:val="24"/>
+        </w:rPr>
+        <w:lastRenderedPageBreak/>
+        <w:t>面较为平整、行驶速度较低、作业重复性高，这些特点使轮式移动机器人成为温室自动化的理想载体。其中，差速驱动（</w:t>
+      </w:r>
+      <w:r>
+        <w:rPr>
+          <w:rFonts w:ascii="仿宋" w:eastAsia="仿宋" w:hAnsi="仿宋" w:hint="eastAsia"/>
+          <w:sz w:val="24"/>
+        </w:rPr>
+        <w:t>Differential Drive</w:t>
+      </w:r>
+      <w:r>
+        <w:rPr>
+          <w:rFonts w:ascii="仿宋" w:eastAsia="仿宋" w:hAnsi="仿宋" w:hint="eastAsia"/>
+          <w:sz w:val="24"/>
+        </w:rPr>
+        <w:t>）结构因机械结构简单、控制模型清晰、可实现原地转向，在农业移动机器人中被广泛采用。</w:t>
+      </w:r>
+    </w:p>
+    <w:p>
+      <w:pPr>
+        <w:spacing w:line="360" w:lineRule="auto"/>
+        <w:ind w:firstLine="420"/>
+        <w:jc w:val="left"/>
+        <w:rPr>
+          <w:rFonts w:ascii="仿宋" w:eastAsia="仿宋" w:hAnsi="仿宋" w:hint="eastAsia"/>
+          <w:sz w:val="24"/>
+        </w:rPr>
+      </w:pPr>
+      <w:r>
+        <w:rPr>
+          <w:rFonts w:ascii="仿宋" w:eastAsia="仿宋" w:hAnsi="仿宋" w:hint="eastAsia"/>
+          <w:sz w:val="24"/>
+        </w:rPr>
+        <w:t>然而，差速驱动机器人在实际路径跟踪中仍面临诸多挑战。首先，左右驱动轮独立控制，微小速度差即可引起航向偏差，长时间行驶后会产生明显横向偏移；其次，温室通道虽整体平直，但仍存在弯道、转角和障碍物绕行，要求控制器在平滑性与响应速度之间取得平衡；再次，农业机器人通常以较低速度运行，既要避免冲击作物，又要保证跟踪精度；最后，实际系统往往使用</w:t>
+      </w:r>
+      <w:r>
+        <w:rPr>
+          <w:rFonts w:ascii="仿宋" w:eastAsia="仿宋" w:hAnsi="仿宋" w:hint="eastAsia"/>
+          <w:sz w:val="24"/>
+        </w:rPr>
+        <w:t>Raspberry Pi</w:t>
+      </w:r>
+      <w:r>
+        <w:rPr>
+          <w:rFonts w:ascii="仿宋" w:eastAsia="仿宋" w:hAnsi="仿宋" w:hint="eastAsia"/>
+          <w:sz w:val="24"/>
+        </w:rPr>
+        <w:t>等嵌入式平台，算力有限，难以承载复杂优化控制算法。</w:t>
+      </w:r>
+    </w:p>
+    <w:p>
+      <w:pPr>
+        <w:spacing w:line="360" w:lineRule="auto"/>
+        <w:ind w:firstLine="420"/>
+        <w:jc w:val="left"/>
+        <w:rPr>
+          <w:rFonts w:ascii="仿宋" w:eastAsia="仿宋" w:hAnsi="仿宋" w:hint="eastAsia"/>
+          <w:sz w:val="24"/>
+        </w:rPr>
+      </w:pPr>
+      <w:r>
+        <w:rPr>
+          <w:rFonts w:ascii="仿宋" w:eastAsia="仿宋" w:hAnsi="仿宋" w:hint="eastAsia"/>
+          <w:sz w:val="24"/>
+        </w:rPr>
+        <w:t>因此，论文关注的问题并不是单一控制器优劣，而是如何在“机械结构—驱动选型—硬件架构—控制算法”四个层面进行协同设计，使机器人在温室这一特定场景下实现稳定、可靠、可部署的路径跟踪。这也是本文被称为“整体方法（</w:t>
+      </w:r>
+      <w:r>
+        <w:rPr>
+          <w:rFonts w:ascii="仿宋" w:eastAsia="仿宋" w:hAnsi="仿宋" w:hint="eastAsia"/>
+          <w:sz w:val="24"/>
+        </w:rPr>
+        <w:t>Holistic Approach</w:t>
+      </w:r>
+      <w:r>
+        <w:rPr>
+          <w:rFonts w:ascii="仿宋" w:eastAsia="仿宋" w:hAnsi="仿宋" w:hint="eastAsia"/>
+          <w:sz w:val="24"/>
+        </w:rPr>
+        <w:t>）”的原因。</w:t>
+      </w:r>
+    </w:p>
+    <w:p>
+      <w:pPr>
+        <w:spacing w:line="360" w:lineRule="auto"/>
+        <w:jc w:val="left"/>
+        <w:rPr>
+          <w:rFonts w:ascii="仿宋" w:eastAsia="仿宋" w:hAnsi="仿宋" w:hint="eastAsia"/>
+          <w:sz w:val="24"/>
+        </w:rPr>
+      </w:pPr>
+    </w:p>
+    <w:p>
+      <w:pPr>
+        <w:spacing w:line="360" w:lineRule="auto"/>
+        <w:jc w:val="left"/>
+        <w:rPr>
+          <w:rFonts w:ascii="仿宋" w:eastAsia="仿宋" w:hAnsi="仿宋" w:hint="eastAsia"/>
+          <w:b/>
+          <w:sz w:val="24"/>
+        </w:rPr>
+      </w:pPr>
+      <w:r>
+        <w:rPr>
+          <w:rFonts w:ascii="仿宋" w:eastAsia="仿宋" w:hAnsi="仿宋" w:hint="eastAsia"/>
+          <w:b/>
+          <w:sz w:val="24"/>
+        </w:rPr>
+        <w:t>（</w:t>
+      </w:r>
+      <w:r>
+        <w:rPr>
+          <w:rFonts w:ascii="仿宋" w:eastAsia="仿宋" w:hAnsi="仿宋" w:hint="eastAsia"/>
+          <w:b/>
+          <w:sz w:val="24"/>
+        </w:rPr>
+        <w:t>2</w:t>
+      </w:r>
+      <w:r>
+        <w:rPr>
+          <w:rFonts w:ascii="仿宋" w:eastAsia="仿宋" w:hAnsi="仿宋" w:hint="eastAsia"/>
+          <w:b/>
+          <w:sz w:val="24"/>
+        </w:rPr>
+        <w:t>）相关工作</w:t>
+      </w:r>
+    </w:p>
+    <w:p>
+      <w:pPr>
+        <w:spacing w:line="360" w:lineRule="auto"/>
+        <w:jc w:val="left"/>
+        <w:rPr>
+          <w:rFonts w:ascii="仿宋" w:eastAsia="仿宋" w:hAnsi="仿宋" w:hint="eastAsia"/>
+          <w:sz w:val="24"/>
+        </w:rPr>
+      </w:pPr>
+    </w:p>
+    <w:p>
+      <w:pPr>
+        <w:spacing w:line="360" w:lineRule="auto"/>
+        <w:ind w:firstLine="420"/>
+        <w:jc w:val="left"/>
+        <w:rPr>
+          <w:rFonts w:ascii="仿宋" w:eastAsia="仿宋" w:hAnsi="仿宋" w:hint="eastAsia"/>
+          <w:sz w:val="24"/>
+        </w:rPr>
+      </w:pPr>
+      <w:r>
+        <w:rPr>
+          <w:rFonts w:ascii="仿宋" w:eastAsia="仿宋" w:hAnsi="仿宋" w:hint="eastAsia"/>
+          <w:sz w:val="24"/>
+        </w:rPr>
+        <w:t>路径跟踪是移动机器人领域的经典问题。论文综述了四类与本文密切相关的控制方法：</w:t>
+      </w:r>
+      <w:r>
+        <w:rPr>
+          <w:rFonts w:ascii="仿宋" w:eastAsia="仿宋" w:hAnsi="仿宋" w:hint="eastAsia"/>
+          <w:sz w:val="24"/>
+        </w:rPr>
+        <w:t>Pure Pursuit</w:t>
+      </w:r>
+      <w:r>
+        <w:rPr>
+          <w:rFonts w:ascii="仿宋" w:eastAsia="仿宋" w:hAnsi="仿宋" w:hint="eastAsia"/>
+          <w:sz w:val="24"/>
+        </w:rPr>
+        <w:t>、</w:t>
+      </w:r>
+      <w:r>
+        <w:rPr>
+          <w:rFonts w:ascii="仿宋" w:eastAsia="仿宋" w:hAnsi="仿宋" w:hint="eastAsia"/>
+          <w:sz w:val="24"/>
+        </w:rPr>
+        <w:t>PID</w:t>
+      </w:r>
+      <w:r>
+        <w:rPr>
+          <w:rFonts w:ascii="仿宋" w:eastAsia="仿宋" w:hAnsi="仿宋" w:hint="eastAsia"/>
+          <w:sz w:val="24"/>
+        </w:rPr>
+        <w:t>、</w:t>
+      </w:r>
+      <w:r>
+        <w:rPr>
+          <w:rFonts w:ascii="仿宋" w:eastAsia="仿宋" w:hAnsi="仿宋" w:hint="eastAsia"/>
+          <w:sz w:val="24"/>
+        </w:rPr>
+        <w:t>Stanley</w:t>
+      </w:r>
+      <w:r>
+        <w:rPr>
+          <w:rFonts w:ascii="仿宋" w:eastAsia="仿宋" w:hAnsi="仿宋" w:hint="eastAsia"/>
+          <w:sz w:val="24"/>
+        </w:rPr>
+        <w:t>和</w:t>
+      </w:r>
+      <w:r>
+        <w:rPr>
+          <w:rFonts w:ascii="仿宋" w:eastAsia="仿宋" w:hAnsi="仿宋" w:hint="eastAsia"/>
+          <w:sz w:val="24"/>
+        </w:rPr>
+        <w:t>MPC</w:t>
+      </w:r>
+      <w:r>
+        <w:rPr>
+          <w:rFonts w:ascii="仿宋" w:eastAsia="仿宋" w:hAnsi="仿宋" w:hint="eastAsia"/>
+          <w:sz w:val="24"/>
+        </w:rPr>
+        <w:t>。</w:t>
+      </w:r>
+    </w:p>
+    <w:p>
+      <w:pPr>
+        <w:spacing w:line="360" w:lineRule="auto"/>
+        <w:ind w:firstLine="420"/>
+        <w:jc w:val="left"/>
+        <w:rPr>
+          <w:rFonts w:ascii="仿宋" w:eastAsia="仿宋" w:hAnsi="仿宋" w:hint="eastAsia"/>
+          <w:sz w:val="24"/>
+        </w:rPr>
+      </w:pPr>
+      <w:r>
+        <w:rPr>
+          <w:rFonts w:ascii="仿宋" w:eastAsia="仿宋" w:hAnsi="仿宋" w:hint="eastAsia"/>
+          <w:sz w:val="24"/>
+        </w:rPr>
+        <w:t>Pure Pursuit</w:t>
+      </w:r>
+      <w:r>
+        <w:rPr>
+          <w:rFonts w:ascii="仿宋" w:eastAsia="仿宋" w:hAnsi="仿宋" w:hint="eastAsia"/>
+          <w:sz w:val="24"/>
+        </w:rPr>
+        <w:t>是一种几何跟踪方法，通过在前方路径上选取预瞄点，根据机器人当前位姿计算所需角速度，使车体逐渐朝向预瞄点。该方法计算量小、实现简单、对曲线路径具有较好适应性，因此在农业机器人和低速无人车中应用广泛。但其性能对预瞄距离较为敏感，预瞄过短容易振荡，预瞄过长则在急弯处易切弯。</w:t>
+      </w:r>
+    </w:p>
+    <w:p>
+      <w:pPr>
+        <w:spacing w:line="360" w:lineRule="auto"/>
+        <w:ind w:firstLine="420"/>
+        <w:jc w:val="left"/>
+        <w:rPr>
+          <w:rFonts w:ascii="仿宋" w:eastAsia="仿宋" w:hAnsi="仿宋" w:hint="eastAsia"/>
+          <w:sz w:val="24"/>
+        </w:rPr>
+      </w:pPr>
+      <w:r>
+        <w:rPr>
+          <w:rFonts w:ascii="仿宋" w:eastAsia="仿宋" w:hAnsi="仿宋" w:hint="eastAsia"/>
+          <w:sz w:val="24"/>
+        </w:rPr>
+        <w:t>PID</w:t>
+      </w:r>
+      <w:r>
+        <w:rPr>
+          <w:rFonts w:ascii="仿宋" w:eastAsia="仿宋" w:hAnsi="仿宋" w:hint="eastAsia"/>
+          <w:sz w:val="24"/>
+        </w:rPr>
+        <w:t>控制器是工程中最常用的反馈控制方法，可用于线速度、角速度或位置误差调节。单独使用</w:t>
+      </w:r>
+      <w:r>
+        <w:rPr>
+          <w:rFonts w:ascii="仿宋" w:eastAsia="仿宋" w:hAnsi="仿宋" w:hint="eastAsia"/>
+          <w:sz w:val="24"/>
+        </w:rPr>
+        <w:t>PID</w:t>
+      </w:r>
+      <w:r>
+        <w:rPr>
+          <w:rFonts w:ascii="仿宋" w:eastAsia="仿宋" w:hAnsi="仿宋" w:hint="eastAsia"/>
+          <w:sz w:val="24"/>
+        </w:rPr>
+        <w:t>难以直接解决非线性路径跟踪问题，因此常与</w:t>
+      </w:r>
+      <w:r>
+        <w:rPr>
+          <w:rFonts w:ascii="仿宋" w:eastAsia="仿宋" w:hAnsi="仿宋" w:hint="eastAsia"/>
+          <w:sz w:val="24"/>
+        </w:rPr>
+        <w:t>Pure Pursuit</w:t>
+      </w:r>
+      <w:r>
+        <w:rPr>
+          <w:rFonts w:ascii="仿宋" w:eastAsia="仿宋" w:hAnsi="仿宋" w:hint="eastAsia"/>
+          <w:sz w:val="24"/>
+        </w:rPr>
+        <w:t>或</w:t>
+      </w:r>
+      <w:r>
+        <w:rPr>
+          <w:rFonts w:ascii="仿宋" w:eastAsia="仿宋" w:hAnsi="仿宋" w:hint="eastAsia"/>
+          <w:sz w:val="24"/>
+        </w:rPr>
+        <w:t>Stanley</w:t>
+      </w:r>
+      <w:r>
+        <w:rPr>
+          <w:rFonts w:ascii="仿宋" w:eastAsia="仿宋" w:hAnsi="仿宋" w:hint="eastAsia"/>
+          <w:sz w:val="24"/>
+        </w:rPr>
+        <w:t>结合，用于维持期望速度并抑制稳态误差。</w:t>
+      </w:r>
+    </w:p>
+    <w:p>
+      <w:pPr>
+        <w:spacing w:line="360" w:lineRule="auto"/>
+        <w:ind w:firstLine="420"/>
+        <w:jc w:val="left"/>
+        <w:rPr>
+          <w:rFonts w:ascii="仿宋" w:eastAsia="仿宋" w:hAnsi="仿宋" w:hint="eastAsia"/>
+          <w:sz w:val="24"/>
+        </w:rPr>
+      </w:pPr>
+      <w:r>
+        <w:rPr>
+          <w:rFonts w:ascii="仿宋" w:eastAsia="仿宋" w:hAnsi="仿宋" w:hint="eastAsia"/>
+          <w:sz w:val="24"/>
+        </w:rPr>
+        <w:t>Stanley</w:t>
+      </w:r>
+      <w:r>
+        <w:rPr>
+          <w:rFonts w:ascii="仿宋" w:eastAsia="仿宋" w:hAnsi="仿宋" w:hint="eastAsia"/>
+          <w:sz w:val="24"/>
+        </w:rPr>
+        <w:t>控制器源于</w:t>
+      </w:r>
+      <w:r>
+        <w:rPr>
+          <w:rFonts w:ascii="仿宋" w:eastAsia="仿宋" w:hAnsi="仿宋" w:hint="eastAsia"/>
+          <w:sz w:val="24"/>
+        </w:rPr>
+        <w:t>Stanford</w:t>
+      </w:r>
+      <w:r>
+        <w:rPr>
+          <w:rFonts w:ascii="仿宋" w:eastAsia="仿宋" w:hAnsi="仿宋" w:hint="eastAsia"/>
+          <w:sz w:val="24"/>
+        </w:rPr>
+        <w:t>大学</w:t>
+      </w:r>
+      <w:r>
+        <w:rPr>
+          <w:rFonts w:ascii="仿宋" w:eastAsia="仿宋" w:hAnsi="仿宋" w:hint="eastAsia"/>
+          <w:sz w:val="24"/>
+        </w:rPr>
+        <w:t>DARPA</w:t>
+      </w:r>
+      <w:r>
+        <w:rPr>
+          <w:rFonts w:ascii="仿宋" w:eastAsia="仿宋" w:hAnsi="仿宋" w:hint="eastAsia"/>
+          <w:sz w:val="24"/>
+        </w:rPr>
+        <w:t>挑战赛无人车，其核心思想是同时消除航向误差和横向误差（</w:t>
+      </w:r>
+      <w:r>
+        <w:rPr>
+          <w:rFonts w:ascii="仿宋" w:eastAsia="仿宋" w:hAnsi="仿宋" w:hint="eastAsia"/>
+          <w:sz w:val="24"/>
+        </w:rPr>
+        <w:t>Cross-Track Error, CTE</w:t>
+      </w:r>
+      <w:r>
+        <w:rPr>
+          <w:rFonts w:ascii="仿宋" w:eastAsia="仿宋" w:hAnsi="仿宋" w:hint="eastAsia"/>
+          <w:sz w:val="24"/>
+        </w:rPr>
+        <w:t>）。该方法在结构化道路场景中表现稳健，但对低速运行、曲率突变和模型误差较为敏感，容易出现振荡或偏离。</w:t>
+      </w:r>
+    </w:p>
+    <w:p>
+      <w:pPr>
+        <w:spacing w:line="360" w:lineRule="auto"/>
+        <w:ind w:firstLine="420"/>
+        <w:jc w:val="left"/>
+        <w:rPr>
+          <w:rFonts w:ascii="仿宋" w:eastAsia="仿宋" w:hAnsi="仿宋" w:hint="eastAsia"/>
+          <w:sz w:val="24"/>
+        </w:rPr>
+      </w:pPr>
+      <w:r>
+        <w:rPr>
+          <w:rFonts w:ascii="仿宋" w:eastAsia="仿宋" w:hAnsi="仿宋" w:hint="eastAsia"/>
+          <w:sz w:val="24"/>
+        </w:rPr>
+        <w:lastRenderedPageBreak/>
+        <w:t>模型预测控制（</w:t>
+      </w:r>
+      <w:r>
+        <w:rPr>
+          <w:rFonts w:ascii="仿宋" w:eastAsia="仿宋" w:hAnsi="仿宋" w:hint="eastAsia"/>
+          <w:sz w:val="24"/>
+        </w:rPr>
+        <w:t>MPC</w:t>
+      </w:r>
+      <w:r>
+        <w:rPr>
+          <w:rFonts w:ascii="仿宋" w:eastAsia="仿宋" w:hAnsi="仿宋" w:hint="eastAsia"/>
+          <w:sz w:val="24"/>
+        </w:rPr>
+        <w:t>）通过预测未来若干步状态，在约束条件下优化控制输入，能够显式处理速度、角速度上限以及轨迹偏差，因此理论上可获得更高精度。但</w:t>
+      </w:r>
+      <w:r>
+        <w:rPr>
+          <w:rFonts w:ascii="仿宋" w:eastAsia="仿宋" w:hAnsi="仿宋" w:hint="eastAsia"/>
+          <w:sz w:val="24"/>
+        </w:rPr>
+        <w:t>MPC</w:t>
+      </w:r>
+      <w:r>
+        <w:rPr>
+          <w:rFonts w:ascii="仿宋" w:eastAsia="仿宋" w:hAnsi="仿宋" w:hint="eastAsia"/>
+          <w:sz w:val="24"/>
+        </w:rPr>
+        <w:t>依赖较准确的运动学模型，求解计算量较大，对控制器硬件提出更高要求。</w:t>
+      </w:r>
+    </w:p>
+    <w:p>
+      <w:pPr>
+        <w:spacing w:line="360" w:lineRule="auto"/>
+        <w:ind w:firstLine="420"/>
+        <w:jc w:val="left"/>
+        <w:rPr>
+          <w:rFonts w:ascii="仿宋" w:eastAsia="仿宋" w:hAnsi="仿宋" w:hint="eastAsia"/>
+          <w:sz w:val="24"/>
+        </w:rPr>
+      </w:pPr>
+      <w:r>
+        <w:rPr>
+          <w:rFonts w:ascii="仿宋" w:eastAsia="仿宋" w:hAnsi="仿宋" w:hint="eastAsia"/>
+          <w:sz w:val="24"/>
+        </w:rPr>
+        <w:t>除上述控制器外，论文还引用了关于农业多机协同转向、果园自主喷洒、低摩擦路面路径跟踪、</w:t>
+      </w:r>
+      <w:r>
+        <w:rPr>
+          <w:rFonts w:ascii="仿宋" w:eastAsia="仿宋" w:hAnsi="仿宋" w:hint="eastAsia"/>
+          <w:sz w:val="24"/>
+        </w:rPr>
+        <w:t>LTV-MPC</w:t>
+      </w:r>
+      <w:r>
+        <w:rPr>
+          <w:rFonts w:ascii="仿宋" w:eastAsia="仿宋" w:hAnsi="仿宋" w:hint="eastAsia"/>
+          <w:sz w:val="24"/>
+        </w:rPr>
+        <w:t>与</w:t>
+      </w:r>
+      <w:r>
+        <w:rPr>
+          <w:rFonts w:ascii="仿宋" w:eastAsia="仿宋" w:hAnsi="仿宋" w:hint="eastAsia"/>
+          <w:sz w:val="24"/>
+        </w:rPr>
+        <w:t>Pure Pursuit</w:t>
+      </w:r>
+      <w:r>
+        <w:rPr>
+          <w:rFonts w:ascii="仿宋" w:eastAsia="仿宋" w:hAnsi="仿宋" w:hint="eastAsia"/>
+          <w:sz w:val="24"/>
+        </w:rPr>
+        <w:t>比较等研究，说明路径跟踪算法已在农业与自动驾驶领域形成丰富成果。本文的贡献在于：面向温室农业机器人这一具体对象，将机械设计、硬件系统与三种主流控制策略放在统一框架下比较，并给出工程选型结论，而不是仅停留在算法层面对比。</w:t>
+      </w:r>
+    </w:p>
+    <w:p>
+      <w:pPr>
+        <w:spacing w:line="360" w:lineRule="auto"/>
+        <w:jc w:val="left"/>
+        <w:rPr>
+          <w:rFonts w:ascii="仿宋" w:eastAsia="仿宋" w:hAnsi="仿宋" w:hint="eastAsia"/>
+          <w:sz w:val="24"/>
+        </w:rPr>
+      </w:pPr>
+    </w:p>
+    <w:p>
+      <w:pPr>
+        <w:spacing w:line="360" w:lineRule="auto"/>
+        <w:jc w:val="left"/>
+        <w:rPr>
+          <w:rFonts w:ascii="仿宋" w:eastAsia="仿宋" w:hAnsi="仿宋" w:hint="eastAsia"/>
+          <w:b/>
+          <w:sz w:val="24"/>
+        </w:rPr>
+      </w:pPr>
+      <w:r>
+        <w:rPr>
+          <w:rFonts w:ascii="仿宋" w:eastAsia="仿宋" w:hAnsi="仿宋" w:hint="eastAsia"/>
+          <w:b/>
+          <w:sz w:val="24"/>
+        </w:rPr>
+        <w:t>（</w:t>
+      </w:r>
+      <w:r>
+        <w:rPr>
+          <w:rFonts w:ascii="仿宋" w:eastAsia="仿宋" w:hAnsi="仿宋" w:hint="eastAsia"/>
+          <w:b/>
+          <w:sz w:val="24"/>
+        </w:rPr>
+        <w:t>2</w:t>
+      </w:r>
+      <w:r>
+        <w:rPr>
+          <w:rFonts w:ascii="仿宋" w:eastAsia="仿宋" w:hAnsi="仿宋" w:hint="eastAsia"/>
+          <w:b/>
+          <w:sz w:val="24"/>
+        </w:rPr>
+        <w:t>）研究方法</w:t>
+      </w:r>
+      <w:r>
+        <w:rPr>
+          <w:rFonts w:ascii="仿宋" w:eastAsia="仿宋" w:hAnsi="仿宋" w:hint="eastAsia"/>
+          <w:b/>
+          <w:sz w:val="24"/>
+        </w:rPr>
+        <w:t>*</w:t>
+      </w:r>
+    </w:p>
+    <w:p>
+      <w:pPr>
+        <w:spacing w:line="360" w:lineRule="auto"/>
+        <w:jc w:val="left"/>
+        <w:rPr>
+          <w:rFonts w:ascii="仿宋" w:eastAsia="仿宋" w:hAnsi="仿宋" w:hint="eastAsia"/>
+          <w:sz w:val="24"/>
+        </w:rPr>
+      </w:pPr>
+    </w:p>
+    <w:p>
+      <w:pPr>
+        <w:spacing w:line="360" w:lineRule="auto"/>
+        <w:jc w:val="left"/>
+        <w:rPr>
+          <w:rFonts w:ascii="仿宋" w:eastAsia="仿宋" w:hAnsi="仿宋" w:hint="eastAsia"/>
+          <w:b/>
+          <w:sz w:val="24"/>
+        </w:rPr>
+      </w:pPr>
+      <w:r>
+        <w:rPr>
+          <w:rFonts w:ascii="仿宋" w:eastAsia="仿宋" w:hAnsi="仿宋" w:hint="eastAsia"/>
+          <w:b/>
+          <w:sz w:val="24"/>
+        </w:rPr>
+        <w:t xml:space="preserve">3.1 </w:t>
+      </w:r>
+      <w:r>
+        <w:rPr>
+          <w:rFonts w:ascii="仿宋" w:eastAsia="仿宋" w:hAnsi="仿宋" w:hint="eastAsia"/>
+          <w:b/>
+          <w:sz w:val="24"/>
+        </w:rPr>
+        <w:t>机械结构与电机选型</w:t>
+      </w:r>
+    </w:p>
+    <w:p>
+      <w:pPr>
+        <w:spacing w:line="360" w:lineRule="auto"/>
+        <w:ind w:firstLine="420"/>
+        <w:jc w:val="left"/>
+        <w:rPr>
+          <w:rFonts w:ascii="仿宋" w:eastAsia="仿宋" w:hAnsi="仿宋" w:hint="eastAsia"/>
+          <w:sz w:val="24"/>
+        </w:rPr>
+      </w:pPr>
+      <w:r>
+        <w:rPr>
+          <w:rFonts w:ascii="仿宋" w:eastAsia="仿宋" w:hAnsi="仿宋" w:hint="eastAsia"/>
+          <w:sz w:val="24"/>
+        </w:rPr>
+        <w:t>论文机器人采用</w:t>
+      </w:r>
+      <w:r>
+        <w:rPr>
+          <w:rFonts w:ascii="仿宋" w:eastAsia="仿宋" w:hAnsi="仿宋" w:hint="eastAsia"/>
+          <w:sz w:val="24"/>
+        </w:rPr>
+        <w:t>4040</w:t>
+      </w:r>
+      <w:r>
+        <w:rPr>
+          <w:rFonts w:ascii="仿宋" w:eastAsia="仿宋" w:hAnsi="仿宋" w:hint="eastAsia"/>
+          <w:sz w:val="24"/>
+        </w:rPr>
+        <w:t>铝型材框架和</w:t>
+      </w:r>
+      <w:r>
+        <w:rPr>
+          <w:rFonts w:ascii="仿宋" w:eastAsia="仿宋" w:hAnsi="仿宋" w:hint="eastAsia"/>
+          <w:sz w:val="24"/>
+        </w:rPr>
+        <w:t>T</w:t>
+      </w:r>
+      <w:r>
+        <w:rPr>
+          <w:rFonts w:ascii="仿宋" w:eastAsia="仿宋" w:hAnsi="仿宋" w:hint="eastAsia"/>
+          <w:sz w:val="24"/>
+        </w:rPr>
+        <w:t>型槽连接方式，具有易装配、易扩展和足够结构强度的优点。整机高度约</w:t>
+      </w:r>
+      <w:r>
+        <w:rPr>
+          <w:rFonts w:ascii="仿宋" w:eastAsia="仿宋" w:hAnsi="仿宋" w:hint="eastAsia"/>
+          <w:sz w:val="24"/>
+        </w:rPr>
+        <w:t>400 mm</w:t>
+      </w:r>
+      <w:r>
+        <w:rPr>
+          <w:rFonts w:ascii="仿宋" w:eastAsia="仿宋" w:hAnsi="仿宋" w:hint="eastAsia"/>
+          <w:sz w:val="24"/>
+        </w:rPr>
+        <w:t>（含相机支架），宽度约</w:t>
+      </w:r>
+      <w:r>
+        <w:rPr>
+          <w:rFonts w:ascii="仿宋" w:eastAsia="仿宋" w:hAnsi="仿宋" w:hint="eastAsia"/>
+          <w:sz w:val="24"/>
+        </w:rPr>
+        <w:t>350 mm</w:t>
+      </w:r>
+      <w:r>
+        <w:rPr>
+          <w:rFonts w:ascii="仿宋" w:eastAsia="仿宋" w:hAnsi="仿宋" w:hint="eastAsia"/>
+          <w:sz w:val="24"/>
+        </w:rPr>
+        <w:t>，底座高度约</w:t>
+      </w:r>
+      <w:r>
+        <w:rPr>
+          <w:rFonts w:ascii="仿宋" w:eastAsia="仿宋" w:hAnsi="仿宋" w:hint="eastAsia"/>
+          <w:sz w:val="24"/>
+        </w:rPr>
+        <w:t>150 mm</w:t>
+      </w:r>
+      <w:r>
+        <w:rPr>
+          <w:rFonts w:ascii="仿宋" w:eastAsia="仿宋" w:hAnsi="仿宋" w:hint="eastAsia"/>
+          <w:sz w:val="24"/>
+        </w:rPr>
+        <w:t>；底部采用两个大直径驱动轮和一个万向从动轮，形成典型差速驱动布局。顶部和底部使用聚碳酸酯板封装，提高整机防护性。</w:t>
+      </w:r>
+    </w:p>
+    <w:p>
+      <w:pPr>
+        <w:spacing w:line="360" w:lineRule="auto"/>
+        <w:ind w:firstLine="420"/>
+        <w:jc w:val="left"/>
+        <w:rPr>
+          <w:rFonts w:ascii="仿宋" w:eastAsia="仿宋" w:hAnsi="仿宋" w:hint="eastAsia"/>
+          <w:sz w:val="24"/>
+        </w:rPr>
+      </w:pPr>
+      <w:r>
+        <w:rPr>
+          <w:rFonts w:ascii="仿宋" w:eastAsia="仿宋" w:hAnsi="仿宋" w:hint="eastAsia"/>
+          <w:sz w:val="24"/>
+        </w:rPr>
+        <w:t>在负载设计方面，论文按</w:t>
+      </w:r>
+      <w:r>
+        <w:rPr>
+          <w:rFonts w:ascii="仿宋" w:eastAsia="仿宋" w:hAnsi="仿宋" w:hint="eastAsia"/>
+          <w:sz w:val="24"/>
+        </w:rPr>
+        <w:t>30 kg</w:t>
+      </w:r>
+      <w:r>
+        <w:rPr>
+          <w:rFonts w:ascii="仿宋" w:eastAsia="仿宋" w:hAnsi="仿宋" w:hint="eastAsia"/>
+          <w:sz w:val="24"/>
+        </w:rPr>
+        <w:t>有效载荷进行驱动选型。考虑机器人质量</w:t>
+      </w:r>
+      <w:r>
+        <w:rPr>
+          <w:rFonts w:ascii="仿宋" w:eastAsia="仿宋" w:hAnsi="仿宋" w:hint="eastAsia"/>
+          <w:sz w:val="24"/>
+        </w:rPr>
+        <w:t>m</w:t>
+      </w:r>
+      <w:r>
+        <w:rPr>
+          <w:rFonts w:ascii="仿宋" w:eastAsia="仿宋" w:hAnsi="仿宋" w:hint="eastAsia"/>
+          <w:sz w:val="24"/>
+        </w:rPr>
+        <w:t>、速度</w:t>
+      </w:r>
+      <w:r>
+        <w:rPr>
+          <w:rFonts w:ascii="仿宋" w:eastAsia="仿宋" w:hAnsi="仿宋" w:hint="eastAsia"/>
+          <w:sz w:val="24"/>
+        </w:rPr>
+        <w:t>v</w:t>
+      </w:r>
+      <w:r>
+        <w:rPr>
+          <w:rFonts w:ascii="仿宋" w:eastAsia="仿宋" w:hAnsi="仿宋" w:hint="eastAsia"/>
+          <w:sz w:val="24"/>
+        </w:rPr>
+        <w:t>、加速度</w:t>
+      </w:r>
+      <w:r>
+        <w:rPr>
+          <w:rFonts w:ascii="仿宋" w:eastAsia="仿宋" w:hAnsi="仿宋" w:hint="eastAsia"/>
+          <w:sz w:val="24"/>
+        </w:rPr>
+        <w:t>a</w:t>
+      </w:r>
+      <w:r>
+        <w:rPr>
+          <w:rFonts w:ascii="仿宋" w:eastAsia="仿宋" w:hAnsi="仿宋" w:hint="eastAsia"/>
+          <w:sz w:val="24"/>
+        </w:rPr>
+        <w:t>、滚动摩擦系数μ</w:t>
+      </w:r>
+      <w:r>
+        <w:rPr>
+          <w:rFonts w:ascii="仿宋" w:eastAsia="仿宋" w:hAnsi="仿宋" w:hint="eastAsia"/>
+          <w:sz w:val="24"/>
+        </w:rPr>
+        <w:t>=0.02</w:t>
+      </w:r>
+      <w:r>
+        <w:rPr>
+          <w:rFonts w:ascii="仿宋" w:eastAsia="仿宋" w:hAnsi="仿宋" w:hint="eastAsia"/>
+          <w:sz w:val="24"/>
+        </w:rPr>
+        <w:t>以及最大坡度</w:t>
+      </w:r>
+      <w:r>
+        <w:rPr>
+          <w:rFonts w:ascii="仿宋" w:eastAsia="仿宋" w:hAnsi="仿宋" w:hint="eastAsia"/>
+          <w:sz w:val="24"/>
+        </w:rPr>
+        <w:t>5</w:t>
+      </w:r>
+      <w:r>
+        <w:rPr>
+          <w:rFonts w:ascii="仿宋" w:eastAsia="仿宋" w:hAnsi="仿宋" w:hint="eastAsia"/>
+          <w:sz w:val="24"/>
+        </w:rPr>
+        <w:t>°，驱动力与扭矩估算为：</w:t>
+      </w:r>
+    </w:p>
+    <w:p>
+      <w:pPr>
+        <w:spacing w:line="360" w:lineRule="auto"/>
+        <w:ind w:firstLine="420"/>
+        <w:jc w:val="left"/>
+        <w:rPr>
+          <w:rFonts w:ascii="仿宋" w:eastAsia="仿宋" w:hAnsi="仿宋" w:hint="eastAsia"/>
+          <w:sz w:val="24"/>
+        </w:rPr>
+      </w:pPr>
+      <w:r>
+        <w:rPr>
+          <w:rFonts w:ascii="仿宋" w:eastAsia="仿宋" w:hAnsi="仿宋" w:hint="eastAsia"/>
+          <w:sz w:val="24"/>
+        </w:rPr>
+        <w:t>f = m</w:t>
+      </w:r>
+      <w:r>
+        <w:rPr>
+          <w:rFonts w:ascii="仿宋" w:eastAsia="仿宋" w:hAnsi="仿宋" w:hint="eastAsia"/>
+          <w:sz w:val="24"/>
+        </w:rPr>
+        <w:t>·</w:t>
+      </w:r>
+      <w:r>
+        <w:rPr>
+          <w:rFonts w:ascii="仿宋" w:eastAsia="仿宋" w:hAnsi="仿宋" w:hint="eastAsia"/>
+          <w:sz w:val="24"/>
+        </w:rPr>
+        <w:t xml:space="preserve">a + </w:t>
+      </w:r>
+      <w:r>
+        <w:rPr>
+          <w:rFonts w:ascii="仿宋" w:eastAsia="仿宋" w:hAnsi="仿宋" w:hint="eastAsia"/>
+          <w:sz w:val="24"/>
+        </w:rPr>
+        <w:t>μ·</w:t>
+      </w:r>
+      <w:r>
+        <w:rPr>
+          <w:rFonts w:ascii="仿宋" w:eastAsia="仿宋" w:hAnsi="仿宋" w:hint="eastAsia"/>
+          <w:sz w:val="24"/>
+        </w:rPr>
+        <w:t>m</w:t>
+      </w:r>
+      <w:r>
+        <w:rPr>
+          <w:rFonts w:ascii="仿宋" w:eastAsia="仿宋" w:hAnsi="仿宋" w:hint="eastAsia"/>
+          <w:sz w:val="24"/>
+        </w:rPr>
+        <w:t>·</w:t>
+      </w:r>
+      <w:r>
+        <w:rPr>
+          <w:rFonts w:ascii="仿宋" w:eastAsia="仿宋" w:hAnsi="仿宋" w:hint="eastAsia"/>
+          <w:sz w:val="24"/>
+        </w:rPr>
+        <w:t>g + m</w:t>
+      </w:r>
+      <w:r>
+        <w:rPr>
+          <w:rFonts w:ascii="仿宋" w:eastAsia="仿宋" w:hAnsi="仿宋" w:hint="eastAsia"/>
+          <w:sz w:val="24"/>
+        </w:rPr>
+        <w:t>·</w:t>
+      </w:r>
+      <w:r>
+        <w:rPr>
+          <w:rFonts w:ascii="仿宋" w:eastAsia="仿宋" w:hAnsi="仿宋" w:hint="eastAsia"/>
+          <w:sz w:val="24"/>
+        </w:rPr>
+        <w:t>g</w:t>
+      </w:r>
+      <w:r>
+        <w:rPr>
+          <w:rFonts w:ascii="仿宋" w:eastAsia="仿宋" w:hAnsi="仿宋" w:hint="eastAsia"/>
+          <w:sz w:val="24"/>
+        </w:rPr>
+        <w:t>·</w:t>
+      </w:r>
+      <w:r>
+        <w:rPr>
+          <w:rFonts w:ascii="仿宋" w:eastAsia="仿宋" w:hAnsi="仿宋" w:hint="eastAsia"/>
+          <w:sz w:val="24"/>
+        </w:rPr>
+        <w:t>sin</w:t>
+      </w:r>
+      <w:r>
+        <w:rPr>
+          <w:rFonts w:ascii="仿宋" w:eastAsia="仿宋" w:hAnsi="仿宋" w:hint="eastAsia"/>
+          <w:sz w:val="24"/>
+        </w:rPr>
+        <w:t>θ，</w:t>
+      </w:r>
+      <w:r>
+        <w:rPr>
+          <w:rFonts w:ascii="仿宋" w:eastAsia="仿宋" w:hAnsi="仿宋" w:hint="eastAsia"/>
+          <w:sz w:val="24"/>
+        </w:rPr>
+        <w:t>T = f</w:t>
+      </w:r>
+      <w:r>
+        <w:rPr>
+          <w:rFonts w:ascii="仿宋" w:eastAsia="仿宋" w:hAnsi="仿宋" w:hint="eastAsia"/>
+          <w:sz w:val="24"/>
+        </w:rPr>
+        <w:t>·</w:t>
+      </w:r>
+      <w:r>
+        <w:rPr>
+          <w:rFonts w:ascii="仿宋" w:eastAsia="仿宋" w:hAnsi="仿宋" w:hint="eastAsia"/>
+          <w:sz w:val="24"/>
+        </w:rPr>
+        <w:t>r</w:t>
+      </w:r>
+    </w:p>
+    <w:p>
+      <w:pPr>
+        <w:spacing w:line="360" w:lineRule="auto"/>
+        <w:ind w:firstLine="420"/>
+        <w:jc w:val="left"/>
+        <w:rPr>
+          <w:rFonts w:ascii="仿宋" w:eastAsia="仿宋" w:hAnsi="仿宋" w:hint="eastAsia"/>
+          <w:sz w:val="24"/>
+        </w:rPr>
+      </w:pPr>
+      <w:r>
+        <w:rPr>
+          <w:rFonts w:ascii="仿宋" w:eastAsia="仿宋" w:hAnsi="仿宋" w:hint="eastAsia"/>
+          <w:sz w:val="24"/>
+        </w:rPr>
+        <w:t>并取安全系数</w:t>
+      </w:r>
+      <w:r>
+        <w:rPr>
+          <w:rFonts w:ascii="仿宋" w:eastAsia="仿宋" w:hAnsi="仿宋" w:hint="eastAsia"/>
+          <w:sz w:val="24"/>
+        </w:rPr>
+        <w:t>4</w:t>
+      </w:r>
+      <w:r>
+        <w:rPr>
+          <w:rFonts w:ascii="仿宋" w:eastAsia="仿宋" w:hAnsi="仿宋" w:hint="eastAsia"/>
+          <w:sz w:val="24"/>
+        </w:rPr>
+        <w:t>，最终选用</w:t>
+      </w:r>
+      <w:r>
+        <w:rPr>
+          <w:rFonts w:ascii="仿宋" w:eastAsia="仿宋" w:hAnsi="仿宋" w:hint="eastAsia"/>
+          <w:sz w:val="24"/>
+        </w:rPr>
+        <w:t>RCMS</w:t>
+      </w:r>
+      <w:r>
+        <w:rPr>
+          <w:rFonts w:ascii="仿宋" w:eastAsia="仿宋" w:hAnsi="仿宋" w:hint="eastAsia"/>
+          <w:sz w:val="24"/>
+        </w:rPr>
+        <w:t>直流减速电机，保持力矩</w:t>
+      </w:r>
+      <w:r>
+        <w:rPr>
+          <w:rFonts w:ascii="仿宋" w:eastAsia="仿宋" w:hAnsi="仿宋" w:hint="eastAsia"/>
+          <w:sz w:val="24"/>
+        </w:rPr>
+        <w:t>27 kg</w:t>
+      </w:r>
+      <w:r>
+        <w:rPr>
+          <w:rFonts w:ascii="仿宋" w:eastAsia="仿宋" w:hAnsi="仿宋" w:hint="eastAsia"/>
+          <w:sz w:val="24"/>
+        </w:rPr>
+        <w:t>·</w:t>
+      </w:r>
+      <w:r>
+        <w:rPr>
+          <w:rFonts w:ascii="仿宋" w:eastAsia="仿宋" w:hAnsi="仿宋" w:hint="eastAsia"/>
+          <w:sz w:val="24"/>
+        </w:rPr>
+        <w:t>cm</w:t>
+      </w:r>
+      <w:r>
+        <w:rPr>
+          <w:rFonts w:ascii="仿宋" w:eastAsia="仿宋" w:hAnsi="仿宋" w:hint="eastAsia"/>
+          <w:sz w:val="24"/>
+        </w:rPr>
+        <w:t>，可满足温室低速运行时的启停与转向需求。该设计体现了“先根据场景需求确定载荷，再反推执行器参数”的工程思路。</w:t>
+      </w:r>
+    </w:p>
+    <w:p>
+      <w:pPr>
+        <w:spacing w:line="360" w:lineRule="auto"/>
+        <w:jc w:val="left"/>
+        <w:rPr>
+          <w:rFonts w:ascii="仿宋" w:eastAsia="仿宋" w:hAnsi="仿宋" w:hint="eastAsia"/>
+          <w:b/>
+          <w:sz w:val="24"/>
+        </w:rPr>
+      </w:pPr>
+      <w:r>
+        <w:rPr>
+          <w:rFonts w:ascii="仿宋" w:eastAsia="仿宋" w:hAnsi="仿宋" w:hint="eastAsia"/>
+          <w:b/>
+          <w:sz w:val="24"/>
+        </w:rPr>
+        <w:t xml:space="preserve">3.2 </w:t>
+      </w:r>
+      <w:r>
+        <w:rPr>
+          <w:rFonts w:ascii="仿宋" w:eastAsia="仿宋" w:hAnsi="仿宋" w:hint="eastAsia"/>
+          <w:b/>
+          <w:sz w:val="24"/>
+        </w:rPr>
+        <w:t>硬件系统架构</w:t>
+      </w:r>
+    </w:p>
+    <w:p>
+      <w:pPr>
+        <w:spacing w:line="360" w:lineRule="auto"/>
+        <w:ind w:firstLine="420"/>
+        <w:jc w:val="left"/>
+        <w:rPr>
+          <w:rFonts w:ascii="仿宋" w:eastAsia="仿宋" w:hAnsi="仿宋" w:hint="eastAsia"/>
+          <w:sz w:val="24"/>
+        </w:rPr>
+      </w:pPr>
+      <w:r>
+        <w:rPr>
+          <w:rFonts w:ascii="仿宋" w:eastAsia="仿宋" w:hAnsi="仿宋" w:hint="eastAsia"/>
+          <w:sz w:val="24"/>
+        </w:rPr>
+        <w:t>系统采用分层控制结构：</w:t>
+      </w:r>
+      <w:r>
+        <w:rPr>
+          <w:rFonts w:ascii="仿宋" w:eastAsia="仿宋" w:hAnsi="仿宋" w:hint="eastAsia"/>
+          <w:sz w:val="24"/>
+        </w:rPr>
+        <w:t>Raspberry Pi 4B</w:t>
+      </w:r>
+      <w:r>
+        <w:rPr>
+          <w:rFonts w:ascii="仿宋" w:eastAsia="仿宋" w:hAnsi="仿宋" w:hint="eastAsia"/>
+          <w:sz w:val="24"/>
+        </w:rPr>
+        <w:t>作为上层主控，负责摄像头图像采集、视觉处理与任务决策；</w:t>
+      </w:r>
+      <w:r>
+        <w:rPr>
+          <w:rFonts w:ascii="仿宋" w:eastAsia="仿宋" w:hAnsi="仿宋" w:hint="eastAsia"/>
+          <w:sz w:val="24"/>
+        </w:rPr>
+        <w:t>Arduino Mega</w:t>
+      </w:r>
+      <w:r>
+        <w:rPr>
+          <w:rFonts w:ascii="仿宋" w:eastAsia="仿宋" w:hAnsi="仿宋" w:hint="eastAsia"/>
+          <w:sz w:val="24"/>
+        </w:rPr>
+        <w:t>作为底层运动控制器，通过</w:t>
+      </w:r>
+      <w:r>
+        <w:rPr>
+          <w:rFonts w:ascii="仿宋" w:eastAsia="仿宋" w:hAnsi="仿宋" w:hint="eastAsia"/>
+          <w:sz w:val="24"/>
+        </w:rPr>
+        <w:t>PWM</w:t>
+      </w:r>
+      <w:r>
+        <w:rPr>
+          <w:rFonts w:ascii="仿宋" w:eastAsia="仿宋" w:hAnsi="仿宋" w:hint="eastAsia"/>
+          <w:sz w:val="24"/>
+        </w:rPr>
+        <w:t>信号驱动两台</w:t>
+      </w:r>
+      <w:r>
+        <w:rPr>
+          <w:rFonts w:ascii="仿宋" w:eastAsia="仿宋" w:hAnsi="仿宋" w:hint="eastAsia"/>
+          <w:sz w:val="24"/>
+        </w:rPr>
+        <w:t>12 V</w:t>
+      </w:r>
+      <w:r>
+        <w:rPr>
+          <w:rFonts w:ascii="仿宋" w:eastAsia="仿宋" w:hAnsi="仿宋" w:hint="eastAsia"/>
+          <w:sz w:val="24"/>
+        </w:rPr>
+        <w:t>直流编码电机，电机驱动器为</w:t>
+      </w:r>
+      <w:r>
+        <w:rPr>
+          <w:rFonts w:ascii="仿宋" w:eastAsia="仿宋" w:hAnsi="仿宋" w:hint="eastAsia"/>
+          <w:sz w:val="24"/>
+        </w:rPr>
+        <w:t>Rhino RMCS-2303</w:t>
+      </w:r>
+      <w:r>
+        <w:rPr>
+          <w:rFonts w:ascii="仿宋" w:eastAsia="仿宋" w:hAnsi="仿宋" w:hint="eastAsia"/>
+          <w:sz w:val="24"/>
+        </w:rPr>
+        <w:t>；</w:t>
+      </w:r>
+      <w:r>
+        <w:rPr>
+          <w:rFonts w:ascii="仿宋" w:eastAsia="仿宋" w:hAnsi="仿宋" w:hint="eastAsia"/>
+          <w:sz w:val="24"/>
+        </w:rPr>
+        <w:t>12 V 7.2 Ah</w:t>
+      </w:r>
+      <w:r>
+        <w:rPr>
+          <w:rFonts w:ascii="仿宋" w:eastAsia="仿宋" w:hAnsi="仿宋" w:hint="eastAsia"/>
+          <w:sz w:val="24"/>
+        </w:rPr>
+        <w:t>锂电池为整机供电。此外，</w:t>
+      </w:r>
+      <w:r>
+        <w:rPr>
+          <w:rFonts w:ascii="仿宋" w:eastAsia="仿宋" w:hAnsi="仿宋" w:hint="eastAsia"/>
+          <w:sz w:val="24"/>
+        </w:rPr>
+        <w:t>Arduino Uno</w:t>
+      </w:r>
+      <w:r>
+        <w:rPr>
+          <w:rFonts w:ascii="仿宋" w:eastAsia="仿宋" w:hAnsi="仿宋" w:hint="eastAsia"/>
+          <w:sz w:val="24"/>
+        </w:rPr>
+        <w:t>通过继电器控制水泵和喷嘴，实现喷洒执行；外接</w:t>
+      </w:r>
+      <w:r>
+        <w:rPr>
+          <w:rFonts w:ascii="仿宋" w:eastAsia="仿宋" w:hAnsi="仿宋" w:hint="eastAsia"/>
+          <w:sz w:val="24"/>
+        </w:rPr>
+        <w:t>GPU</w:t>
+      </w:r>
+      <w:r>
+        <w:rPr>
+          <w:rFonts w:ascii="仿宋" w:eastAsia="仿宋" w:hAnsi="仿宋" w:hint="eastAsia"/>
+          <w:sz w:val="24"/>
+        </w:rPr>
+        <w:t>计算机用于作物图像分析，以分担主控计算压力。该架构将“感</w:t>
+      </w:r>
+      <w:r>
+        <w:rPr>
+          <w:rFonts w:ascii="仿宋" w:eastAsia="仿宋" w:hAnsi="仿宋" w:hint="eastAsia"/>
+          <w:sz w:val="24"/>
+        </w:rPr>
+        <w:lastRenderedPageBreak/>
+        <w:t>知—决策—执行”清晰分离，便于维护和扩展。</w:t>
+      </w:r>
+    </w:p>
+    <w:p>
+      <w:pPr>
+        <w:spacing w:line="360" w:lineRule="auto"/>
+        <w:jc w:val="left"/>
+        <w:rPr>
+          <w:rFonts w:ascii="仿宋" w:eastAsia="仿宋" w:hAnsi="仿宋" w:hint="eastAsia"/>
+          <w:b/>
+          <w:sz w:val="24"/>
+        </w:rPr>
+      </w:pPr>
+      <w:r>
+        <w:rPr>
+          <w:rFonts w:ascii="仿宋" w:eastAsia="仿宋" w:hAnsi="仿宋" w:hint="eastAsia"/>
+          <w:b/>
+          <w:sz w:val="24"/>
+        </w:rPr>
+        <w:t xml:space="preserve">3.3 </w:t>
+      </w:r>
+      <w:r>
+        <w:rPr>
+          <w:rFonts w:ascii="仿宋" w:eastAsia="仿宋" w:hAnsi="仿宋" w:hint="eastAsia"/>
+          <w:b/>
+          <w:sz w:val="24"/>
+        </w:rPr>
+        <w:t>三种路径跟踪控制器</w:t>
+      </w:r>
+    </w:p>
+    <w:p>
+      <w:pPr>
+        <w:spacing w:line="360" w:lineRule="auto"/>
+        <w:ind w:firstLine="420"/>
+        <w:jc w:val="left"/>
+        <w:rPr>
+          <w:rFonts w:ascii="仿宋" w:eastAsia="仿宋" w:hAnsi="仿宋" w:hint="eastAsia"/>
+          <w:sz w:val="24"/>
+        </w:rPr>
+      </w:pPr>
+      <w:r>
+        <w:rPr>
+          <w:rFonts w:ascii="仿宋" w:eastAsia="仿宋" w:hAnsi="仿宋" w:hint="eastAsia"/>
+          <w:sz w:val="24"/>
+        </w:rPr>
+        <w:t>（</w:t>
+      </w:r>
+      <w:r>
+        <w:rPr>
+          <w:rFonts w:ascii="仿宋" w:eastAsia="仿宋" w:hAnsi="仿宋" w:hint="eastAsia"/>
+          <w:sz w:val="24"/>
+        </w:rPr>
+        <w:t>1</w:t>
+      </w:r>
+      <w:r>
+        <w:rPr>
+          <w:rFonts w:ascii="仿宋" w:eastAsia="仿宋" w:hAnsi="仿宋" w:hint="eastAsia"/>
+          <w:sz w:val="24"/>
+        </w:rPr>
+        <w:t>）</w:t>
+      </w:r>
+      <w:r>
+        <w:rPr>
+          <w:rFonts w:ascii="仿宋" w:eastAsia="仿宋" w:hAnsi="仿宋" w:hint="eastAsia"/>
+          <w:sz w:val="24"/>
+        </w:rPr>
+        <w:t>Pure Pursuit + PID</w:t>
+      </w:r>
+      <w:r>
+        <w:rPr>
+          <w:rFonts w:ascii="仿宋" w:eastAsia="仿宋" w:hAnsi="仿宋" w:hint="eastAsia"/>
+          <w:sz w:val="24"/>
+        </w:rPr>
+        <w:t>：</w:t>
+      </w:r>
+      <w:r>
+        <w:rPr>
+          <w:rFonts w:ascii="仿宋" w:eastAsia="仿宋" w:hAnsi="仿宋" w:hint="eastAsia"/>
+          <w:sz w:val="24"/>
+        </w:rPr>
+        <w:t>Pure Pursuit</w:t>
+      </w:r>
+      <w:r>
+        <w:rPr>
+          <w:rFonts w:ascii="仿宋" w:eastAsia="仿宋" w:hAnsi="仿宋" w:hint="eastAsia"/>
+          <w:sz w:val="24"/>
+        </w:rPr>
+        <w:t>根据预瞄距离</w:t>
+      </w:r>
+      <w:r>
+        <w:rPr>
+          <w:rFonts w:ascii="仿宋" w:eastAsia="仿宋" w:hAnsi="仿宋" w:hint="eastAsia"/>
+          <w:sz w:val="24"/>
+        </w:rPr>
+        <w:t>L</w:t>
+      </w:r>
+      <w:r>
+        <w:rPr>
+          <w:rFonts w:ascii="仿宋" w:eastAsia="仿宋" w:hAnsi="仿宋" w:hint="eastAsia"/>
+          <w:sz w:val="24"/>
+        </w:rPr>
+        <w:t>和机器人当前位姿计算目标角速度，使机器人朝向前方路径点；</w:t>
+      </w:r>
+      <w:r>
+        <w:rPr>
+          <w:rFonts w:ascii="仿宋" w:eastAsia="仿宋" w:hAnsi="仿宋" w:hint="eastAsia"/>
+          <w:sz w:val="24"/>
+        </w:rPr>
+        <w:t>PID</w:t>
+      </w:r>
+      <w:r>
+        <w:rPr>
+          <w:rFonts w:ascii="仿宋" w:eastAsia="仿宋" w:hAnsi="仿宋" w:hint="eastAsia"/>
+          <w:sz w:val="24"/>
+        </w:rPr>
+        <w:t>控制器则用于调节线速度，使实际速度接近期望速度。二者结合后，一个负责“转向”，一个负责“加减速”，结构直观，适合在</w:t>
+      </w:r>
+      <w:r>
+        <w:rPr>
+          <w:rFonts w:ascii="仿宋" w:eastAsia="仿宋" w:hAnsi="仿宋" w:hint="eastAsia"/>
+          <w:sz w:val="24"/>
+        </w:rPr>
+        <w:t>Arduino</w:t>
+      </w:r>
+      <w:r>
+        <w:rPr>
+          <w:rFonts w:ascii="仿宋" w:eastAsia="仿宋" w:hAnsi="仿宋" w:hint="eastAsia"/>
+          <w:sz w:val="24"/>
+        </w:rPr>
+        <w:t>或</w:t>
+      </w:r>
+      <w:r>
+        <w:rPr>
+          <w:rFonts w:ascii="仿宋" w:eastAsia="仿宋" w:hAnsi="仿宋" w:hint="eastAsia"/>
+          <w:sz w:val="24"/>
+        </w:rPr>
+        <w:t>Raspberry Pi</w:t>
+      </w:r>
+      <w:r>
+        <w:rPr>
+          <w:rFonts w:ascii="仿宋" w:eastAsia="仿宋" w:hAnsi="仿宋" w:hint="eastAsia"/>
+          <w:sz w:val="24"/>
+        </w:rPr>
+        <w:t>上实现。</w:t>
+      </w:r>
+    </w:p>
+    <w:p>
+      <w:pPr>
+        <w:spacing w:line="360" w:lineRule="auto"/>
+        <w:ind w:firstLine="420"/>
+        <w:jc w:val="left"/>
+        <w:rPr>
+          <w:rFonts w:ascii="仿宋" w:eastAsia="仿宋" w:hAnsi="仿宋" w:hint="eastAsia"/>
+          <w:sz w:val="24"/>
+        </w:rPr>
+      </w:pPr>
+      <w:r>
+        <w:rPr>
+          <w:rFonts w:ascii="仿宋" w:eastAsia="仿宋" w:hAnsi="仿宋" w:hint="eastAsia"/>
+          <w:sz w:val="24"/>
+        </w:rPr>
+        <w:t>（</w:t>
+      </w:r>
+      <w:r>
+        <w:rPr>
+          <w:rFonts w:ascii="仿宋" w:eastAsia="仿宋" w:hAnsi="仿宋" w:hint="eastAsia"/>
+          <w:sz w:val="24"/>
+        </w:rPr>
+        <w:t>2</w:t>
+      </w:r>
+      <w:r>
+        <w:rPr>
+          <w:rFonts w:ascii="仿宋" w:eastAsia="仿宋" w:hAnsi="仿宋" w:hint="eastAsia"/>
+          <w:sz w:val="24"/>
+        </w:rPr>
+        <w:t>）</w:t>
+      </w:r>
+      <w:r>
+        <w:rPr>
+          <w:rFonts w:ascii="仿宋" w:eastAsia="仿宋" w:hAnsi="仿宋" w:hint="eastAsia"/>
+          <w:sz w:val="24"/>
+        </w:rPr>
+        <w:t>Stanley + PID</w:t>
+      </w:r>
+      <w:r>
+        <w:rPr>
+          <w:rFonts w:ascii="仿宋" w:eastAsia="仿宋" w:hAnsi="仿宋" w:hint="eastAsia"/>
+          <w:sz w:val="24"/>
+        </w:rPr>
+        <w:t>：</w:t>
+      </w:r>
+      <w:r>
+        <w:rPr>
+          <w:rFonts w:ascii="仿宋" w:eastAsia="仿宋" w:hAnsi="仿宋" w:hint="eastAsia"/>
+          <w:sz w:val="24"/>
+        </w:rPr>
+        <w:t>Stanley</w:t>
+      </w:r>
+      <w:r>
+        <w:rPr>
+          <w:rFonts w:ascii="仿宋" w:eastAsia="仿宋" w:hAnsi="仿宋" w:hint="eastAsia"/>
+          <w:sz w:val="24"/>
+        </w:rPr>
+        <w:t>控制器根据航向误差和横向误差计算转向角，典型形式为δ</w:t>
+      </w:r>
+      <w:r>
+        <w:rPr>
+          <w:rFonts w:ascii="仿宋" w:eastAsia="仿宋" w:hAnsi="仿宋" w:hint="eastAsia"/>
+          <w:sz w:val="24"/>
+        </w:rPr>
+        <w:t xml:space="preserve"> = </w:t>
+      </w:r>
+      <w:r>
+        <w:rPr>
+          <w:rFonts w:ascii="仿宋" w:eastAsia="仿宋" w:hAnsi="仿宋" w:hint="eastAsia"/>
+          <w:sz w:val="24"/>
+        </w:rPr>
+        <w:t>θ</w:t>
+      </w:r>
+      <w:r>
+        <w:rPr>
+          <w:rFonts w:ascii="仿宋" w:eastAsia="仿宋" w:hAnsi="仿宋" w:hint="eastAsia"/>
+          <w:sz w:val="24"/>
+        </w:rPr>
+        <w:t>e + arctan(k</w:t>
+      </w:r>
+      <w:r>
+        <w:rPr>
+          <w:rFonts w:ascii="仿宋" w:eastAsia="仿宋" w:hAnsi="仿宋" w:hint="eastAsia"/>
+          <w:sz w:val="24"/>
+        </w:rPr>
+        <w:t>·</w:t>
+      </w:r>
+      <w:r>
+        <w:rPr>
+          <w:rFonts w:ascii="仿宋" w:eastAsia="仿宋" w:hAnsi="仿宋" w:hint="eastAsia"/>
+          <w:sz w:val="24"/>
+        </w:rPr>
+        <w:t>ect / v)</w:t>
+      </w:r>
+      <w:r>
+        <w:rPr>
+          <w:rFonts w:ascii="仿宋" w:eastAsia="仿宋" w:hAnsi="仿宋" w:hint="eastAsia"/>
+          <w:sz w:val="24"/>
+        </w:rPr>
+        <w:t>，其中θ</w:t>
+      </w:r>
+      <w:r>
+        <w:rPr>
+          <w:rFonts w:ascii="仿宋" w:eastAsia="仿宋" w:hAnsi="仿宋" w:hint="eastAsia"/>
+          <w:sz w:val="24"/>
+        </w:rPr>
+        <w:t>e</w:t>
+      </w:r>
+      <w:r>
+        <w:rPr>
+          <w:rFonts w:ascii="仿宋" w:eastAsia="仿宋" w:hAnsi="仿宋" w:hint="eastAsia"/>
+          <w:sz w:val="24"/>
+        </w:rPr>
+        <w:t>为航向误差，</w:t>
+      </w:r>
+      <w:r>
+        <w:rPr>
+          <w:rFonts w:ascii="仿宋" w:eastAsia="仿宋" w:hAnsi="仿宋" w:hint="eastAsia"/>
+          <w:sz w:val="24"/>
+        </w:rPr>
+        <w:t>ect</w:t>
+      </w:r>
+      <w:r>
+        <w:rPr>
+          <w:rFonts w:ascii="仿宋" w:eastAsia="仿宋" w:hAnsi="仿宋" w:hint="eastAsia"/>
+          <w:sz w:val="24"/>
+        </w:rPr>
+        <w:t>为横向误差，</w:t>
+      </w:r>
+      <w:r>
+        <w:rPr>
+          <w:rFonts w:ascii="仿宋" w:eastAsia="仿宋" w:hAnsi="仿宋" w:hint="eastAsia"/>
+          <w:sz w:val="24"/>
+        </w:rPr>
+        <w:t>k</w:t>
+      </w:r>
+      <w:r>
+        <w:rPr>
+          <w:rFonts w:ascii="仿宋" w:eastAsia="仿宋" w:hAnsi="仿宋" w:hint="eastAsia"/>
+          <w:sz w:val="24"/>
+        </w:rPr>
+        <w:t>为增益，</w:t>
+      </w:r>
+      <w:r>
+        <w:rPr>
+          <w:rFonts w:ascii="仿宋" w:eastAsia="仿宋" w:hAnsi="仿宋" w:hint="eastAsia"/>
+          <w:sz w:val="24"/>
+        </w:rPr>
+        <w:t>v</w:t>
+      </w:r>
+      <w:r>
+        <w:rPr>
+          <w:rFonts w:ascii="仿宋" w:eastAsia="仿宋" w:hAnsi="仿宋" w:hint="eastAsia"/>
+          <w:sz w:val="24"/>
+        </w:rPr>
+        <w:t>为速度。</w:t>
+      </w:r>
+      <w:r>
+        <w:rPr>
+          <w:rFonts w:ascii="仿宋" w:eastAsia="仿宋" w:hAnsi="仿宋" w:hint="eastAsia"/>
+          <w:sz w:val="24"/>
+        </w:rPr>
+        <w:t>PID</w:t>
+      </w:r>
+      <w:r>
+        <w:rPr>
+          <w:rFonts w:ascii="仿宋" w:eastAsia="仿宋" w:hAnsi="仿宋" w:hint="eastAsia"/>
+          <w:sz w:val="24"/>
+        </w:rPr>
+        <w:t>仍用于保持线速度稳定。该方法对道路类路径效果较好，但在低速和急弯处需要更细致的参数整定。</w:t>
+      </w:r>
+    </w:p>
+    <w:p>
+      <w:pPr>
+        <w:spacing w:line="360" w:lineRule="auto"/>
+        <w:ind w:firstLine="420"/>
+        <w:jc w:val="left"/>
+        <w:rPr>
+          <w:rFonts w:ascii="仿宋" w:eastAsia="仿宋" w:hAnsi="仿宋" w:hint="eastAsia"/>
+          <w:sz w:val="24"/>
+        </w:rPr>
+      </w:pPr>
+      <w:r>
+        <w:rPr>
+          <w:rFonts w:ascii="仿宋" w:eastAsia="仿宋" w:hAnsi="仿宋" w:hint="eastAsia"/>
+          <w:sz w:val="24"/>
+        </w:rPr>
+        <w:t>（</w:t>
+      </w:r>
+      <w:r>
+        <w:rPr>
+          <w:rFonts w:ascii="仿宋" w:eastAsia="仿宋" w:hAnsi="仿宋" w:hint="eastAsia"/>
+          <w:sz w:val="24"/>
+        </w:rPr>
+        <w:t>3</w:t>
+      </w:r>
+      <w:r>
+        <w:rPr>
+          <w:rFonts w:ascii="仿宋" w:eastAsia="仿宋" w:hAnsi="仿宋" w:hint="eastAsia"/>
+          <w:sz w:val="24"/>
+        </w:rPr>
+        <w:t>）</w:t>
+      </w:r>
+      <w:r>
+        <w:rPr>
+          <w:rFonts w:ascii="仿宋" w:eastAsia="仿宋" w:hAnsi="仿宋" w:hint="eastAsia"/>
+          <w:sz w:val="24"/>
+        </w:rPr>
+        <w:t>MPC</w:t>
+      </w:r>
+      <w:r>
+        <w:rPr>
+          <w:rFonts w:ascii="仿宋" w:eastAsia="仿宋" w:hAnsi="仿宋" w:hint="eastAsia"/>
+          <w:sz w:val="24"/>
+        </w:rPr>
+        <w:t>：论文采用单轮车运动学模型：ẋ</w:t>
+      </w:r>
+      <w:r>
+        <w:rPr>
+          <w:rFonts w:ascii="仿宋" w:eastAsia="仿宋" w:hAnsi="仿宋" w:hint="eastAsia"/>
+          <w:sz w:val="24"/>
+        </w:rPr>
+        <w:t xml:space="preserve"> = v</w:t>
+      </w:r>
+      <w:r>
+        <w:rPr>
+          <w:rFonts w:ascii="仿宋" w:eastAsia="仿宋" w:hAnsi="仿宋" w:hint="eastAsia"/>
+          <w:sz w:val="24"/>
+        </w:rPr>
+        <w:t>·</w:t>
+      </w:r>
+      <w:r>
+        <w:rPr>
+          <w:rFonts w:ascii="仿宋" w:eastAsia="仿宋" w:hAnsi="仿宋" w:hint="eastAsia"/>
+          <w:sz w:val="24"/>
+        </w:rPr>
+        <w:t>cos</w:t>
+      </w:r>
+      <w:r>
+        <w:rPr>
+          <w:rFonts w:ascii="仿宋" w:eastAsia="仿宋" w:hAnsi="仿宋" w:hint="eastAsia"/>
+          <w:sz w:val="24"/>
+        </w:rPr>
+        <w:t>θ，ẏ</w:t>
+      </w:r>
+      <w:r>
+        <w:rPr>
+          <w:rFonts w:ascii="仿宋" w:eastAsia="仿宋" w:hAnsi="仿宋" w:hint="eastAsia"/>
+          <w:sz w:val="24"/>
+        </w:rPr>
+        <w:t xml:space="preserve"> = v</w:t>
+      </w:r>
+      <w:r>
+        <w:rPr>
+          <w:rFonts w:ascii="仿宋" w:eastAsia="仿宋" w:hAnsi="仿宋" w:hint="eastAsia"/>
+          <w:sz w:val="24"/>
+        </w:rPr>
+        <w:t>·</w:t>
+      </w:r>
+      <w:r>
+        <w:rPr>
+          <w:rFonts w:ascii="仿宋" w:eastAsia="仿宋" w:hAnsi="仿宋" w:hint="eastAsia"/>
+          <w:sz w:val="24"/>
+        </w:rPr>
+        <w:t>sin</w:t>
+      </w:r>
+      <w:r>
+        <w:rPr>
+          <w:rFonts w:ascii="仿宋" w:eastAsia="仿宋" w:hAnsi="仿宋" w:hint="eastAsia"/>
+          <w:sz w:val="24"/>
+        </w:rPr>
+        <w:t>θ，θ̇</w:t>
+      </w:r>
+      <w:r>
+        <w:rPr>
+          <w:rFonts w:ascii="仿宋" w:eastAsia="仿宋" w:hAnsi="仿宋" w:hint="eastAsia"/>
+          <w:sz w:val="24"/>
+        </w:rPr>
+        <w:t xml:space="preserve"> = </w:t>
+      </w:r>
+      <w:r>
+        <w:rPr>
+          <w:rFonts w:ascii="仿宋" w:eastAsia="仿宋" w:hAnsi="仿宋" w:hint="eastAsia"/>
+          <w:sz w:val="24"/>
+        </w:rPr>
+        <w:t>ω。控制器在有限预测时域内优化线速度</w:t>
+      </w:r>
+      <w:r>
+        <w:rPr>
+          <w:rFonts w:ascii="仿宋" w:eastAsia="仿宋" w:hAnsi="仿宋" w:hint="eastAsia"/>
+          <w:sz w:val="24"/>
+        </w:rPr>
+        <w:t>v</w:t>
+      </w:r>
+      <w:r>
+        <w:rPr>
+          <w:rFonts w:ascii="仿宋" w:eastAsia="仿宋" w:hAnsi="仿宋" w:hint="eastAsia"/>
+          <w:sz w:val="24"/>
+        </w:rPr>
+        <w:t>和角速度ω，使预测轨迹与参考路径之间的偏差最小，并惩罚过大控制量。</w:t>
+      </w:r>
+      <w:r>
+        <w:rPr>
+          <w:rFonts w:ascii="仿宋" w:eastAsia="仿宋" w:hAnsi="仿宋" w:hint="eastAsia"/>
+          <w:sz w:val="24"/>
+        </w:rPr>
+        <w:t>MPC</w:t>
+      </w:r>
+      <w:r>
+        <w:rPr>
+          <w:rFonts w:ascii="仿宋" w:eastAsia="仿宋" w:hAnsi="仿宋" w:hint="eastAsia"/>
+          <w:sz w:val="24"/>
+        </w:rPr>
+        <w:t>能够显式考虑约束，精度较高，但计算开销明显大于前两种方法。</w:t>
+      </w:r>
+    </w:p>
+    <w:p>
+      <w:pPr>
+        <w:spacing w:line="360" w:lineRule="auto"/>
+        <w:jc w:val="left"/>
+        <w:rPr>
+          <w:rFonts w:ascii="仿宋" w:eastAsia="仿宋" w:hAnsi="仿宋" w:hint="eastAsia"/>
+          <w:b/>
+          <w:sz w:val="24"/>
+        </w:rPr>
+      </w:pPr>
+      <w:r>
+        <w:rPr>
+          <w:rFonts w:ascii="仿宋" w:eastAsia="仿宋" w:hAnsi="仿宋" w:hint="eastAsia"/>
+          <w:b/>
+          <w:sz w:val="24"/>
+        </w:rPr>
+        <w:t xml:space="preserve">3.4 </w:t>
+      </w:r>
+      <w:r>
+        <w:rPr>
+          <w:rFonts w:ascii="仿宋" w:eastAsia="仿宋" w:hAnsi="仿宋" w:hint="eastAsia"/>
+          <w:b/>
+          <w:sz w:val="24"/>
+        </w:rPr>
+        <w:t>实验评价指标</w:t>
+      </w:r>
+    </w:p>
+    <w:p>
+      <w:pPr>
+        <w:spacing w:line="360" w:lineRule="auto"/>
+        <w:ind w:firstLine="420"/>
+        <w:jc w:val="left"/>
+        <w:rPr>
+          <w:rFonts w:ascii="仿宋" w:eastAsia="仿宋" w:hAnsi="仿宋" w:hint="eastAsia"/>
+          <w:sz w:val="24"/>
+        </w:rPr>
+      </w:pPr>
+      <w:r>
+        <w:rPr>
+          <w:rFonts w:ascii="仿宋" w:eastAsia="仿宋" w:hAnsi="仿宋" w:hint="eastAsia"/>
+          <w:sz w:val="24"/>
+        </w:rPr>
+        <w:t>论文通过横向跟踪误差评估路径跟随性能，主要指标包括：最大误差</w:t>
+      </w:r>
+      <w:r>
+        <w:rPr>
+          <w:rFonts w:ascii="仿宋" w:eastAsia="仿宋" w:hAnsi="仿宋" w:hint="eastAsia"/>
+          <w:sz w:val="24"/>
+        </w:rPr>
+        <w:t>Emax</w:t>
+      </w:r>
+      <w:r>
+        <w:rPr>
+          <w:rFonts w:ascii="仿宋" w:eastAsia="仿宋" w:hAnsi="仿宋" w:hint="eastAsia"/>
+          <w:sz w:val="24"/>
+        </w:rPr>
+        <w:t>、最小误差</w:t>
+      </w:r>
+      <w:r>
+        <w:rPr>
+          <w:rFonts w:ascii="仿宋" w:eastAsia="仿宋" w:hAnsi="仿宋" w:hint="eastAsia"/>
+          <w:sz w:val="24"/>
+        </w:rPr>
+        <w:t>Emin</w:t>
+      </w:r>
+      <w:r>
+        <w:rPr>
+          <w:rFonts w:ascii="仿宋" w:eastAsia="仿宋" w:hAnsi="仿宋" w:hint="eastAsia"/>
+          <w:sz w:val="24"/>
+        </w:rPr>
+        <w:t>、平均误差</w:t>
+      </w:r>
+      <w:r>
+        <w:rPr>
+          <w:rFonts w:ascii="仿宋" w:eastAsia="仿宋" w:hAnsi="仿宋" w:hint="eastAsia"/>
+          <w:sz w:val="24"/>
+        </w:rPr>
+        <w:t>Eavg</w:t>
+      </w:r>
+      <w:r>
+        <w:rPr>
+          <w:rFonts w:ascii="仿宋" w:eastAsia="仿宋" w:hAnsi="仿宋" w:hint="eastAsia"/>
+          <w:sz w:val="24"/>
+        </w:rPr>
+        <w:t>和标准差σ。横向跟踪误差定义为机器人当前位置到参考路径对应点的欧氏距离。三条不同路径分别用于测试控制器在平缓弯道、连续弯道和更复杂曲线条件下的表现。</w:t>
+      </w:r>
+    </w:p>
+    <w:p>
+      <w:pPr>
+        <w:spacing w:line="360" w:lineRule="auto"/>
+        <w:jc w:val="left"/>
+        <w:rPr>
+          <w:rFonts w:ascii="仿宋" w:eastAsia="仿宋" w:hAnsi="仿宋" w:hint="eastAsia"/>
+          <w:sz w:val="24"/>
+        </w:rPr>
+      </w:pPr>
+    </w:p>
+    <w:p>
+      <w:pPr>
+        <w:spacing w:line="360" w:lineRule="auto"/>
+        <w:jc w:val="left"/>
+        <w:rPr>
+          <w:rFonts w:ascii="仿宋" w:eastAsia="仿宋" w:hAnsi="仿宋" w:hint="eastAsia"/>
+          <w:b/>
+          <w:sz w:val="24"/>
+        </w:rPr>
+      </w:pPr>
+      <w:r>
+        <w:rPr>
+          <w:rFonts w:ascii="仿宋" w:eastAsia="仿宋" w:hAnsi="仿宋" w:hint="eastAsia"/>
+          <w:b/>
+          <w:sz w:val="24"/>
+        </w:rPr>
+        <w:t>（</w:t>
+      </w:r>
+      <w:r>
+        <w:rPr>
+          <w:rFonts w:ascii="仿宋" w:eastAsia="仿宋" w:hAnsi="仿宋" w:hint="eastAsia"/>
+          <w:b/>
+          <w:sz w:val="24"/>
+        </w:rPr>
+        <w:t>3</w:t>
+      </w:r>
+      <w:r>
+        <w:rPr>
+          <w:rFonts w:ascii="仿宋" w:eastAsia="仿宋" w:hAnsi="仿宋" w:hint="eastAsia"/>
+          <w:b/>
+          <w:sz w:val="24"/>
+        </w:rPr>
+        <w:t>）实验结果</w:t>
+      </w:r>
+    </w:p>
+    <w:p>
+      <w:pPr>
+        <w:spacing w:line="360" w:lineRule="auto"/>
+        <w:jc w:val="left"/>
+        <w:rPr>
+          <w:rFonts w:ascii="仿宋" w:eastAsia="仿宋" w:hAnsi="仿宋" w:hint="eastAsia"/>
+          <w:sz w:val="24"/>
+        </w:rPr>
+      </w:pPr>
+    </w:p>
+    <w:p>
+      <w:pPr>
+        <w:spacing w:line="360" w:lineRule="auto"/>
+        <w:jc w:val="left"/>
+        <w:rPr>
+          <w:rFonts w:ascii="仿宋" w:eastAsia="仿宋" w:hAnsi="仿宋" w:hint="eastAsia"/>
+          <w:b/>
+          <w:sz w:val="24"/>
+        </w:rPr>
+      </w:pPr>
+      <w:r>
+        <w:rPr>
+          <w:rFonts w:ascii="仿宋" w:eastAsia="仿宋" w:hAnsi="仿宋" w:hint="eastAsia"/>
+          <w:b/>
+          <w:sz w:val="24"/>
+        </w:rPr>
+        <w:t xml:space="preserve">4.1 </w:t>
+      </w:r>
+      <w:r>
+        <w:rPr>
+          <w:rFonts w:ascii="仿宋" w:eastAsia="仿宋" w:hAnsi="仿宋" w:hint="eastAsia"/>
+          <w:b/>
+          <w:sz w:val="24"/>
+        </w:rPr>
+        <w:t>论文实验结果</w:t>
+      </w:r>
+    </w:p>
+    <w:p>
+      <w:pPr>
+        <w:spacing w:line="360" w:lineRule="auto"/>
+        <w:ind w:firstLine="420"/>
+        <w:jc w:val="left"/>
+        <w:rPr>
+          <w:rFonts w:ascii="仿宋" w:eastAsia="仿宋" w:hAnsi="仿宋" w:hint="eastAsia"/>
+          <w:sz w:val="24"/>
+        </w:rPr>
+      </w:pPr>
+      <w:r>
+        <w:rPr>
+          <w:rFonts w:ascii="仿宋" w:eastAsia="仿宋" w:hAnsi="仿宋" w:hint="eastAsia"/>
+          <w:sz w:val="24"/>
+        </w:rPr>
+        <w:t>论文在三条路径上分别测试</w:t>
+      </w:r>
+      <w:r>
+        <w:rPr>
+          <w:rFonts w:ascii="仿宋" w:eastAsia="仿宋" w:hAnsi="仿宋" w:hint="eastAsia"/>
+          <w:sz w:val="24"/>
+        </w:rPr>
+        <w:t>Pure Pursuit+PID</w:t>
+      </w:r>
+      <w:r>
+        <w:rPr>
+          <w:rFonts w:ascii="仿宋" w:eastAsia="仿宋" w:hAnsi="仿宋" w:hint="eastAsia"/>
+          <w:sz w:val="24"/>
+        </w:rPr>
+        <w:t>、</w:t>
+      </w:r>
+      <w:r>
+        <w:rPr>
+          <w:rFonts w:ascii="仿宋" w:eastAsia="仿宋" w:hAnsi="仿宋" w:hint="eastAsia"/>
+          <w:sz w:val="24"/>
+        </w:rPr>
+        <w:t>Stanley+PID</w:t>
+      </w:r>
+      <w:r>
+        <w:rPr>
+          <w:rFonts w:ascii="仿宋" w:eastAsia="仿宋" w:hAnsi="仿宋" w:hint="eastAsia"/>
+          <w:sz w:val="24"/>
+        </w:rPr>
+        <w:t>和</w:t>
+      </w:r>
+      <w:r>
+        <w:rPr>
+          <w:rFonts w:ascii="仿宋" w:eastAsia="仿宋" w:hAnsi="仿宋" w:hint="eastAsia"/>
+          <w:sz w:val="24"/>
+        </w:rPr>
+        <w:t>MPC</w:t>
+      </w:r>
+      <w:r>
+        <w:rPr>
+          <w:rFonts w:ascii="仿宋" w:eastAsia="仿宋" w:hAnsi="仿宋" w:hint="eastAsia"/>
+          <w:sz w:val="24"/>
+        </w:rPr>
+        <w:t>三种控制器，主要结果如下（单位：米）：</w:t>
+      </w:r>
+    </w:p>
+    <w:p>
+      <w:pPr>
+        <w:spacing w:line="360" w:lineRule="auto"/>
+        <w:ind w:firstLine="420"/>
+        <w:jc w:val="left"/>
+        <w:rPr>
+          <w:rFonts w:ascii="仿宋" w:eastAsia="仿宋" w:hAnsi="仿宋" w:hint="eastAsia"/>
+          <w:sz w:val="24"/>
+        </w:rPr>
+      </w:pPr>
+      <w:r>
+        <w:rPr>
+          <w:rFonts w:ascii="仿宋" w:eastAsia="仿宋" w:hAnsi="仿宋" w:hint="eastAsia"/>
+          <w:sz w:val="24"/>
+        </w:rPr>
+        <w:t>Path 1</w:t>
+      </w:r>
+      <w:r>
+        <w:rPr>
+          <w:rFonts w:ascii="仿宋" w:eastAsia="仿宋" w:hAnsi="仿宋" w:hint="eastAsia"/>
+          <w:sz w:val="24"/>
+        </w:rPr>
+        <w:t>：</w:t>
+      </w:r>
+      <w:r>
+        <w:rPr>
+          <w:rFonts w:ascii="仿宋" w:eastAsia="仿宋" w:hAnsi="仿宋" w:hint="eastAsia"/>
+          <w:sz w:val="24"/>
+        </w:rPr>
+        <w:t>Pure Pursuit+PID</w:t>
+      </w:r>
+      <w:r>
+        <w:rPr>
+          <w:rFonts w:ascii="仿宋" w:eastAsia="仿宋" w:hAnsi="仿宋" w:hint="eastAsia"/>
+          <w:sz w:val="24"/>
+        </w:rPr>
+        <w:t>（</w:t>
+      </w:r>
+      <w:r>
+        <w:rPr>
+          <w:rFonts w:ascii="仿宋" w:eastAsia="仿宋" w:hAnsi="仿宋" w:hint="eastAsia"/>
+          <w:sz w:val="24"/>
+        </w:rPr>
+        <w:t>Emax=1.11, Emin=0.01, Eavg=0.52</w:t>
+      </w:r>
+      <w:r>
+        <w:rPr>
+          <w:rFonts w:ascii="仿宋" w:eastAsia="仿宋" w:hAnsi="仿宋" w:hint="eastAsia"/>
+          <w:sz w:val="24"/>
+        </w:rPr>
+        <w:t>）；</w:t>
+      </w:r>
+      <w:r>
+        <w:rPr>
+          <w:rFonts w:ascii="仿宋" w:eastAsia="仿宋" w:hAnsi="仿宋" w:hint="eastAsia"/>
+          <w:sz w:val="24"/>
+        </w:rPr>
+        <w:t>Stanley+PID</w:t>
+      </w:r>
+      <w:r>
+        <w:rPr>
+          <w:rFonts w:ascii="仿宋" w:eastAsia="仿宋" w:hAnsi="仿宋" w:hint="eastAsia"/>
+          <w:sz w:val="24"/>
+        </w:rPr>
+        <w:t>（</w:t>
+      </w:r>
+      <w:r>
+        <w:rPr>
+          <w:rFonts w:ascii="仿宋" w:eastAsia="仿宋" w:hAnsi="仿宋" w:hint="eastAsia"/>
+          <w:sz w:val="24"/>
+        </w:rPr>
+        <w:t>1.13, 0.06, 0.59</w:t>
+      </w:r>
+      <w:r>
+        <w:rPr>
+          <w:rFonts w:ascii="仿宋" w:eastAsia="仿宋" w:hAnsi="仿宋" w:hint="eastAsia"/>
+          <w:sz w:val="24"/>
+        </w:rPr>
+        <w:t>）；</w:t>
+      </w:r>
+      <w:r>
+        <w:rPr>
+          <w:rFonts w:ascii="仿宋" w:eastAsia="仿宋" w:hAnsi="仿宋" w:hint="eastAsia"/>
+          <w:sz w:val="24"/>
+        </w:rPr>
+        <w:t>MPC</w:t>
+      </w:r>
+      <w:r>
+        <w:rPr>
+          <w:rFonts w:ascii="仿宋" w:eastAsia="仿宋" w:hAnsi="仿宋" w:hint="eastAsia"/>
+          <w:sz w:val="24"/>
+        </w:rPr>
+        <w:t>（</w:t>
+      </w:r>
+      <w:r>
+        <w:rPr>
+          <w:rFonts w:ascii="仿宋" w:eastAsia="仿宋" w:hAnsi="仿宋" w:hint="eastAsia"/>
+          <w:sz w:val="24"/>
+        </w:rPr>
+        <w:t>1.18, 0.00, 0.54</w:t>
+      </w:r>
+      <w:r>
+        <w:rPr>
+          <w:rFonts w:ascii="仿宋" w:eastAsia="仿宋" w:hAnsi="仿宋" w:hint="eastAsia"/>
+          <w:sz w:val="24"/>
+        </w:rPr>
+        <w:t>）。</w:t>
+      </w:r>
+    </w:p>
+    <w:p>
+      <w:pPr>
+        <w:spacing w:line="360" w:lineRule="auto"/>
+        <w:ind w:firstLine="420"/>
+        <w:jc w:val="left"/>
+        <w:rPr>
+          <w:rFonts w:ascii="仿宋" w:eastAsia="仿宋" w:hAnsi="仿宋" w:hint="eastAsia"/>
+          <w:sz w:val="24"/>
+        </w:rPr>
+      </w:pPr>
+      <w:r>
+        <w:rPr>
+          <w:rFonts w:ascii="仿宋" w:eastAsia="仿宋" w:hAnsi="仿宋" w:hint="eastAsia"/>
+          <w:sz w:val="24"/>
+        </w:rPr>
+        <w:t>Path 2</w:t>
+      </w:r>
+      <w:r>
+        <w:rPr>
+          <w:rFonts w:ascii="仿宋" w:eastAsia="仿宋" w:hAnsi="仿宋" w:hint="eastAsia"/>
+          <w:sz w:val="24"/>
+        </w:rPr>
+        <w:t>：</w:t>
+      </w:r>
+      <w:r>
+        <w:rPr>
+          <w:rFonts w:ascii="仿宋" w:eastAsia="仿宋" w:hAnsi="仿宋" w:hint="eastAsia"/>
+          <w:sz w:val="24"/>
+        </w:rPr>
+        <w:t>Pure Pursuit+PID</w:t>
+      </w:r>
+      <w:r>
+        <w:rPr>
+          <w:rFonts w:ascii="仿宋" w:eastAsia="仿宋" w:hAnsi="仿宋" w:hint="eastAsia"/>
+          <w:sz w:val="24"/>
+        </w:rPr>
+        <w:t>（</w:t>
+      </w:r>
+      <w:r>
+        <w:rPr>
+          <w:rFonts w:ascii="仿宋" w:eastAsia="仿宋" w:hAnsi="仿宋" w:hint="eastAsia"/>
+          <w:sz w:val="24"/>
+        </w:rPr>
+        <w:t>Emax=1.06, Emin=0.01, Eavg=0.51</w:t>
+      </w:r>
+      <w:r>
+        <w:rPr>
+          <w:rFonts w:ascii="仿宋" w:eastAsia="仿宋" w:hAnsi="仿宋" w:hint="eastAsia"/>
+          <w:sz w:val="24"/>
+        </w:rPr>
+        <w:t>）；</w:t>
+      </w:r>
+      <w:r>
+        <w:rPr>
+          <w:rFonts w:ascii="仿宋" w:eastAsia="仿宋" w:hAnsi="仿宋" w:hint="eastAsia"/>
+          <w:sz w:val="24"/>
+        </w:rPr>
+        <w:t>Stanley+PID</w:t>
+      </w:r>
+      <w:r>
+        <w:rPr>
+          <w:rFonts w:ascii="仿宋" w:eastAsia="仿宋" w:hAnsi="仿宋" w:hint="eastAsia"/>
+          <w:sz w:val="24"/>
+        </w:rPr>
+        <w:t>（</w:t>
+      </w:r>
+      <w:r>
+        <w:rPr>
+          <w:rFonts w:ascii="仿宋" w:eastAsia="仿宋" w:hAnsi="仿宋" w:hint="eastAsia"/>
+          <w:sz w:val="24"/>
+        </w:rPr>
+        <w:t>1.07, 0.00, 0.54</w:t>
+      </w:r>
+      <w:r>
+        <w:rPr>
+          <w:rFonts w:ascii="仿宋" w:eastAsia="仿宋" w:hAnsi="仿宋" w:hint="eastAsia"/>
+          <w:sz w:val="24"/>
+        </w:rPr>
+        <w:t>）；</w:t>
+      </w:r>
+      <w:r>
+        <w:rPr>
+          <w:rFonts w:ascii="仿宋" w:eastAsia="仿宋" w:hAnsi="仿宋" w:hint="eastAsia"/>
+          <w:sz w:val="24"/>
+        </w:rPr>
+        <w:t>MPC</w:t>
+      </w:r>
+      <w:r>
+        <w:rPr>
+          <w:rFonts w:ascii="仿宋" w:eastAsia="仿宋" w:hAnsi="仿宋" w:hint="eastAsia"/>
+          <w:sz w:val="24"/>
+        </w:rPr>
+        <w:t>（</w:t>
+      </w:r>
+      <w:r>
+        <w:rPr>
+          <w:rFonts w:ascii="仿宋" w:eastAsia="仿宋" w:hAnsi="仿宋" w:hint="eastAsia"/>
+          <w:sz w:val="24"/>
+        </w:rPr>
+        <w:t>1.09, 0.03, 0.51</w:t>
+      </w:r>
+      <w:r>
+        <w:rPr>
+          <w:rFonts w:ascii="仿宋" w:eastAsia="仿宋" w:hAnsi="仿宋" w:hint="eastAsia"/>
+          <w:sz w:val="24"/>
+        </w:rPr>
+        <w:t>）。</w:t>
+      </w:r>
+    </w:p>
+    <w:p>
+      <w:pPr>
+        <w:spacing w:line="360" w:lineRule="auto"/>
+        <w:ind w:firstLine="420"/>
+        <w:jc w:val="left"/>
+        <w:rPr>
+          <w:rFonts w:ascii="仿宋" w:eastAsia="仿宋" w:hAnsi="仿宋" w:hint="eastAsia"/>
+          <w:sz w:val="24"/>
+        </w:rPr>
+      </w:pPr>
+      <w:r>
+        <w:rPr>
+          <w:rFonts w:ascii="仿宋" w:eastAsia="仿宋" w:hAnsi="仿宋" w:hint="eastAsia"/>
+          <w:sz w:val="24"/>
+        </w:rPr>
+        <w:lastRenderedPageBreak/>
+        <w:t>Path 3</w:t>
+      </w:r>
+      <w:r>
+        <w:rPr>
+          <w:rFonts w:ascii="仿宋" w:eastAsia="仿宋" w:hAnsi="仿宋" w:hint="eastAsia"/>
+          <w:sz w:val="24"/>
+        </w:rPr>
+        <w:t>：</w:t>
+      </w:r>
+      <w:r>
+        <w:rPr>
+          <w:rFonts w:ascii="仿宋" w:eastAsia="仿宋" w:hAnsi="仿宋" w:hint="eastAsia"/>
+          <w:sz w:val="24"/>
+        </w:rPr>
+        <w:t>Pure Pursuit+PID</w:t>
+      </w:r>
+      <w:r>
+        <w:rPr>
+          <w:rFonts w:ascii="仿宋" w:eastAsia="仿宋" w:hAnsi="仿宋" w:hint="eastAsia"/>
+          <w:sz w:val="24"/>
+        </w:rPr>
+        <w:t>（</w:t>
+      </w:r>
+      <w:r>
+        <w:rPr>
+          <w:rFonts w:ascii="仿宋" w:eastAsia="仿宋" w:hAnsi="仿宋" w:hint="eastAsia"/>
+          <w:sz w:val="24"/>
+        </w:rPr>
+        <w:t>Emax=1.05, Emin=0.01, Eavg=0.46</w:t>
+      </w:r>
+      <w:r>
+        <w:rPr>
+          <w:rFonts w:ascii="仿宋" w:eastAsia="仿宋" w:hAnsi="仿宋" w:hint="eastAsia"/>
+          <w:sz w:val="24"/>
+        </w:rPr>
+        <w:t>）；</w:t>
+      </w:r>
+      <w:r>
+        <w:rPr>
+          <w:rFonts w:ascii="仿宋" w:eastAsia="仿宋" w:hAnsi="仿宋" w:hint="eastAsia"/>
+          <w:sz w:val="24"/>
+        </w:rPr>
+        <w:t>Stanley+PID</w:t>
+      </w:r>
+      <w:r>
+        <w:rPr>
+          <w:rFonts w:ascii="仿宋" w:eastAsia="仿宋" w:hAnsi="仿宋" w:hint="eastAsia"/>
+          <w:sz w:val="24"/>
+        </w:rPr>
+        <w:t>（</w:t>
+      </w:r>
+      <w:r>
+        <w:rPr>
+          <w:rFonts w:ascii="仿宋" w:eastAsia="仿宋" w:hAnsi="仿宋" w:hint="eastAsia"/>
+          <w:sz w:val="24"/>
+        </w:rPr>
+        <w:t>1.04, 0.00, 0.48</w:t>
+      </w:r>
+      <w:r>
+        <w:rPr>
+          <w:rFonts w:ascii="仿宋" w:eastAsia="仿宋" w:hAnsi="仿宋" w:hint="eastAsia"/>
+          <w:sz w:val="24"/>
+        </w:rPr>
+        <w:t>）；</w:t>
+      </w:r>
+      <w:r>
+        <w:rPr>
+          <w:rFonts w:ascii="仿宋" w:eastAsia="仿宋" w:hAnsi="仿宋" w:hint="eastAsia"/>
+          <w:sz w:val="24"/>
+        </w:rPr>
+        <w:t>MPC</w:t>
+      </w:r>
+      <w:r>
+        <w:rPr>
+          <w:rFonts w:ascii="仿宋" w:eastAsia="仿宋" w:hAnsi="仿宋" w:hint="eastAsia"/>
+          <w:sz w:val="24"/>
+        </w:rPr>
+        <w:t>（</w:t>
+      </w:r>
+      <w:r>
+        <w:rPr>
+          <w:rFonts w:ascii="仿宋" w:eastAsia="仿宋" w:hAnsi="仿宋" w:hint="eastAsia"/>
+          <w:sz w:val="24"/>
+        </w:rPr>
+        <w:t>1.05, 0.03, 0.46</w:t>
+      </w:r>
+      <w:r>
+        <w:rPr>
+          <w:rFonts w:ascii="仿宋" w:eastAsia="仿宋" w:hAnsi="仿宋" w:hint="eastAsia"/>
+          <w:sz w:val="24"/>
+        </w:rPr>
+        <w:t>）。</w:t>
+      </w:r>
+    </w:p>
+    <w:p>
+      <w:pPr>
+        <w:spacing w:line="360" w:lineRule="auto"/>
+        <w:ind w:firstLine="420"/>
+        <w:jc w:val="left"/>
+        <w:rPr>
+          <w:rFonts w:ascii="仿宋" w:eastAsia="仿宋" w:hAnsi="仿宋" w:hint="eastAsia"/>
+          <w:sz w:val="24"/>
+        </w:rPr>
+      </w:pPr>
+      <w:r>
+        <w:rPr>
+          <w:rFonts w:ascii="仿宋" w:eastAsia="仿宋" w:hAnsi="仿宋" w:hint="eastAsia"/>
+          <w:sz w:val="24"/>
+        </w:rPr>
+        <w:t>从三组数据可以看出：第一，三种控制器均能完成路径跟踪，但</w:t>
+      </w:r>
+      <w:r>
+        <w:rPr>
+          <w:rFonts w:ascii="仿宋" w:eastAsia="仿宋" w:hAnsi="仿宋" w:hint="eastAsia"/>
+          <w:sz w:val="24"/>
+        </w:rPr>
+        <w:t>Stanley+PID</w:t>
+      </w:r>
+      <w:r>
+        <w:rPr>
+          <w:rFonts w:ascii="仿宋" w:eastAsia="仿宋" w:hAnsi="仿宋" w:hint="eastAsia"/>
+          <w:sz w:val="24"/>
+        </w:rPr>
+        <w:t>的平均误差整体偏高；第二，</w:t>
+      </w:r>
+      <w:r>
+        <w:rPr>
+          <w:rFonts w:ascii="仿宋" w:eastAsia="仿宋" w:hAnsi="仿宋" w:hint="eastAsia"/>
+          <w:sz w:val="24"/>
+        </w:rPr>
+        <w:t>Pure Pursuit+PID</w:t>
+      </w:r>
+      <w:r>
+        <w:rPr>
+          <w:rFonts w:ascii="仿宋" w:eastAsia="仿宋" w:hAnsi="仿宋" w:hint="eastAsia"/>
+          <w:sz w:val="24"/>
+        </w:rPr>
+        <w:t>在</w:t>
+      </w:r>
+      <w:r>
+        <w:rPr>
+          <w:rFonts w:ascii="仿宋" w:eastAsia="仿宋" w:hAnsi="仿宋" w:hint="eastAsia"/>
+          <w:sz w:val="24"/>
+        </w:rPr>
+        <w:t>Path 3</w:t>
+      </w:r>
+      <w:r>
+        <w:rPr>
+          <w:rFonts w:ascii="仿宋" w:eastAsia="仿宋" w:hAnsi="仿宋" w:hint="eastAsia"/>
+          <w:sz w:val="24"/>
+        </w:rPr>
+        <w:t>上取得最低平均误差</w:t>
+      </w:r>
+      <w:r>
+        <w:rPr>
+          <w:rFonts w:ascii="仿宋" w:eastAsia="仿宋" w:hAnsi="仿宋" w:hint="eastAsia"/>
+          <w:sz w:val="24"/>
+        </w:rPr>
+        <w:t>0.46 m</w:t>
+      </w:r>
+      <w:r>
+        <w:rPr>
+          <w:rFonts w:ascii="仿宋" w:eastAsia="仿宋" w:hAnsi="仿宋" w:hint="eastAsia"/>
+          <w:sz w:val="24"/>
+        </w:rPr>
+        <w:t>，</w:t>
+      </w:r>
+      <w:r>
+        <w:rPr>
+          <w:rFonts w:ascii="仿宋" w:eastAsia="仿宋" w:hAnsi="仿宋" w:hint="eastAsia"/>
+          <w:sz w:val="24"/>
+        </w:rPr>
+        <w:t>MPC</w:t>
+      </w:r>
+      <w:r>
+        <w:rPr>
+          <w:rFonts w:ascii="仿宋" w:eastAsia="仿宋" w:hAnsi="仿宋" w:hint="eastAsia"/>
+          <w:sz w:val="24"/>
+        </w:rPr>
+        <w:t>在</w:t>
+      </w:r>
+      <w:r>
+        <w:rPr>
+          <w:rFonts w:ascii="仿宋" w:eastAsia="仿宋" w:hAnsi="仿宋" w:hint="eastAsia"/>
+          <w:sz w:val="24"/>
+        </w:rPr>
+        <w:t>Path 2</w:t>
+      </w:r>
+      <w:r>
+        <w:rPr>
+          <w:rFonts w:ascii="仿宋" w:eastAsia="仿宋" w:hAnsi="仿宋" w:hint="eastAsia"/>
+          <w:sz w:val="24"/>
+        </w:rPr>
+        <w:t>和</w:t>
+      </w:r>
+      <w:r>
+        <w:rPr>
+          <w:rFonts w:ascii="仿宋" w:eastAsia="仿宋" w:hAnsi="仿宋" w:hint="eastAsia"/>
+          <w:sz w:val="24"/>
+        </w:rPr>
+        <w:t>Path 3</w:t>
+      </w:r>
+      <w:r>
+        <w:rPr>
+          <w:rFonts w:ascii="仿宋" w:eastAsia="仿宋" w:hAnsi="仿宋" w:hint="eastAsia"/>
+          <w:sz w:val="24"/>
+        </w:rPr>
+        <w:t>上也达到较低水平；第三，</w:t>
+      </w:r>
+      <w:r>
+        <w:rPr>
+          <w:rFonts w:ascii="仿宋" w:eastAsia="仿宋" w:hAnsi="仿宋" w:hint="eastAsia"/>
+          <w:sz w:val="24"/>
+        </w:rPr>
+        <w:t>MPC</w:t>
+      </w:r>
+      <w:r>
+        <w:rPr>
+          <w:rFonts w:ascii="仿宋" w:eastAsia="仿宋" w:hAnsi="仿宋" w:hint="eastAsia"/>
+          <w:sz w:val="24"/>
+        </w:rPr>
+        <w:t>的最小误差常可达到</w:t>
+      </w:r>
+      <w:r>
+        <w:rPr>
+          <w:rFonts w:ascii="仿宋" w:eastAsia="仿宋" w:hAnsi="仿宋" w:hint="eastAsia"/>
+          <w:sz w:val="24"/>
+        </w:rPr>
+        <w:t>0.00 m</w:t>
+      </w:r>
+      <w:r>
+        <w:rPr>
+          <w:rFonts w:ascii="仿宋" w:eastAsia="仿宋" w:hAnsi="仿宋" w:hint="eastAsia"/>
+          <w:sz w:val="24"/>
+        </w:rPr>
+        <w:t>，说明其具备较强局部修正能力，但平均误差并未明显优于</w:t>
+      </w:r>
+      <w:r>
+        <w:rPr>
+          <w:rFonts w:ascii="仿宋" w:eastAsia="仿宋" w:hAnsi="仿宋" w:hint="eastAsia"/>
+          <w:sz w:val="24"/>
+        </w:rPr>
+        <w:t>Pure Pursuit+PID</w:t>
+      </w:r>
+      <w:r>
+        <w:rPr>
+          <w:rFonts w:ascii="仿宋" w:eastAsia="仿宋" w:hAnsi="仿宋" w:hint="eastAsia"/>
+          <w:sz w:val="24"/>
+        </w:rPr>
+        <w:t>。</w:t>
+      </w:r>
+    </w:p>
+    <w:p>
+      <w:pPr>
+        <w:spacing w:line="360" w:lineRule="auto"/>
+        <w:ind w:firstLine="420"/>
+        <w:jc w:val="left"/>
+        <w:rPr>
+          <w:rFonts w:ascii="仿宋" w:eastAsia="仿宋" w:hAnsi="仿宋" w:hint="eastAsia"/>
+          <w:sz w:val="24"/>
+        </w:rPr>
+      </w:pPr>
+      <w:r>
+        <w:rPr>
+          <w:rFonts w:ascii="仿宋" w:eastAsia="仿宋" w:hAnsi="仿宋" w:hint="eastAsia"/>
+          <w:sz w:val="24"/>
+        </w:rPr>
+        <w:t>论文中的路径跟踪示意图还显示：</w:t>
+      </w:r>
+      <w:r>
+        <w:rPr>
+          <w:rFonts w:ascii="仿宋" w:eastAsia="仿宋" w:hAnsi="仿宋" w:hint="eastAsia"/>
+          <w:sz w:val="24"/>
+        </w:rPr>
+        <w:t>Pure Pursuit+PID</w:t>
+      </w:r>
+      <w:r>
+        <w:rPr>
+          <w:rFonts w:ascii="仿宋" w:eastAsia="仿宋" w:hAnsi="仿宋" w:hint="eastAsia"/>
+          <w:sz w:val="24"/>
+        </w:rPr>
+        <w:t>在路径前半段能较好贴合参考轨迹，但在曲率增大时会出现一定偏离；</w:t>
+      </w:r>
+      <w:r>
+        <w:rPr>
+          <w:rFonts w:ascii="仿宋" w:eastAsia="仿宋" w:hAnsi="仿宋" w:hint="eastAsia"/>
+          <w:sz w:val="24"/>
+        </w:rPr>
+        <w:t>Stanley+PID</w:t>
+      </w:r>
+      <w:r>
+        <w:rPr>
+          <w:rFonts w:ascii="仿宋" w:eastAsia="仿宋" w:hAnsi="仿宋" w:hint="eastAsia"/>
+          <w:sz w:val="24"/>
+        </w:rPr>
+        <w:t>在急弯和速度变化处偏差更明显；</w:t>
+      </w:r>
+      <w:r>
+        <w:rPr>
+          <w:rFonts w:ascii="仿宋" w:eastAsia="仿宋" w:hAnsi="仿宋" w:hint="eastAsia"/>
+          <w:sz w:val="24"/>
+        </w:rPr>
+        <w:t>MPC</w:t>
+      </w:r>
+      <w:r>
+        <w:rPr>
+          <w:rFonts w:ascii="仿宋" w:eastAsia="仿宋" w:hAnsi="仿宋" w:hint="eastAsia"/>
+          <w:sz w:val="24"/>
+        </w:rPr>
+        <w:t>能够较好预测未来轨迹，但在存在传感器噪声、执行器延迟和模型误差时仍会出现偏移。这些现象说明，没有哪一种控制器在所有条件下都绝对最优，必须结合场景选择。</w:t>
+      </w:r>
+    </w:p>
+    <w:p>
+      <w:pPr>
+        <w:spacing w:line="360" w:lineRule="auto"/>
+        <w:jc w:val="left"/>
+        <w:rPr>
+          <w:rFonts w:ascii="仿宋" w:eastAsia="仿宋" w:hAnsi="仿宋" w:hint="eastAsia"/>
+          <w:b/>
+          <w:sz w:val="24"/>
+        </w:rPr>
+      </w:pPr>
+      <w:r>
+        <w:rPr>
+          <w:rFonts w:ascii="仿宋" w:eastAsia="仿宋" w:hAnsi="仿宋" w:hint="eastAsia"/>
+          <w:b/>
+          <w:sz w:val="24"/>
+        </w:rPr>
+        <w:t xml:space="preserve">4.2 </w:t>
+      </w:r>
+      <w:r>
+        <w:rPr>
+          <w:rFonts w:ascii="仿宋" w:eastAsia="仿宋" w:hAnsi="仿宋" w:hint="eastAsia"/>
+          <w:b/>
+          <w:sz w:val="24"/>
+        </w:rPr>
+        <w:t>仿真复现结果</w:t>
+      </w:r>
+    </w:p>
+    <w:p>
+      <w:pPr>
+        <w:spacing w:line="360" w:lineRule="auto"/>
+        <w:ind w:firstLine="420"/>
+        <w:jc w:val="left"/>
+        <w:rPr>
+          <w:rFonts w:ascii="仿宋" w:eastAsia="仿宋" w:hAnsi="仿宋" w:hint="eastAsia"/>
+          <w:sz w:val="24"/>
+        </w:rPr>
+      </w:pPr>
+      <w:r>
+        <w:rPr>
+          <w:rFonts w:ascii="仿宋" w:eastAsia="仿宋" w:hAnsi="仿宋" w:hint="eastAsia"/>
+          <w:sz w:val="24"/>
+        </w:rPr>
+        <w:t>为验证论文结论，本课程作业使用</w:t>
+      </w:r>
+      <w:r>
+        <w:rPr>
+          <w:rFonts w:ascii="仿宋" w:eastAsia="仿宋" w:hAnsi="仿宋" w:hint="eastAsia"/>
+          <w:sz w:val="24"/>
+        </w:rPr>
+        <w:t>Python</w:t>
+      </w:r>
+      <w:r>
+        <w:rPr>
+          <w:rFonts w:ascii="仿宋" w:eastAsia="仿宋" w:hAnsi="仿宋" w:hint="eastAsia"/>
+          <w:sz w:val="24"/>
+        </w:rPr>
+        <w:t>和</w:t>
+      </w:r>
+      <w:r>
+        <w:rPr>
+          <w:rFonts w:ascii="仿宋" w:eastAsia="仿宋" w:hAnsi="仿宋" w:hint="eastAsia"/>
+          <w:sz w:val="24"/>
+        </w:rPr>
+        <w:t>MATLAB</w:t>
+      </w:r>
+      <w:r>
+        <w:rPr>
+          <w:rFonts w:ascii="仿宋" w:eastAsia="仿宋" w:hAnsi="仿宋" w:hint="eastAsia"/>
+          <w:sz w:val="24"/>
+        </w:rPr>
+        <w:t>对三种控制器进行了仿真复现。仿真采用理想单轮车运动学模型，在三条正弦型温室通道参考路径上测试，代码分别位于“</w:t>
+      </w:r>
+      <w:r>
+        <w:rPr>
+          <w:rFonts w:ascii="仿宋" w:eastAsia="仿宋" w:hAnsi="仿宋" w:hint="eastAsia"/>
+          <w:sz w:val="24"/>
+        </w:rPr>
+        <w:t>Python code/Python code/</w:t>
+      </w:r>
+      <w:r>
+        <w:rPr>
+          <w:rFonts w:ascii="仿宋" w:eastAsia="仿宋" w:hAnsi="仿宋" w:hint="eastAsia"/>
+          <w:sz w:val="24"/>
+        </w:rPr>
+        <w:t>”和“论文</w:t>
+      </w:r>
+      <w:r>
+        <w:rPr>
+          <w:rFonts w:ascii="仿宋" w:eastAsia="仿宋" w:hAnsi="仿宋" w:hint="eastAsia"/>
+          <w:sz w:val="24"/>
+        </w:rPr>
+        <w:t>matlab</w:t>
+      </w:r>
+      <w:r>
+        <w:rPr>
+          <w:rFonts w:ascii="仿宋" w:eastAsia="仿宋" w:hAnsi="仿宋" w:hint="eastAsia"/>
+          <w:sz w:val="24"/>
+        </w:rPr>
+        <w:t>代码</w:t>
+      </w:r>
+      <w:r>
+        <w:rPr>
+          <w:rFonts w:ascii="仿宋" w:eastAsia="仿宋" w:hAnsi="仿宋" w:hint="eastAsia"/>
+          <w:sz w:val="24"/>
+        </w:rPr>
+        <w:t>.m</w:t>
+      </w:r>
+      <w:r>
+        <w:rPr>
+          <w:rFonts w:ascii="仿宋" w:eastAsia="仿宋" w:hAnsi="仿宋" w:hint="eastAsia"/>
+          <w:sz w:val="24"/>
+        </w:rPr>
+        <w:t>”。</w:t>
+      </w:r>
+    </w:p>
+    <w:p>
+      <w:pPr>
+        <w:spacing w:line="360" w:lineRule="auto"/>
+        <w:ind w:firstLine="420"/>
+        <w:jc w:val="left"/>
+        <w:rPr>
+          <w:rFonts w:ascii="仿宋" w:eastAsia="仿宋" w:hAnsi="仿宋" w:hint="eastAsia"/>
+          <w:sz w:val="24"/>
+        </w:rPr>
+      </w:pPr>
+      <w:r>
+        <w:rPr>
+          <w:rFonts w:ascii="仿宋" w:eastAsia="仿宋" w:hAnsi="仿宋" w:hint="eastAsia"/>
+          <w:sz w:val="24"/>
+        </w:rPr>
+        <w:t>Python</w:t>
+      </w:r>
+      <w:r>
+        <w:rPr>
+          <w:rFonts w:ascii="仿宋" w:eastAsia="仿宋" w:hAnsi="仿宋" w:hint="eastAsia"/>
+          <w:sz w:val="24"/>
+        </w:rPr>
+        <w:t>仿真主要结果如下：</w:t>
+      </w:r>
+      <w:r>
+        <w:rPr>
+          <w:rFonts w:ascii="仿宋" w:eastAsia="仿宋" w:hAnsi="仿宋" w:hint="eastAsia"/>
+          <w:sz w:val="24"/>
+        </w:rPr>
+        <w:t>Path 1</w:t>
+      </w:r>
+      <w:r>
+        <w:rPr>
+          <w:rFonts w:ascii="仿宋" w:eastAsia="仿宋" w:hAnsi="仿宋" w:hint="eastAsia"/>
+          <w:sz w:val="24"/>
+        </w:rPr>
+        <w:t>中，</w:t>
+      </w:r>
+      <w:r>
+        <w:rPr>
+          <w:rFonts w:ascii="仿宋" w:eastAsia="仿宋" w:hAnsi="仿宋" w:hint="eastAsia"/>
+          <w:sz w:val="24"/>
+        </w:rPr>
+        <w:t>Pure Pursuit+PID</w:t>
+      </w:r>
+      <w:r>
+        <w:rPr>
+          <w:rFonts w:ascii="仿宋" w:eastAsia="仿宋" w:hAnsi="仿宋" w:hint="eastAsia"/>
+          <w:sz w:val="24"/>
+        </w:rPr>
+        <w:t>的</w:t>
+      </w:r>
+      <w:r>
+        <w:rPr>
+          <w:rFonts w:ascii="仿宋" w:eastAsia="仿宋" w:hAnsi="仿宋" w:hint="eastAsia"/>
+          <w:sz w:val="24"/>
+        </w:rPr>
+        <w:t>Eavg=0.038 m</w:t>
+      </w:r>
+      <w:r>
+        <w:rPr>
+          <w:rFonts w:ascii="仿宋" w:eastAsia="仿宋" w:hAnsi="仿宋" w:hint="eastAsia"/>
+          <w:sz w:val="24"/>
+        </w:rPr>
+        <w:t>，</w:t>
+      </w:r>
+      <w:r>
+        <w:rPr>
+          <w:rFonts w:ascii="仿宋" w:eastAsia="仿宋" w:hAnsi="仿宋" w:hint="eastAsia"/>
+          <w:sz w:val="24"/>
+        </w:rPr>
+        <w:t>Stanley+PID</w:t>
+      </w:r>
+      <w:r>
+        <w:rPr>
+          <w:rFonts w:ascii="仿宋" w:eastAsia="仿宋" w:hAnsi="仿宋" w:hint="eastAsia"/>
+          <w:sz w:val="24"/>
+        </w:rPr>
+        <w:t>为</w:t>
+      </w:r>
+      <w:r>
+        <w:rPr>
+          <w:rFonts w:ascii="仿宋" w:eastAsia="仿宋" w:hAnsi="仿宋" w:hint="eastAsia"/>
+          <w:sz w:val="24"/>
+        </w:rPr>
+        <w:t>4.127 m</w:t>
+      </w:r>
+      <w:r>
+        <w:rPr>
+          <w:rFonts w:ascii="仿宋" w:eastAsia="仿宋" w:hAnsi="仿宋" w:hint="eastAsia"/>
+          <w:sz w:val="24"/>
+        </w:rPr>
+        <w:t>，</w:t>
+      </w:r>
+      <w:r>
+        <w:rPr>
+          <w:rFonts w:ascii="仿宋" w:eastAsia="仿宋" w:hAnsi="仿宋" w:hint="eastAsia"/>
+          <w:sz w:val="24"/>
+        </w:rPr>
+        <w:t>MPC</w:t>
+      </w:r>
+      <w:r>
+        <w:rPr>
+          <w:rFonts w:ascii="仿宋" w:eastAsia="仿宋" w:hAnsi="仿宋" w:hint="eastAsia"/>
+          <w:sz w:val="24"/>
+        </w:rPr>
+        <w:t>为</w:t>
+      </w:r>
+      <w:r>
+        <w:rPr>
+          <w:rFonts w:ascii="仿宋" w:eastAsia="仿宋" w:hAnsi="仿宋" w:hint="eastAsia"/>
+          <w:sz w:val="24"/>
+        </w:rPr>
+        <w:t>0.022 m</w:t>
+      </w:r>
+      <w:r>
+        <w:rPr>
+          <w:rFonts w:ascii="仿宋" w:eastAsia="仿宋" w:hAnsi="仿宋" w:hint="eastAsia"/>
+          <w:sz w:val="24"/>
+        </w:rPr>
+        <w:t>；</w:t>
+      </w:r>
+      <w:r>
+        <w:rPr>
+          <w:rFonts w:ascii="仿宋" w:eastAsia="仿宋" w:hAnsi="仿宋" w:hint="eastAsia"/>
+          <w:sz w:val="24"/>
+        </w:rPr>
+        <w:t>Path 2</w:t>
+      </w:r>
+      <w:r>
+        <w:rPr>
+          <w:rFonts w:ascii="仿宋" w:eastAsia="仿宋" w:hAnsi="仿宋" w:hint="eastAsia"/>
+          <w:sz w:val="24"/>
+        </w:rPr>
+        <w:t>中三者分别为</w:t>
+      </w:r>
+      <w:r>
+        <w:rPr>
+          <w:rFonts w:ascii="仿宋" w:eastAsia="仿宋" w:hAnsi="仿宋" w:hint="eastAsia"/>
+          <w:sz w:val="24"/>
+        </w:rPr>
+        <w:t>0.081 m</w:t>
+      </w:r>
+      <w:r>
+        <w:rPr>
+          <w:rFonts w:ascii="仿宋" w:eastAsia="仿宋" w:hAnsi="仿宋" w:hint="eastAsia"/>
+          <w:sz w:val="24"/>
+        </w:rPr>
+        <w:t>、</w:t>
+      </w:r>
+      <w:r>
+        <w:rPr>
+          <w:rFonts w:ascii="仿宋" w:eastAsia="仿宋" w:hAnsi="仿宋" w:hint="eastAsia"/>
+          <w:sz w:val="24"/>
+        </w:rPr>
+        <w:t>4.327 m</w:t>
+      </w:r>
+      <w:r>
+        <w:rPr>
+          <w:rFonts w:ascii="仿宋" w:eastAsia="仿宋" w:hAnsi="仿宋" w:hint="eastAsia"/>
+          <w:sz w:val="24"/>
+        </w:rPr>
+        <w:t>、</w:t>
+      </w:r>
+      <w:r>
+        <w:rPr>
+          <w:rFonts w:ascii="仿宋" w:eastAsia="仿宋" w:hAnsi="仿宋" w:hint="eastAsia"/>
+          <w:sz w:val="24"/>
+        </w:rPr>
+        <w:t>0.026 m</w:t>
+      </w:r>
+      <w:r>
+        <w:rPr>
+          <w:rFonts w:ascii="仿宋" w:eastAsia="仿宋" w:hAnsi="仿宋" w:hint="eastAsia"/>
+          <w:sz w:val="24"/>
+        </w:rPr>
+        <w:t>；</w:t>
+      </w:r>
+      <w:r>
+        <w:rPr>
+          <w:rFonts w:ascii="仿宋" w:eastAsia="仿宋" w:hAnsi="仿宋" w:hint="eastAsia"/>
+          <w:sz w:val="24"/>
+        </w:rPr>
+        <w:t>Path 3</w:t>
+      </w:r>
+      <w:r>
+        <w:rPr>
+          <w:rFonts w:ascii="仿宋" w:eastAsia="仿宋" w:hAnsi="仿宋" w:hint="eastAsia"/>
+          <w:sz w:val="24"/>
+        </w:rPr>
+        <w:t>中分别为</w:t>
+      </w:r>
+      <w:r>
+        <w:rPr>
+          <w:rFonts w:ascii="仿宋" w:eastAsia="仿宋" w:hAnsi="仿宋" w:hint="eastAsia"/>
+          <w:sz w:val="24"/>
+        </w:rPr>
+        <w:t>0.080 m</w:t>
+      </w:r>
+      <w:r>
+        <w:rPr>
+          <w:rFonts w:ascii="仿宋" w:eastAsia="仿宋" w:hAnsi="仿宋" w:hint="eastAsia"/>
+          <w:sz w:val="24"/>
+        </w:rPr>
+        <w:t>、</w:t>
+      </w:r>
+      <w:r>
+        <w:rPr>
+          <w:rFonts w:ascii="仿宋" w:eastAsia="仿宋" w:hAnsi="仿宋" w:hint="eastAsia"/>
+          <w:sz w:val="24"/>
+        </w:rPr>
+        <w:t>4.365 m</w:t>
+      </w:r>
+      <w:r>
+        <w:rPr>
+          <w:rFonts w:ascii="仿宋" w:eastAsia="仿宋" w:hAnsi="仿宋" w:hint="eastAsia"/>
+          <w:sz w:val="24"/>
+        </w:rPr>
+        <w:t>、</w:t>
+      </w:r>
+      <w:r>
+        <w:rPr>
+          <w:rFonts w:ascii="仿宋" w:eastAsia="仿宋" w:hAnsi="仿宋" w:hint="eastAsia"/>
+          <w:sz w:val="24"/>
+        </w:rPr>
+        <w:t>0.029 m</w:t>
+      </w:r>
+      <w:r>
+        <w:rPr>
+          <w:rFonts w:ascii="仿宋" w:eastAsia="仿宋" w:hAnsi="仿宋" w:hint="eastAsia"/>
+          <w:sz w:val="24"/>
+        </w:rPr>
+        <w:t>。</w:t>
+      </w:r>
+      <w:r>
+        <w:rPr>
+          <w:rFonts w:ascii="仿宋" w:eastAsia="仿宋" w:hAnsi="仿宋" w:hint="eastAsia"/>
+          <w:sz w:val="24"/>
+        </w:rPr>
+        <w:t>MATLAB</w:t>
+      </w:r>
+      <w:r>
+        <w:rPr>
+          <w:rFonts w:ascii="仿宋" w:eastAsia="仿宋" w:hAnsi="仿宋" w:hint="eastAsia"/>
+          <w:sz w:val="24"/>
+        </w:rPr>
+        <w:t>仿真得到了相同的相对排序。</w:t>
+      </w:r>
+    </w:p>
+    <w:p>
+      <w:pPr>
+        <w:spacing w:line="360" w:lineRule="auto"/>
+        <w:ind w:firstLine="420"/>
+        <w:jc w:val="left"/>
+        <w:rPr>
+          <w:rFonts w:ascii="仿宋" w:eastAsia="仿宋" w:hAnsi="仿宋" w:hint="eastAsia"/>
+          <w:sz w:val="24"/>
+        </w:rPr>
+      </w:pPr>
+      <w:r>
+        <w:rPr>
+          <w:rFonts w:ascii="仿宋" w:eastAsia="仿宋" w:hAnsi="仿宋" w:hint="eastAsia"/>
+          <w:sz w:val="24"/>
+        </w:rPr>
+        <w:t>需要说明的是，仿真误差绝对值明显小于论文实物实验，这是因为仿真未考虑轮胎打滑、地面不平、编码器噪声和执行器延迟等因素；但控制器之间的优劣关系与论文一致，即</w:t>
+      </w:r>
+      <w:r>
+        <w:rPr>
+          <w:rFonts w:ascii="仿宋" w:eastAsia="仿宋" w:hAnsi="仿宋" w:hint="eastAsia"/>
+          <w:sz w:val="24"/>
+        </w:rPr>
+        <w:t>Pure Pursuit+PID</w:t>
+      </w:r>
+      <w:r>
+        <w:rPr>
+          <w:rFonts w:ascii="仿宋" w:eastAsia="仿宋" w:hAnsi="仿宋" w:hint="eastAsia"/>
+          <w:sz w:val="24"/>
+        </w:rPr>
+        <w:t>与</w:t>
+      </w:r>
+      <w:r>
+        <w:rPr>
+          <w:rFonts w:ascii="仿宋" w:eastAsia="仿宋" w:hAnsi="仿宋" w:hint="eastAsia"/>
+          <w:sz w:val="24"/>
+        </w:rPr>
+        <w:t>MPC</w:t>
+      </w:r>
+      <w:r>
+        <w:rPr>
+          <w:rFonts w:ascii="仿宋" w:eastAsia="仿宋" w:hAnsi="仿宋" w:hint="eastAsia"/>
+          <w:sz w:val="24"/>
+        </w:rPr>
+        <w:t>明显优于</w:t>
+      </w:r>
+      <w:r>
+        <w:rPr>
+          <w:rFonts w:ascii="仿宋" w:eastAsia="仿宋" w:hAnsi="仿宋" w:hint="eastAsia"/>
+          <w:sz w:val="24"/>
+        </w:rPr>
+        <w:t>Stanley+PID</w:t>
+      </w:r>
+      <w:r>
+        <w:rPr>
+          <w:rFonts w:ascii="仿宋" w:eastAsia="仿宋" w:hAnsi="仿宋" w:hint="eastAsia"/>
+          <w:sz w:val="24"/>
+        </w:rPr>
+        <w:t>。尤其在曲线路径上，</w:t>
+      </w:r>
+      <w:r>
+        <w:rPr>
+          <w:rFonts w:ascii="仿宋" w:eastAsia="仿宋" w:hAnsi="仿宋" w:hint="eastAsia"/>
+          <w:sz w:val="24"/>
+        </w:rPr>
+        <w:t>Stanley+PID</w:t>
+      </w:r>
+      <w:r>
+        <w:rPr>
+          <w:rFonts w:ascii="仿宋" w:eastAsia="仿宋" w:hAnsi="仿宋" w:hint="eastAsia"/>
+          <w:sz w:val="24"/>
+        </w:rPr>
+        <w:t>对参数和速度更敏感，更容易出现大幅偏离，这与原文关于“</w:t>
+      </w:r>
+      <w:r>
+        <w:rPr>
+          <w:rFonts w:ascii="仿宋" w:eastAsia="仿宋" w:hAnsi="仿宋" w:hint="eastAsia"/>
+          <w:sz w:val="24"/>
+        </w:rPr>
+        <w:t>Stanley</w:t>
+      </w:r>
+      <w:r>
+        <w:rPr>
+          <w:rFonts w:ascii="仿宋" w:eastAsia="仿宋" w:hAnsi="仿宋" w:hint="eastAsia"/>
+          <w:sz w:val="24"/>
+        </w:rPr>
+        <w:t>在急弯处表现较弱”的描述相符。</w:t>
+      </w:r>
+    </w:p>
+    <w:p>
+      <w:pPr>
+        <w:spacing w:line="360" w:lineRule="auto"/>
+        <w:ind w:firstLine="420"/>
+        <w:jc w:val="left"/>
+        <w:rPr>
+          <w:rFonts w:ascii="仿宋" w:eastAsia="仿宋" w:hAnsi="仿宋" w:hint="eastAsia"/>
+          <w:sz w:val="24"/>
+        </w:rPr>
+      </w:pPr>
+      <w:r>
+        <w:rPr>
+          <w:rFonts w:ascii="仿宋" w:eastAsia="仿宋" w:hAnsi="仿宋" w:hint="eastAsia"/>
+          <w:sz w:val="24"/>
+        </w:rPr>
+        <w:t>综合论文实验与仿真复现可以得出：若追求实现简单、计算开销低且满足温室低速需求，</w:t>
+      </w:r>
+      <w:r>
+        <w:rPr>
+          <w:rFonts w:ascii="仿宋" w:eastAsia="仿宋" w:hAnsi="仿宋" w:hint="eastAsia"/>
+          <w:sz w:val="24"/>
+        </w:rPr>
+        <w:t>Pure Pursuit+PID</w:t>
+      </w:r>
+      <w:r>
+        <w:rPr>
+          <w:rFonts w:ascii="仿宋" w:eastAsia="仿宋" w:hAnsi="仿宋" w:hint="eastAsia"/>
+          <w:sz w:val="24"/>
+        </w:rPr>
+        <w:t>是最均衡的方案；若平台算力充足且模型较准确，</w:t>
+      </w:r>
+      <w:r>
+        <w:rPr>
+          <w:rFonts w:ascii="仿宋" w:eastAsia="仿宋" w:hAnsi="仿宋" w:hint="eastAsia"/>
+          <w:sz w:val="24"/>
+        </w:rPr>
+        <w:t>MPC</w:t>
+      </w:r>
+      <w:r>
+        <w:rPr>
+          <w:rFonts w:ascii="仿宋" w:eastAsia="仿宋" w:hAnsi="仿宋" w:hint="eastAsia"/>
+          <w:sz w:val="24"/>
+        </w:rPr>
+        <w:t>可获得更好的局部精度；</w:t>
+      </w:r>
+      <w:r>
+        <w:rPr>
+          <w:rFonts w:ascii="仿宋" w:eastAsia="仿宋" w:hAnsi="仿宋" w:hint="eastAsia"/>
+          <w:sz w:val="24"/>
+        </w:rPr>
+        <w:t>Stanley+PID</w:t>
+      </w:r>
+      <w:r>
+        <w:rPr>
+          <w:rFonts w:ascii="仿宋" w:eastAsia="仿宋" w:hAnsi="仿宋" w:hint="eastAsia"/>
+          <w:sz w:val="24"/>
+        </w:rPr>
+        <w:t>更适合结构化道路环境，而非本文关注的温室曲线路径场景。</w:t>
+      </w:r>
+    </w:p>
+    <w:p>
+      <w:pPr>
+        <w:spacing w:line="360" w:lineRule="auto"/>
+        <w:jc w:val="left"/>
+        <w:rPr>
+          <w:rFonts w:ascii="仿宋" w:eastAsia="仿宋" w:hAnsi="仿宋" w:hint="eastAsia"/>
+          <w:sz w:val="24"/>
+        </w:rPr>
+      </w:pPr>
+    </w:p>
+    <w:p>
+      <w:pPr>
+        <w:spacing w:line="360" w:lineRule="auto"/>
+        <w:jc w:val="left"/>
+        <w:rPr>
+          <w:rFonts w:ascii="仿宋" w:eastAsia="仿宋" w:hAnsi="仿宋" w:hint="eastAsia"/>
+          <w:b/>
+          <w:sz w:val="24"/>
+        </w:rPr>
+      </w:pPr>
+      <w:r>
+        <w:rPr>
+          <w:rFonts w:ascii="仿宋" w:eastAsia="仿宋" w:hAnsi="仿宋" w:hint="eastAsia"/>
+          <w:b/>
+          <w:sz w:val="24"/>
+        </w:rPr>
+        <w:t>（</w:t>
+      </w:r>
+      <w:r>
+        <w:rPr>
+          <w:rFonts w:ascii="仿宋" w:eastAsia="仿宋" w:hAnsi="仿宋" w:hint="eastAsia"/>
+          <w:b/>
+          <w:sz w:val="24"/>
+        </w:rPr>
+        <w:t>4</w:t>
+      </w:r>
+      <w:r>
+        <w:rPr>
+          <w:rFonts w:ascii="仿宋" w:eastAsia="仿宋" w:hAnsi="仿宋" w:hint="eastAsia"/>
+          <w:b/>
+          <w:sz w:val="24"/>
+        </w:rPr>
+        <w:t>）研究结论</w:t>
+      </w:r>
+    </w:p>
+    <w:p>
+      <w:pPr>
+        <w:spacing w:line="360" w:lineRule="auto"/>
+        <w:jc w:val="left"/>
+        <w:rPr>
+          <w:rFonts w:ascii="仿宋" w:eastAsia="仿宋" w:hAnsi="仿宋" w:hint="eastAsia"/>
+          <w:sz w:val="24"/>
+        </w:rPr>
+      </w:pPr>
+    </w:p>
+    <w:p>
+      <w:pPr>
+        <w:spacing w:line="360" w:lineRule="auto"/>
+        <w:ind w:firstLine="420"/>
+        <w:jc w:val="left"/>
+        <w:rPr>
+          <w:rFonts w:ascii="仿宋" w:eastAsia="仿宋" w:hAnsi="仿宋" w:hint="eastAsia"/>
+          <w:sz w:val="24"/>
+        </w:rPr>
+      </w:pPr>
+      <w:r>
+        <w:rPr>
+          <w:rFonts w:ascii="仿宋" w:eastAsia="仿宋" w:hAnsi="仿宋" w:hint="eastAsia"/>
+          <w:sz w:val="24"/>
+        </w:rPr>
+        <w:t>论文得到的主要结论可概括为以下四点：</w:t>
+      </w:r>
+    </w:p>
+    <w:p>
+      <w:pPr>
+        <w:spacing w:line="360" w:lineRule="auto"/>
+        <w:ind w:firstLine="420"/>
+        <w:jc w:val="left"/>
+        <w:rPr>
+          <w:rFonts w:ascii="仿宋" w:eastAsia="仿宋" w:hAnsi="仿宋" w:hint="eastAsia"/>
+          <w:sz w:val="24"/>
+        </w:rPr>
+      </w:pPr>
+      <w:r>
+        <w:rPr>
+          <w:rFonts w:ascii="仿宋" w:eastAsia="仿宋" w:hAnsi="仿宋" w:hint="eastAsia"/>
+          <w:sz w:val="24"/>
+        </w:rPr>
+        <w:t>第一，在机械层面，</w:t>
+      </w:r>
+      <w:r>
+        <w:rPr>
+          <w:rFonts w:ascii="仿宋" w:eastAsia="仿宋" w:hAnsi="仿宋" w:hint="eastAsia"/>
+          <w:sz w:val="24"/>
+        </w:rPr>
+        <w:t>4040</w:t>
+      </w:r>
+      <w:r>
+        <w:rPr>
+          <w:rFonts w:ascii="仿宋" w:eastAsia="仿宋" w:hAnsi="仿宋" w:hint="eastAsia"/>
+          <w:sz w:val="24"/>
+        </w:rPr>
+        <w:t>铝型材机架配合双驱动轮和万向轮的结构，能够满足温室农业机器人在载重、稳定性与维护性方面的需求，是一种实用且易扩展的方案。</w:t>
+      </w:r>
+    </w:p>
+    <w:p>
+      <w:pPr>
+        <w:spacing w:line="360" w:lineRule="auto"/>
+        <w:ind w:firstLine="420"/>
+        <w:jc w:val="left"/>
+        <w:rPr>
+          <w:rFonts w:ascii="仿宋" w:eastAsia="仿宋" w:hAnsi="仿宋" w:hint="eastAsia"/>
+          <w:sz w:val="24"/>
+        </w:rPr>
+      </w:pPr>
+      <w:r>
+        <w:rPr>
+          <w:rFonts w:ascii="仿宋" w:eastAsia="仿宋" w:hAnsi="仿宋" w:hint="eastAsia"/>
+          <w:sz w:val="24"/>
+        </w:rPr>
+        <w:t>第二，在系统层面，</w:t>
+      </w:r>
+      <w:r>
+        <w:rPr>
+          <w:rFonts w:ascii="仿宋" w:eastAsia="仿宋" w:hAnsi="仿宋" w:hint="eastAsia"/>
+          <w:sz w:val="24"/>
+        </w:rPr>
+        <w:t>Raspberry Pi</w:t>
+      </w:r>
+      <w:r>
+        <w:rPr>
+          <w:rFonts w:ascii="仿宋" w:eastAsia="仿宋" w:hAnsi="仿宋" w:hint="eastAsia"/>
+          <w:sz w:val="24"/>
+        </w:rPr>
+        <w:t>与</w:t>
+      </w:r>
+      <w:r>
+        <w:rPr>
+          <w:rFonts w:ascii="仿宋" w:eastAsia="仿宋" w:hAnsi="仿宋" w:hint="eastAsia"/>
+          <w:sz w:val="24"/>
+        </w:rPr>
+        <w:t>Arduino</w:t>
+      </w:r>
+      <w:r>
+        <w:rPr>
+          <w:rFonts w:ascii="仿宋" w:eastAsia="仿宋" w:hAnsi="仿宋" w:hint="eastAsia"/>
+          <w:sz w:val="24"/>
+        </w:rPr>
+        <w:t>的分层架构较好地兼顾了视觉处理与实时电机控制，使机器人在有限成本下具备感知、导航和执行能力。</w:t>
+      </w:r>
+    </w:p>
+    <w:p>
+      <w:pPr>
+        <w:spacing w:line="360" w:lineRule="auto"/>
+        <w:ind w:firstLine="420"/>
+        <w:jc w:val="left"/>
+        <w:rPr>
+          <w:rFonts w:ascii="仿宋" w:eastAsia="仿宋" w:hAnsi="仿宋" w:hint="eastAsia"/>
+          <w:sz w:val="24"/>
+        </w:rPr>
+      </w:pPr>
+      <w:r>
+        <w:rPr>
+          <w:rFonts w:ascii="仿宋" w:eastAsia="仿宋" w:hAnsi="仿宋" w:hint="eastAsia"/>
+          <w:sz w:val="24"/>
+        </w:rPr>
+        <w:t>第三，在控制层面，</w:t>
+      </w:r>
+      <w:r>
+        <w:rPr>
+          <w:rFonts w:ascii="仿宋" w:eastAsia="仿宋" w:hAnsi="仿宋" w:hint="eastAsia"/>
+          <w:sz w:val="24"/>
+        </w:rPr>
+        <w:t>Pure Pursuit+PID</w:t>
+      </w:r>
+      <w:r>
+        <w:rPr>
+          <w:rFonts w:ascii="仿宋" w:eastAsia="仿宋" w:hAnsi="仿宋" w:hint="eastAsia"/>
+          <w:sz w:val="24"/>
+        </w:rPr>
+        <w:t>与</w:t>
+      </w:r>
+      <w:r>
+        <w:rPr>
+          <w:rFonts w:ascii="仿宋" w:eastAsia="仿宋" w:hAnsi="仿宋" w:hint="eastAsia"/>
+          <w:sz w:val="24"/>
+        </w:rPr>
+        <w:t>MPC</w:t>
+      </w:r>
+      <w:r>
+        <w:rPr>
+          <w:rFonts w:ascii="仿宋" w:eastAsia="仿宋" w:hAnsi="仿宋" w:hint="eastAsia"/>
+          <w:sz w:val="24"/>
+        </w:rPr>
+        <w:t>的整体路径跟踪性能优于</w:t>
+      </w:r>
+      <w:r>
+        <w:rPr>
+          <w:rFonts w:ascii="仿宋" w:eastAsia="仿宋" w:hAnsi="仿宋" w:hint="eastAsia"/>
+          <w:sz w:val="24"/>
+        </w:rPr>
+        <w:t>Stanley+PID</w:t>
+      </w:r>
+      <w:r>
+        <w:rPr>
+          <w:rFonts w:ascii="仿宋" w:eastAsia="仿宋" w:hAnsi="仿宋" w:hint="eastAsia"/>
+          <w:sz w:val="24"/>
+        </w:rPr>
+        <w:t>，其中</w:t>
+      </w:r>
+      <w:r>
+        <w:rPr>
+          <w:rFonts w:ascii="仿宋" w:eastAsia="仿宋" w:hAnsi="仿宋" w:hint="eastAsia"/>
+          <w:sz w:val="24"/>
+        </w:rPr>
+        <w:t>Pure Pursuit+PID</w:t>
+      </w:r>
+      <w:r>
+        <w:rPr>
+          <w:rFonts w:ascii="仿宋" w:eastAsia="仿宋" w:hAnsi="仿宋" w:hint="eastAsia"/>
+          <w:sz w:val="24"/>
+        </w:rPr>
+        <w:t>在三条路径上的平均误差最低或接近最低，工程性价比最高。</w:t>
+      </w:r>
+    </w:p>
+    <w:p>
+      <w:pPr>
+        <w:spacing w:line="360" w:lineRule="auto"/>
+        <w:ind w:firstLine="420"/>
+        <w:jc w:val="left"/>
+        <w:rPr>
+          <w:rFonts w:ascii="仿宋" w:eastAsia="仿宋" w:hAnsi="仿宋" w:hint="eastAsia"/>
+          <w:sz w:val="24"/>
+        </w:rPr>
+      </w:pPr>
+      <w:r>
+        <w:rPr>
+          <w:rFonts w:ascii="仿宋" w:eastAsia="仿宋" w:hAnsi="仿宋" w:hint="eastAsia"/>
+          <w:sz w:val="24"/>
+        </w:rPr>
+        <w:t>第四，在工程部署层面，虽然</w:t>
+      </w:r>
+      <w:r>
+        <w:rPr>
+          <w:rFonts w:ascii="仿宋" w:eastAsia="仿宋" w:hAnsi="仿宋" w:hint="eastAsia"/>
+          <w:sz w:val="24"/>
+        </w:rPr>
+        <w:t>MPC</w:t>
+      </w:r>
+      <w:r>
+        <w:rPr>
+          <w:rFonts w:ascii="仿宋" w:eastAsia="仿宋" w:hAnsi="仿宋" w:hint="eastAsia"/>
+          <w:sz w:val="24"/>
+        </w:rPr>
+        <w:t>具有更高理论精度，但受</w:t>
+      </w:r>
+      <w:r>
+        <w:rPr>
+          <w:rFonts w:ascii="仿宋" w:eastAsia="仿宋" w:hAnsi="仿宋" w:hint="eastAsia"/>
+          <w:sz w:val="24"/>
+        </w:rPr>
+        <w:t>Raspberry Pi 4B</w:t>
+      </w:r>
+      <w:r>
+        <w:rPr>
+          <w:rFonts w:ascii="仿宋" w:eastAsia="仿宋" w:hAnsi="仿宋" w:hint="eastAsia"/>
+          <w:sz w:val="24"/>
+        </w:rPr>
+        <w:t>算力和实现复杂度限制，论文最终选择</w:t>
+      </w:r>
+      <w:r>
+        <w:rPr>
+          <w:rFonts w:ascii="仿宋" w:eastAsia="仿宋" w:hAnsi="仿宋" w:hint="eastAsia"/>
+          <w:sz w:val="24"/>
+        </w:rPr>
+        <w:t>Pure Pursuit+PID</w:t>
+      </w:r>
+      <w:r>
+        <w:rPr>
+          <w:rFonts w:ascii="仿宋" w:eastAsia="仿宋" w:hAnsi="仿宋" w:hint="eastAsia"/>
+          <w:sz w:val="24"/>
+        </w:rPr>
+        <w:t>作为温室低速运行场景下的实际控制器。这一选择体现了“满足需求即可，不盲目追求复杂算法”的工程原则。</w:t>
+      </w:r>
+    </w:p>
+    <w:p>
+      <w:pPr>
+        <w:spacing w:line="360" w:lineRule="auto"/>
+        <w:jc w:val="left"/>
+        <w:rPr>
+          <w:rFonts w:ascii="仿宋" w:eastAsia="仿宋" w:hAnsi="仿宋" w:hint="eastAsia"/>
+          <w:sz w:val="24"/>
+        </w:rPr>
+      </w:pPr>
+    </w:p>
+    <w:p>
+      <w:pPr>
+        <w:spacing w:line="360" w:lineRule="auto"/>
+        <w:jc w:val="left"/>
+        <w:rPr>
+          <w:rFonts w:ascii="仿宋" w:eastAsia="仿宋" w:hAnsi="仿宋" w:hint="eastAsia"/>
+          <w:b/>
+          <w:sz w:val="24"/>
+        </w:rPr>
+      </w:pPr>
+      <w:r>
+        <w:rPr>
+          <w:rFonts w:ascii="仿宋" w:eastAsia="仿宋" w:hAnsi="仿宋" w:hint="eastAsia"/>
+          <w:b/>
+          <w:sz w:val="24"/>
+        </w:rPr>
+        <w:t xml:space="preserve">3. </w:t>
+      </w:r>
+      <w:r>
+        <w:rPr>
+          <w:rFonts w:ascii="仿宋" w:eastAsia="仿宋" w:hAnsi="仿宋" w:hint="eastAsia"/>
+          <w:b/>
+          <w:sz w:val="24"/>
+        </w:rPr>
+        <w:t>总结与讨论</w:t>
+      </w:r>
+    </w:p>
+    <w:p>
+      <w:pPr>
+        <w:spacing w:line="360" w:lineRule="auto"/>
+        <w:jc w:val="left"/>
+        <w:rPr>
+          <w:rFonts w:ascii="仿宋" w:eastAsia="仿宋" w:hAnsi="仿宋" w:hint="eastAsia"/>
+          <w:sz w:val="24"/>
+        </w:rPr>
+      </w:pPr>
+    </w:p>
+    <w:p>
+      <w:pPr>
+        <w:spacing w:line="360" w:lineRule="auto"/>
+        <w:ind w:firstLine="420"/>
+        <w:jc w:val="left"/>
+        <w:rPr>
+          <w:rFonts w:ascii="仿宋" w:eastAsia="仿宋" w:hAnsi="仿宋" w:hint="eastAsia"/>
+          <w:sz w:val="24"/>
+        </w:rPr>
+      </w:pPr>
+      <w:r>
+        <w:rPr>
+          <w:rFonts w:ascii="仿宋" w:eastAsia="仿宋" w:hAnsi="仿宋" w:hint="eastAsia"/>
+          <w:sz w:val="24"/>
+        </w:rPr>
+        <w:t>通过研读和复现该论文，我对移动机器人“系统设计”与“控制算法选择”之间的关系有了更具体的认识。控制器性能不仅取决于算法本身，还强烈依赖于速度范围、路径曲率、平台算力和执行器特性。</w:t>
+      </w:r>
+      <w:r>
+        <w:rPr>
+          <w:rFonts w:ascii="仿宋" w:eastAsia="仿宋" w:hAnsi="仿宋" w:hint="eastAsia"/>
+          <w:sz w:val="24"/>
+        </w:rPr>
+        <w:t>Pure Pursuit</w:t>
+      </w:r>
+      <w:r>
+        <w:rPr>
+          <w:rFonts w:ascii="仿宋" w:eastAsia="仿宋" w:hAnsi="仿宋" w:hint="eastAsia"/>
+          <w:sz w:val="24"/>
+        </w:rPr>
+        <w:t>强调几何直观，</w:t>
+      </w:r>
+      <w:r>
+        <w:rPr>
+          <w:rFonts w:ascii="仿宋" w:eastAsia="仿宋" w:hAnsi="仿宋" w:hint="eastAsia"/>
+          <w:sz w:val="24"/>
+        </w:rPr>
+        <w:t>PID</w:t>
+      </w:r>
+      <w:r>
+        <w:rPr>
+          <w:rFonts w:ascii="仿宋" w:eastAsia="仿宋" w:hAnsi="仿宋" w:hint="eastAsia"/>
+          <w:sz w:val="24"/>
+        </w:rPr>
+        <w:t>提供稳定反馈，</w:t>
+      </w:r>
+      <w:r>
+        <w:rPr>
+          <w:rFonts w:ascii="仿宋" w:eastAsia="仿宋" w:hAnsi="仿宋" w:hint="eastAsia"/>
+          <w:sz w:val="24"/>
+        </w:rPr>
+        <w:t>Stanley</w:t>
+      </w:r>
+      <w:r>
+        <w:rPr>
+          <w:rFonts w:ascii="仿宋" w:eastAsia="仿宋" w:hAnsi="仿宋" w:hint="eastAsia"/>
+          <w:sz w:val="24"/>
+        </w:rPr>
+        <w:t>侧重横向误差修正，</w:t>
+      </w:r>
+      <w:r>
+        <w:rPr>
+          <w:rFonts w:ascii="仿宋" w:eastAsia="仿宋" w:hAnsi="仿宋" w:hint="eastAsia"/>
+          <w:sz w:val="24"/>
+        </w:rPr>
+        <w:t>MPC</w:t>
+      </w:r>
+      <w:r>
+        <w:rPr>
+          <w:rFonts w:ascii="仿宋" w:eastAsia="仿宋" w:hAnsi="仿宋" w:hint="eastAsia"/>
+          <w:sz w:val="24"/>
+        </w:rPr>
+        <w:t>则体现预测优化思想，四者在工程中各有适用边界。</w:t>
+      </w:r>
+    </w:p>
+    <w:p>
+      <w:pPr>
+        <w:spacing w:line="360" w:lineRule="auto"/>
+        <w:ind w:firstLine="420"/>
+        <w:jc w:val="left"/>
+        <w:rPr>
+          <w:rFonts w:ascii="仿宋" w:eastAsia="仿宋" w:hAnsi="仿宋" w:hint="eastAsia"/>
+          <w:sz w:val="24"/>
+        </w:rPr>
+      </w:pPr>
+      <w:r>
+        <w:rPr>
+          <w:rFonts w:ascii="仿宋" w:eastAsia="仿宋" w:hAnsi="仿宋" w:hint="eastAsia"/>
+          <w:sz w:val="24"/>
+        </w:rPr>
+        <w:t>本论文的价值在于：它没有停留在单一算法推导，而是把机械、电气、软件和算法放在同一问题框架中讨论，最终给出可落地的农业机器人方案。这种整体式设计思想对机器人学课程学习尤为重要，因为真实机器人项目从来不是“只写一个控制器公式”就能完成的。</w:t>
+      </w:r>
+    </w:p>
+    <w:p>
+      <w:pPr>
+        <w:spacing w:line="360" w:lineRule="auto"/>
+        <w:ind w:firstLine="420"/>
+        <w:jc w:val="left"/>
+        <w:rPr>
+          <w:rFonts w:ascii="仿宋" w:eastAsia="仿宋" w:hAnsi="仿宋" w:hint="eastAsia"/>
+          <w:sz w:val="24"/>
+        </w:rPr>
+      </w:pPr>
+      <w:r>
+        <w:rPr>
+          <w:rFonts w:ascii="仿宋" w:eastAsia="仿宋" w:hAnsi="仿宋" w:hint="eastAsia"/>
+          <w:sz w:val="24"/>
+        </w:rPr>
+        <w:t>在复现过程中，我也认识到仿真与实物实验之间存在差距。理想运动学模型</w:t>
+      </w:r>
+      <w:r>
+        <w:rPr>
+          <w:rFonts w:ascii="仿宋" w:eastAsia="仿宋" w:hAnsi="仿宋" w:hint="eastAsia"/>
+          <w:sz w:val="24"/>
+        </w:rPr>
+        <w:lastRenderedPageBreak/>
+        <w:t>可以帮助我们快速验证控制思想，但若要进一步逼近论文结果，还需要引入轮胎打滑、控制延迟、传感器噪声和更精细的电机模型。未来若继续深入，可在</w:t>
+      </w:r>
+      <w:r>
+        <w:rPr>
+          <w:rFonts w:ascii="仿宋" w:eastAsia="仿宋" w:hAnsi="仿宋" w:hint="eastAsia"/>
+          <w:sz w:val="24"/>
+        </w:rPr>
+        <w:t>ROS/Gazebo</w:t>
+      </w:r>
+      <w:r>
+        <w:rPr>
+          <w:rFonts w:ascii="仿宋" w:eastAsia="仿宋" w:hAnsi="仿宋" w:hint="eastAsia"/>
+          <w:sz w:val="24"/>
+        </w:rPr>
+        <w:t>或实物平台上完成更完整的实验验证。</w:t>
+      </w:r>
+    </w:p>
+    <w:p>
+      <w:pPr>
+        <w:spacing w:line="360" w:lineRule="auto"/>
+        <w:ind w:firstLine="420"/>
+        <w:jc w:val="left"/>
+        <w:rPr>
+          <w:rFonts w:ascii="仿宋" w:eastAsia="仿宋" w:hAnsi="仿宋" w:hint="eastAsia"/>
+          <w:sz w:val="24"/>
+        </w:rPr>
+      </w:pPr>
+      <w:r>
+        <w:rPr>
+          <w:rFonts w:ascii="仿宋" w:eastAsia="仿宋" w:hAnsi="仿宋" w:hint="eastAsia"/>
+          <w:sz w:val="24"/>
+        </w:rPr>
+        <w:t>总体而言，这篇论文是一篇结构清晰、工程导向明确的移动机器人应用研究。它使我理解了差速驱动路径跟踪中的关键问题</w:t>
+      </w:r>
+      <w:r>
+        <w:rPr>
+          <w:rFonts w:ascii="仿宋" w:eastAsia="仿宋" w:hAnsi="仿宋" w:hint="eastAsia"/>
+          <w:sz w:val="24"/>
+        </w:rPr>
+        <w:t>.</w:t>
       </w:r>
     </w:p>
     <w:sectPr>
@@ -8592,7 +12174,7 @@
 </file>
 
 <file path=word/endnotes.xml><?xml version="1.0" encoding="utf-8"?>
-<w:endnotes xmlns:wpc="http://schemas.microsoft.com/office/word/2010/wordprocessingCanvas" xmlns:cx="http://schemas.microsoft.com/office/drawing/2014/chartex" xmlns:cx1="http://schemas.microsoft.com/office/drawing/2015/9/8/chartex" xmlns:cx2="http://schemas.microsoft.com/office/drawing/2015/10/21/chartex" xmlns:cx3="http://schemas.microsoft.com/office/drawing/2016/5/9/chartex" xmlns:cx4="http://schemas.microsoft.com/office/drawing/2016/5/10/chartex" xmlns:cx5="http://schemas.microsoft.com/office/drawing/2016/5/11/chartex" xmlns:cx6="http://schemas.microsoft.com/office/drawing/2016/5/12/chartex" xmlns:cx7="http://schemas.microsoft.com/office/drawing/2016/5/13/chartex" xmlns:cx8="http://schemas.microsoft.com/office/drawing/2016/5/14/chartex" xmlns:mc="http://schemas.openxmlformats.org/markup-compatibility/2006" xmlns:aink="http://schemas.microsoft.com/office/drawing/2016/ink" xmlns:am3d="http://schemas.microsoft.com/office/drawing/2017/model3d" xmlns:o="urn:schemas-microsoft-com:office:office" xmlns:oel="http://schemas.microsoft.com/office/2019/extlst" xmlns:r="http://schemas.openxmlformats.org/officeDocument/2006/relationships" xmlns:m="http://schemas.openxmlformats.org/officeDocument/2006/math" xmlns:v="urn:schemas-microsoft-com:vml" xmlns:wp14="http://schemas.microsoft.com/office/word/2010/wordprocessingDrawing" xmlns:wp="http://schemas.openxmlformats.org/drawingml/2006/wordprocessingDrawing" xmlns:w10="urn:schemas-microsoft-com:office:word" xmlns:w="http://schemas.openxmlformats.org/wordprocessingml/2006/main" xmlns:w14="http://schemas.microsoft.com/office/word/2010/wordml" xmlns:w15="http://schemas.microsoft.com/office/word/2012/wordml" xmlns:w16cex="http://schemas.microsoft.com/office/word/2018/wordml/cex" xmlns:w16cid="http://schemas.microsoft.com/office/word/2016/wordml/cid" xmlns:w16="http://schemas.microsoft.com/office/word/2018/wordml" xmlns:w16du="http://schemas.microsoft.com/office/word/2023/wordml/word16du" xmlns:w16sdtdh="http://schemas.microsoft.com/office/word/2020/wordml/sdtdatahash" xmlns:w16se="http://schemas.microsoft.com/office/word/2015/wordml/symex" xmlns:wpg="http://schemas.microsoft.com/office/word/2010/wordprocessingGroup" xmlns:wpi="http://schemas.microsoft.com/office/word/2010/wordprocessingInk" xmlns:wne="http://schemas.microsoft.com/office/word/2006/wordml" xmlns:wps="http://schemas.microsoft.com/office/word/2010/wordprocessingShape" mc:Ignorable="w14 w15 w16se w16cid w16 w16cex w16sdtdh w16du wp14">
+<w:endnotes xmlns:wpc="http://schemas.microsoft.com/office/word/2010/wordprocessingCanvas" xmlns:cx="http://schemas.microsoft.com/office/drawing/2014/chartex" xmlns:cx1="http://schemas.microsoft.com/office/drawing/2015/9/8/chartex" xmlns:cx2="http://schemas.microsoft.com/office/drawing/2015/10/21/chartex" xmlns:cx3="http://schemas.microsoft.com/office/drawing/2016/5/9/chartex" xmlns:cx4="http://schemas.microsoft.com/office/drawing/2016/5/10/chartex" xmlns:cx5="http://schemas.microsoft.com/office/drawing/2016/5/11/chartex" xmlns:cx6="http://schemas.microsoft.com/office/drawing/2016/5/12/chartex" xmlns:cx7="http://schemas.microsoft.com/office/drawing/2016/5/13/chartex" xmlns:cx8="http://schemas.microsoft.com/office/drawing/2016/5/14/chartex" xmlns:mc="http://schemas.openxmlformats.org/markup-compatibility/2006" xmlns:aink="http://schemas.microsoft.com/office/drawing/2016/ink" xmlns:am3d="http://schemas.microsoft.com/office/drawing/2017/model3d" xmlns:o="urn:schemas-microsoft-com:office:office" xmlns:oel="http://schemas.microsoft.com/office/2019/extlst" xmlns:r="http://schemas.openxmlformats.org/officeDocument/2006/relationships" xmlns:m="http://schemas.openxmlformats.org/officeDocument/2006/math" xmlns:v="urn:schemas-microsoft-com:vml" xmlns:wp14="http://schemas.microsoft.com/office/word/2010/wordprocessingDrawing" xmlns:wp="http://schemas.openxmlformats.org/drawingml/2006/wordprocessingDrawing" xmlns:w10="urn:schemas-microsoft-com:office:word" xmlns:w="http://schemas.openxmlformats.org/wordprocessingml/2006/main" xmlns:w14="http://schemas.microsoft.com/office/word/2010/wordml" xmlns:w15="http://schemas.microsoft.com/office/word/2012/wordml" xmlns:w16cex="http://schemas.microsoft.com/office/word/2018/wordml/cex" xmlns:w16cid="http://schemas.microsoft.com/office/word/2016/wordml/cid" xmlns:w16="http://schemas.microsoft.com/office/word/2018/wordml" xmlns:w16sdtdh="http://schemas.microsoft.com/office/word/2020/wordml/sdtdatahash" xmlns:w16se="http://schemas.microsoft.com/office/word/2015/wordml/symex" xmlns:wpg="http://schemas.microsoft.com/office/word/2010/wordprocessingGroup" xmlns:wpi="http://schemas.microsoft.com/office/word/2010/wordprocessingInk" xmlns:wne="http://schemas.microsoft.com/office/word/2006/wordml" xmlns:wps="http://schemas.microsoft.com/office/word/2010/wordprocessingShape" mc:Ignorable="w14 w15 w16se w16cid w16 w16cex w16sdtdh wp14">
   <w:endnote w:type="separator" w:id="-1">
     <w:p>
       <w:pPr>
@@ -8621,7 +12203,7 @@
 </file>
 
 <file path=word/footnotes.xml><?xml version="1.0" encoding="utf-8"?>
-<w:footnotes xmlns:wpc="http://schemas.microsoft.com/office/word/2010/wordprocessingCanvas" xmlns:cx="http://schemas.microsoft.com/office/drawing/2014/chartex" xmlns:cx1="http://schemas.microsoft.com/office/drawing/2015/9/8/chartex" xmlns:cx2="http://schemas.microsoft.com/office/drawing/2015/10/21/chartex" xmlns:cx3="http://schemas.microsoft.com/office/drawing/2016/5/9/chartex" xmlns:cx4="http://schemas.microsoft.com/office/drawing/2016/5/10/chartex" xmlns:cx5="http://schemas.microsoft.com/office/drawing/2016/5/11/chartex" xmlns:cx6="http://schemas.microsoft.com/office/drawing/2016/5/12/chartex" xmlns:cx7="http://schemas.microsoft.com/office/drawing/2016/5/13/chartex" xmlns:cx8="http://schemas.microsoft.com/office/drawing/2016/5/14/chartex" xmlns:mc="http://schemas.openxmlformats.org/markup-compatibility/2006" xmlns:aink="http://schemas.microsoft.com/office/drawing/2016/ink" xmlns:am3d="http://schemas.microsoft.com/office/drawing/2017/model3d" xmlns:o="urn:schemas-microsoft-com:office:office" xmlns:oel="http://schemas.microsoft.com/office/2019/extlst" xmlns:r="http://schemas.openxmlformats.org/officeDocument/2006/relationships" xmlns:m="http://schemas.openxmlformats.org/officeDocument/2006/math" xmlns:v="urn:schemas-microsoft-com:vml" xmlns:wp14="http://schemas.microsoft.com/office/word/2010/wordprocessingDrawing" xmlns:wp="http://schemas.openxmlformats.org/drawingml/2006/wordprocessingDrawing" xmlns:w10="urn:schemas-microsoft-com:office:word" xmlns:w="http://schemas.openxmlformats.org/wordprocessingml/2006/main" xmlns:w14="http://schemas.microsoft.com/office/word/2010/wordml" xmlns:w15="http://schemas.microsoft.com/office/word/2012/wordml" xmlns:w16cex="http://schemas.microsoft.com/office/word/2018/wordml/cex" xmlns:w16cid="http://schemas.microsoft.com/office/word/2016/wordml/cid" xmlns:w16="http://schemas.microsoft.com/office/word/2018/wordml" xmlns:w16du="http://schemas.microsoft.com/office/word/2023/wordml/word16du" xmlns:w16sdtdh="http://schemas.microsoft.com/office/word/2020/wordml/sdtdatahash" xmlns:w16se="http://schemas.microsoft.com/office/word/2015/wordml/symex" xmlns:wpg="http://schemas.microsoft.com/office/word/2010/wordprocessingGroup" xmlns:wpi="http://schemas.microsoft.com/office/word/2010/wordprocessingInk" xmlns:wne="http://schemas.microsoft.com/office/word/2006/wordml" xmlns:wps="http://schemas.microsoft.com/office/word/2010/wordprocessingShape" mc:Ignorable="w14 w15 w16se w16cid w16 w16cex w16sdtdh w16du wp14">
+<w:footnotes xmlns:wpc="http://schemas.microsoft.com/office/word/2010/wordprocessingCanvas" xmlns:cx="http://schemas.microsoft.com/office/drawing/2014/chartex" xmlns:cx1="http://schemas.microsoft.com/office/drawing/2015/9/8/chartex" xmlns:cx2="http://schemas.microsoft.com/office/drawing/2015/10/21/chartex" xmlns:cx3="http://schemas.microsoft.com/office/drawing/2016/5/9/chartex" xmlns:cx4="http://schemas.microsoft.com/office/drawing/2016/5/10/chartex" xmlns:cx5="http://schemas.microsoft.com/office/drawing/2016/5/11/chartex" xmlns:cx6="http://schemas.microsoft.com/office/drawing/2016/5/12/chartex" xmlns:cx7="http://schemas.microsoft.com/office/drawing/2016/5/13/chartex" xmlns:cx8="http://schemas.microsoft.com/office/drawing/2016/5/14/chartex" xmlns:mc="http://schemas.openxmlformats.org/markup-compatibility/2006" xmlns:aink="http://schemas.microsoft.com/office/drawing/2016/ink" xmlns:am3d="http://schemas.microsoft.com/office/drawing/2017/model3d" xmlns:o="urn:schemas-microsoft-com:office:office" xmlns:oel="http://schemas.microsoft.com/office/2019/extlst" xmlns:r="http://schemas.openxmlformats.org/officeDocument/2006/relationships" xmlns:m="http://schemas.openxmlformats.org/officeDocument/2006/math" xmlns:v="urn:schemas-microsoft-com:vml" xmlns:wp14="http://schemas.microsoft.com/office/word/2010/wordprocessingDrawing" xmlns:wp="http://schemas.openxmlformats.org/drawingml/2006/wordprocessingDrawing" xmlns:w10="urn:schemas-microsoft-com:office:word" xmlns:w="http://schemas.openxmlformats.org/wordprocessingml/2006/main" xmlns:w14="http://schemas.microsoft.com/office/word/2010/wordml" xmlns:w15="http://schemas.microsoft.com/office/word/2012/wordml" xmlns:w16cex="http://schemas.microsoft.com/office/word/2018/wordml/cex" xmlns:w16cid="http://schemas.microsoft.com/office/word/2016/wordml/cid" xmlns:w16="http://schemas.microsoft.com/office/word/2018/wordml" xmlns:w16sdtdh="http://schemas.microsoft.com/office/word/2020/wordml/sdtdatahash" xmlns:w16se="http://schemas.microsoft.com/office/word/2015/wordml/symex" xmlns:wpg="http://schemas.microsoft.com/office/word/2010/wordprocessingGroup" xmlns:wpi="http://schemas.microsoft.com/office/word/2010/wordprocessingInk" xmlns:wne="http://schemas.microsoft.com/office/word/2006/wordml" xmlns:wps="http://schemas.microsoft.com/office/word/2010/wordprocessingShape" mc:Ignorable="w14 w15 w16se w16cid w16 w16cex w16sdtdh wp14">
   <w:footnote w:type="separator" w:id="-1">
     <w:p>
       <w:pPr>
@@ -8650,7 +12232,7 @@
 </file>
 
 <file path=word/numbering.xml><?xml version="1.0" encoding="utf-8"?>
-<w:numbering xmlns:wpc="http://schemas.microsoft.com/office/word/2010/wordprocessingCanvas" xmlns:cx="http://schemas.microsoft.com/office/drawing/2014/chartex" xmlns:cx1="http://schemas.microsoft.com/office/drawing/2015/9/8/chartex" xmlns:cx2="http://schemas.microsoft.com/office/drawing/2015/10/21/chartex" xmlns:cx3="http://schemas.microsoft.com/office/drawing/2016/5/9/chartex" xmlns:cx4="http://schemas.microsoft.com/office/drawing/2016/5/10/chartex" xmlns:cx5="http://schemas.microsoft.com/office/drawing/2016/5/11/chartex" xmlns:cx6="http://schemas.microsoft.com/office/drawing/2016/5/12/chartex" xmlns:cx7="http://schemas.microsoft.com/office/drawing/2016/5/13/chartex" xmlns:cx8="http://schemas.microsoft.com/office/drawing/2016/5/14/chartex" xmlns:mc="http://schemas.openxmlformats.org/markup-compatibility/2006" xmlns:aink="http://schemas.microsoft.com/office/drawing/2016/ink" xmlns:am3d="http://schemas.microsoft.com/office/drawing/2017/model3d" xmlns:o="urn:schemas-microsoft-com:office:office" xmlns:oel="http://schemas.microsoft.com/office/2019/extlst" xmlns:r="http://schemas.openxmlformats.org/officeDocument/2006/relationships" xmlns:m="http://schemas.openxmlformats.org/officeDocument/2006/math" xmlns:v="urn:schemas-microsoft-com:vml" xmlns:wp14="http://schemas.microsoft.com/office/word/2010/wordprocessingDrawing" xmlns:wp="http://schemas.openxmlformats.org/drawingml/2006/wordprocessingDrawing" xmlns:w10="urn:schemas-microsoft-com:office:word" xmlns:w="http://schemas.openxmlformats.org/wordprocessingml/2006/main" xmlns:w14="http://schemas.microsoft.com/office/word/2010/wordml" xmlns:w15="http://schemas.microsoft.com/office/word/2012/wordml" xmlns:w16cex="http://schemas.microsoft.com/office/word/2018/wordml/cex" xmlns:w16cid="http://schemas.microsoft.com/office/word/2016/wordml/cid" xmlns:w16="http://schemas.microsoft.com/office/word/2018/wordml" xmlns:w16du="http://schemas.microsoft.com/office/word/2023/wordml/word16du" xmlns:w16sdtdh="http://schemas.microsoft.com/office/word/2020/wordml/sdtdatahash" xmlns:w16se="http://schemas.microsoft.com/office/word/2015/wordml/symex" xmlns:wpg="http://schemas.microsoft.com/office/word/2010/wordprocessingGroup" xmlns:wpi="http://schemas.microsoft.com/office/word/2010/wordprocessingInk" xmlns:wne="http://schemas.microsoft.com/office/word/2006/wordml" xmlns:wps="http://schemas.microsoft.com/office/word/2010/wordprocessingShape" mc:Ignorable="w14 w15 w16se w16cid w16 w16cex w16sdtdh w16du wp14">
+<w:numbering xmlns:wpc="http://schemas.microsoft.com/office/word/2010/wordprocessingCanvas" xmlns:cx="http://schemas.microsoft.com/office/drawing/2014/chartex" xmlns:cx1="http://schemas.microsoft.com/office/drawing/2015/9/8/chartex" xmlns:cx2="http://schemas.microsoft.com/office/drawing/2015/10/21/chartex" xmlns:cx3="http://schemas.microsoft.com/office/drawing/2016/5/9/chartex" xmlns:cx4="http://schemas.microsoft.com/office/drawing/2016/5/10/chartex" xmlns:cx5="http://schemas.microsoft.com/office/drawing/2016/5/11/chartex" xmlns:cx6="http://schemas.microsoft.com/office/drawing/2016/5/12/chartex" xmlns:cx7="http://schemas.microsoft.com/office/drawing/2016/5/13/chartex" xmlns:cx8="http://schemas.microsoft.com/office/drawing/2016/5/14/chartex" xmlns:mc="http://schemas.openxmlformats.org/markup-compatibility/2006" xmlns:aink="http://schemas.microsoft.com/office/drawing/2016/ink" xmlns:am3d="http://schemas.microsoft.com/office/drawing/2017/model3d" xmlns:o="urn:schemas-microsoft-com:office:office" xmlns:oel="http://schemas.microsoft.com/office/2019/extlst" xmlns:r="http://schemas.openxmlformats.org/officeDocument/2006/relationships" xmlns:m="http://schemas.openxmlformats.org/officeDocument/2006/math" xmlns:v="urn:schemas-microsoft-com:vml" xmlns:wp14="http://schemas.microsoft.com/office/word/2010/wordprocessingDrawing" xmlns:wp="http://schemas.openxmlformats.org/drawingml/2006/wordprocessingDrawing" xmlns:w10="urn:schemas-microsoft-com:office:word" xmlns:w="http://schemas.openxmlformats.org/wordprocessingml/2006/main" xmlns:w14="http://schemas.microsoft.com/office/word/2010/wordml" xmlns:w15="http://schemas.microsoft.com/office/word/2012/wordml" xmlns:w16cex="http://schemas.microsoft.com/office/word/2018/wordml/cex" xmlns:w16cid="http://schemas.microsoft.com/office/word/2016/wordml/cid" xmlns:w16="http://schemas.microsoft.com/office/word/2018/wordml" xmlns:w16sdtdh="http://schemas.microsoft.com/office/word/2020/wordml/sdtdatahash" xmlns:w16se="http://schemas.microsoft.com/office/word/2015/wordml/symex" xmlns:wpg="http://schemas.microsoft.com/office/word/2010/wordprocessingGroup" xmlns:wpi="http://schemas.microsoft.com/office/word/2010/wordprocessingInk" xmlns:wne="http://schemas.microsoft.com/office/word/2006/wordml" xmlns:wps="http://schemas.microsoft.com/office/word/2010/wordprocessingShape" mc:Ignorable="w14 w15 w16se w16cid w16 w16cex w16sdtdh wp14">
   <w:abstractNum w:abstractNumId="0" w15:restartNumberingAfterBreak="0">
     <w:nsid w:val="08CF2FE6"/>
     <w:multiLevelType w:val="multilevel"/>
@@ -8887,7 +12469,7 @@
 </file>
 
 <file path=word/styles.xml><?xml version="1.0" encoding="utf-8"?>
-<w:styles xmlns:mc="http://schemas.openxmlformats.org/markup-compatibility/2006" xmlns:r="http://schemas.openxmlformats.org/officeDocument/2006/relationships" xmlns:w="http://schemas.openxmlformats.org/wordprocessingml/2006/main" xmlns:w14="http://schemas.microsoft.com/office/word/2010/wordml" xmlns:w15="http://schemas.microsoft.com/office/word/2012/wordml" xmlns:w16cex="http://schemas.microsoft.com/office/word/2018/wordml/cex" xmlns:w16cid="http://schemas.microsoft.com/office/word/2016/wordml/cid" xmlns:w16="http://schemas.microsoft.com/office/word/2018/wordml" xmlns:w16du="http://schemas.microsoft.com/office/word/2023/wordml/word16du" xmlns:w16sdtdh="http://schemas.microsoft.com/office/word/2020/wordml/sdtdatahash" xmlns:w16se="http://schemas.microsoft.com/office/word/2015/wordml/symex" mc:Ignorable="w14 w15 w16se w16cid w16 w16cex w16sdtdh w16du">
+<w:styles xmlns:mc="http://schemas.openxmlformats.org/markup-compatibility/2006" xmlns:r="http://schemas.openxmlformats.org/officeDocument/2006/relationships" xmlns:w="http://schemas.openxmlformats.org/wordprocessingml/2006/main" xmlns:w14="http://schemas.microsoft.com/office/word/2010/wordml" xmlns:w15="http://schemas.microsoft.com/office/word/2012/wordml" xmlns:w16cex="http://schemas.microsoft.com/office/word/2018/wordml/cex" xmlns:w16cid="http://schemas.microsoft.com/office/word/2016/wordml/cid" xmlns:w16="http://schemas.microsoft.com/office/word/2018/wordml" xmlns:w16sdtdh="http://schemas.microsoft.com/office/word/2020/wordml/sdtdatahash" xmlns:w16se="http://schemas.microsoft.com/office/word/2015/wordml/symex" mc:Ignorable="w14 w15 w16se w16cid w16 w16cex w16sdtdh">
   <w:docDefaults>
     <w:rPrDefault>
       <w:rPr>
@@ -9359,6 +12941,7 @@
   <w:style w:type="character" w:default="1" w:styleId="a0">
     <w:name w:val="Default Paragraph Font"/>
     <w:uiPriority w:val="1"/>
+    <w:semiHidden/>
     <w:unhideWhenUsed/>
   </w:style>
   <w:style w:type="table" w:default="1" w:styleId="a1">
